--- a/src/main/java/resumepreparation/Resume-interview preparation.docx
+++ b/src/main/java/resumepreparation/Resume-interview preparation.docx
@@ -108,7 +108,7 @@
     <w:p>
       <w:r>
         <w:pict w14:anchorId="18BABC59">
-          <v:rect id="_x0000_i1043" style="width:8in;height:0" o:hrpct="0" o:hralign="center" o:hrstd="t" o:hr="t" fillcolor="#a0a0a0" stroked="f"/>
+          <v:rect id="_x0000_i1025" style="width:8in;height:0" o:hrpct="0" o:hralign="center" o:hrstd="t" o:hr="t" fillcolor="#a0a0a0" stroked="f"/>
         </w:pict>
       </w:r>
     </w:p>
@@ -226,13 +226,8 @@
     </w:p>
     <w:p>
       <w:r>
-        <w:t>INSERT INTO employees (id, name, role) VALUES (1, 'Rajesh', 'Manager'</w:t>
-      </w:r>
-      <w:proofErr w:type="gramStart"/>
-      <w:r>
-        <w:t>);</w:t>
-      </w:r>
-      <w:proofErr w:type="gramEnd"/>
+        <w:t>INSERT INTO employees (id, name, role) VALUES (1, 'Rajesh', 'Manager');</w:t>
+      </w:r>
     </w:p>
     <w:p>
       <w:pPr>
@@ -269,13 +264,8 @@
     </w:p>
     <w:p>
       <w:r>
-        <w:t xml:space="preserve">SELECT * FROM employees WHERE id = </w:t>
-      </w:r>
-      <w:proofErr w:type="gramStart"/>
-      <w:r>
-        <w:t>1;</w:t>
-      </w:r>
-      <w:proofErr w:type="gramEnd"/>
+        <w:t>SELECT * FROM employees WHERE id = 1;</w:t>
+      </w:r>
     </w:p>
     <w:p>
       <w:pPr>
@@ -312,13 +302,8 @@
     </w:p>
     <w:p>
       <w:r>
-        <w:t xml:space="preserve">UPDATE employees SET role = 'Senior Manager' WHERE id = </w:t>
-      </w:r>
-      <w:proofErr w:type="gramStart"/>
-      <w:r>
-        <w:t>1;</w:t>
-      </w:r>
-      <w:proofErr w:type="gramEnd"/>
+        <w:t>UPDATE employees SET role = 'Senior Manager' WHERE id = 1;</w:t>
+      </w:r>
     </w:p>
     <w:p>
       <w:pPr>
@@ -356,18 +341,13 @@
     <w:p>
       <w:r>
         <w:lastRenderedPageBreak/>
-        <w:t xml:space="preserve">DELETE FROM employees WHERE id = </w:t>
-      </w:r>
-      <w:proofErr w:type="gramStart"/>
-      <w:r>
-        <w:t>1;</w:t>
-      </w:r>
-      <w:proofErr w:type="gramEnd"/>
+        <w:t>DELETE FROM employees WHERE id = 1;</w:t>
+      </w:r>
     </w:p>
     <w:p>
       <w:r>
         <w:pict w14:anchorId="4ED8658B">
-          <v:rect id="_x0000_i1044" style="width:8in;height:0" o:hrpct="0" o:hralign="center" o:hrstd="t" o:hr="t" fillcolor="#a0a0a0" stroked="f"/>
+          <v:rect id="_x0000_i1026" style="width:8in;height:0" o:hrpct="0" o:hralign="center" o:hrstd="t" o:hr="t" fillcolor="#a0a0a0" stroked="f"/>
         </w:pict>
       </w:r>
     </w:p>
@@ -696,31 +676,13 @@
     </w:p>
     <w:p>
       <w:proofErr w:type="spellStart"/>
-      <w:proofErr w:type="gramStart"/>
-      <w:r>
-        <w:t>db.employees</w:t>
-      </w:r>
-      <w:proofErr w:type="gramEnd"/>
-      <w:r>
-        <w:t>.</w:t>
-      </w:r>
-      <w:proofErr w:type="gramStart"/>
-      <w:r>
-        <w:t>insertOne</w:t>
-      </w:r>
-      <w:proofErr w:type="spellEnd"/>
-      <w:r>
-        <w:t>({ id</w:t>
-      </w:r>
-      <w:proofErr w:type="gramEnd"/>
-      <w:r>
-        <w:t>: 1, name: "Rajesh", role: "Manager</w:t>
-      </w:r>
-      <w:proofErr w:type="gramStart"/>
-      <w:r>
-        <w:t>" });</w:t>
-      </w:r>
-      <w:proofErr w:type="gramEnd"/>
+      <w:r>
+        <w:t>db.employees.insertOne</w:t>
+      </w:r>
+      <w:proofErr w:type="spellEnd"/>
+      <w:r>
+        <w:t>({ id: 1, name: "Rajesh", role: "Manager" });</w:t>
+      </w:r>
     </w:p>
     <w:p>
       <w:pPr>
@@ -758,31 +720,13 @@
     </w:p>
     <w:p>
       <w:proofErr w:type="spellStart"/>
-      <w:proofErr w:type="gramStart"/>
-      <w:r>
-        <w:t>db.employees</w:t>
-      </w:r>
-      <w:proofErr w:type="gramEnd"/>
-      <w:r>
-        <w:t>.</w:t>
-      </w:r>
-      <w:proofErr w:type="gramStart"/>
-      <w:r>
-        <w:t>find</w:t>
-      </w:r>
-      <w:proofErr w:type="spellEnd"/>
-      <w:r>
-        <w:t>({ id</w:t>
-      </w:r>
-      <w:proofErr w:type="gramEnd"/>
-      <w:r>
-        <w:t xml:space="preserve">: </w:t>
-      </w:r>
-      <w:proofErr w:type="gramStart"/>
-      <w:r>
-        <w:t>1 });</w:t>
-      </w:r>
-      <w:proofErr w:type="gramEnd"/>
+      <w:r>
+        <w:t>db.employees.find</w:t>
+      </w:r>
+      <w:proofErr w:type="spellEnd"/>
+      <w:r>
+        <w:t>({ id: 1 });</w:t>
+      </w:r>
     </w:p>
     <w:p>
       <w:pPr>
@@ -819,63 +763,13 @@
     </w:p>
     <w:p>
       <w:proofErr w:type="spellStart"/>
-      <w:proofErr w:type="gramStart"/>
-      <w:r>
-        <w:t>db.employees</w:t>
-      </w:r>
-      <w:proofErr w:type="gramEnd"/>
-      <w:r>
-        <w:t>.</w:t>
-      </w:r>
-      <w:proofErr w:type="gramStart"/>
-      <w:r>
-        <w:t>updateOne</w:t>
-      </w:r>
-      <w:proofErr w:type="spellEnd"/>
-      <w:r>
-        <w:t>({ id</w:t>
-      </w:r>
-      <w:proofErr w:type="gramEnd"/>
-      <w:r>
-        <w:t xml:space="preserve">: </w:t>
-      </w:r>
-      <w:proofErr w:type="gramStart"/>
-      <w:r>
-        <w:t>1 }</w:t>
-      </w:r>
-      <w:proofErr w:type="gramEnd"/>
-      <w:r>
-        <w:t xml:space="preserve">, </w:t>
-      </w:r>
-      <w:proofErr w:type="gramStart"/>
-      <w:r>
-        <w:t>{ $</w:t>
-      </w:r>
-      <w:proofErr w:type="gramEnd"/>
-      <w:r>
-        <w:t xml:space="preserve">set: </w:t>
-      </w:r>
-      <w:proofErr w:type="gramStart"/>
-      <w:r>
-        <w:t>{ role</w:t>
-      </w:r>
-      <w:proofErr w:type="gramEnd"/>
-      <w:r>
-        <w:t>: "Senior Manager</w:t>
-      </w:r>
-      <w:proofErr w:type="gramStart"/>
-      <w:r>
-        <w:t>" }</w:t>
-      </w:r>
-      <w:proofErr w:type="gramEnd"/>
-      <w:r>
-        <w:t xml:space="preserve"> }</w:t>
-      </w:r>
-      <w:proofErr w:type="gramStart"/>
-      <w:r>
-        <w:t>);</w:t>
-      </w:r>
-      <w:proofErr w:type="gramEnd"/>
+      <w:r>
+        <w:t>db.employees.updateOne</w:t>
+      </w:r>
+      <w:proofErr w:type="spellEnd"/>
+      <w:r>
+        <w:t>({ id: 1 }, { $set: { role: "Senior Manager" } });</w:t>
+      </w:r>
     </w:p>
     <w:p>
       <w:pPr>
@@ -912,31 +806,13 @@
     </w:p>
     <w:p>
       <w:proofErr w:type="spellStart"/>
-      <w:proofErr w:type="gramStart"/>
-      <w:r>
-        <w:t>db.employees</w:t>
-      </w:r>
-      <w:proofErr w:type="gramEnd"/>
-      <w:r>
-        <w:t>.</w:t>
-      </w:r>
-      <w:proofErr w:type="gramStart"/>
-      <w:r>
-        <w:t>deleteOne</w:t>
-      </w:r>
-      <w:proofErr w:type="spellEnd"/>
-      <w:r>
-        <w:t>({ id</w:t>
-      </w:r>
-      <w:proofErr w:type="gramEnd"/>
-      <w:r>
-        <w:t xml:space="preserve">: </w:t>
-      </w:r>
-      <w:proofErr w:type="gramStart"/>
-      <w:r>
-        <w:t>1 });</w:t>
-      </w:r>
-      <w:proofErr w:type="gramEnd"/>
+      <w:r>
+        <w:t>db.employees.deleteOne</w:t>
+      </w:r>
+      <w:proofErr w:type="spellEnd"/>
+      <w:r>
+        <w:t>({ id: 1 });</w:t>
+      </w:r>
     </w:p>
     <w:p>
       <w:pPr>
@@ -1050,73 +926,23 @@
     </w:p>
     <w:p>
       <w:r>
-        <w:t>"Item</w:t>
-      </w:r>
-      <w:proofErr w:type="gramStart"/>
-      <w:r>
-        <w:t>": {</w:t>
-      </w:r>
-      <w:proofErr w:type="gramEnd"/>
-    </w:p>
-    <w:p>
-      <w:r>
-        <w:t>"id</w:t>
-      </w:r>
-      <w:proofErr w:type="gramStart"/>
-      <w:r>
-        <w:t>": {</w:t>
-      </w:r>
-      <w:proofErr w:type="gramEnd"/>
-      <w:r>
-        <w:t>"N": "</w:t>
-      </w:r>
-      <w:proofErr w:type="gramStart"/>
-      <w:r>
-        <w:t>1"}</w:t>
-      </w:r>
-      <w:proofErr w:type="gramEnd"/>
-      <w:r>
-        <w:t>,</w:t>
-      </w:r>
-    </w:p>
-    <w:p>
-      <w:r>
-        <w:t>"name</w:t>
-      </w:r>
-      <w:proofErr w:type="gramStart"/>
-      <w:r>
-        <w:t>": {</w:t>
-      </w:r>
-      <w:proofErr w:type="gramEnd"/>
-      <w:r>
-        <w:t>"S": "</w:t>
-      </w:r>
-      <w:proofErr w:type="gramStart"/>
-      <w:r>
-        <w:t>Rajesh"}</w:t>
-      </w:r>
-      <w:proofErr w:type="gramEnd"/>
-      <w:r>
-        <w:t>,</w:t>
-      </w:r>
-    </w:p>
-    <w:p>
-      <w:r>
-        <w:t>"role</w:t>
-      </w:r>
-      <w:proofErr w:type="gramStart"/>
-      <w:r>
-        <w:t>": {</w:t>
-      </w:r>
-      <w:proofErr w:type="gramEnd"/>
-      <w:r>
-        <w:t>"S": "</w:t>
-      </w:r>
-      <w:proofErr w:type="gramStart"/>
-      <w:r>
-        <w:t>Manager"}</w:t>
-      </w:r>
-      <w:proofErr w:type="gramEnd"/>
+        <w:t>"Item": {</w:t>
+      </w:r>
+    </w:p>
+    <w:p>
+      <w:r>
+        <w:t>"id": {"N": "1"},</w:t>
+      </w:r>
+    </w:p>
+    <w:p>
+      <w:r>
+        <w:t>"name": {"S": "Rajesh"},</w:t>
+      </w:r>
+    </w:p>
+    <w:p>
+      <w:r>
+        <w:t>"role": {"S": "Manager"}</w:t>
+      </w:r>
     </w:p>
     <w:p>
       <w:r>
@@ -1181,29 +1007,8 @@
     </w:p>
     <w:p>
       <w:r>
-        <w:t xml:space="preserve">"Key": </w:t>
-      </w:r>
-      <w:proofErr w:type="gramStart"/>
-      <w:r>
-        <w:t>{ "</w:t>
-      </w:r>
-      <w:proofErr w:type="gramEnd"/>
-      <w:r>
-        <w:t>id</w:t>
-      </w:r>
-      <w:proofErr w:type="gramStart"/>
-      <w:r>
-        <w:t>": {</w:t>
-      </w:r>
-      <w:proofErr w:type="gramEnd"/>
-      <w:r>
-        <w:t>"N": "1"</w:t>
-      </w:r>
-      <w:proofErr w:type="gramStart"/>
-      <w:r>
-        <w:t>} }</w:t>
-      </w:r>
-      <w:proofErr w:type="gramEnd"/>
+        <w:t>"Key": { "id": {"N": "1"} }</w:t>
+      </w:r>
     </w:p>
     <w:p>
       <w:r>
@@ -1264,31 +1069,7 @@
     </w:p>
     <w:p>
       <w:r>
-        <w:t xml:space="preserve">"Key": </w:t>
-      </w:r>
-      <w:proofErr w:type="gramStart"/>
-      <w:r>
-        <w:t>{ "</w:t>
-      </w:r>
-      <w:proofErr w:type="gramEnd"/>
-      <w:r>
-        <w:t>id</w:t>
-      </w:r>
-      <w:proofErr w:type="gramStart"/>
-      <w:r>
-        <w:t>": {</w:t>
-      </w:r>
-      <w:proofErr w:type="gramEnd"/>
-      <w:r>
-        <w:t>"N": "1"</w:t>
-      </w:r>
-      <w:proofErr w:type="gramStart"/>
-      <w:r>
-        <w:t>} }</w:t>
-      </w:r>
-      <w:proofErr w:type="gramEnd"/>
-      <w:r>
-        <w:t>,</w:t>
+        <w:t>"Key": { "id": {"N": "1"} },</w:t>
       </w:r>
     </w:p>
     <w:p>
@@ -1301,15 +1082,7 @@
       </w:r>
       <w:proofErr w:type="spellEnd"/>
       <w:r>
-        <w:t xml:space="preserve">": "SET role </w:t>
-      </w:r>
-      <w:proofErr w:type="gramStart"/>
-      <w:r>
-        <w:t>= :r</w:t>
-      </w:r>
-      <w:proofErr w:type="gramEnd"/>
-      <w:r>
-        <w:t>",</w:t>
+        <w:t>": "SET role = :r",</w:t>
       </w:r>
     </w:p>
     <w:p>
@@ -1322,29 +1095,8 @@
       </w:r>
       <w:proofErr w:type="spellEnd"/>
       <w:r>
-        <w:t xml:space="preserve">": </w:t>
-      </w:r>
-      <w:proofErr w:type="gramStart"/>
-      <w:r>
-        <w:t>{ "</w:t>
-      </w:r>
-      <w:proofErr w:type="gramEnd"/>
-      <w:r>
-        <w:t>:r</w:t>
-      </w:r>
-      <w:proofErr w:type="gramStart"/>
-      <w:r>
-        <w:t>": {</w:t>
-      </w:r>
-      <w:proofErr w:type="gramEnd"/>
-      <w:r>
-        <w:t>"S": "Senior Manager"</w:t>
-      </w:r>
-      <w:proofErr w:type="gramStart"/>
-      <w:r>
-        <w:t>} }</w:t>
-      </w:r>
-      <w:proofErr w:type="gramEnd"/>
+        <w:t>": { ":r": {"S": "Senior Manager"} }</w:t>
+      </w:r>
     </w:p>
     <w:p>
       <w:r>
@@ -1404,29 +1156,8 @@
     </w:p>
     <w:p>
       <w:r>
-        <w:t xml:space="preserve">"Key": </w:t>
-      </w:r>
-      <w:proofErr w:type="gramStart"/>
-      <w:r>
-        <w:t>{ "</w:t>
-      </w:r>
-      <w:proofErr w:type="gramEnd"/>
-      <w:r>
-        <w:t>id</w:t>
-      </w:r>
-      <w:proofErr w:type="gramStart"/>
-      <w:r>
-        <w:t>": {</w:t>
-      </w:r>
-      <w:proofErr w:type="gramEnd"/>
-      <w:r>
-        <w:t>"N": "1"</w:t>
-      </w:r>
-      <w:proofErr w:type="gramStart"/>
-      <w:r>
-        <w:t>} }</w:t>
-      </w:r>
-      <w:proofErr w:type="gramEnd"/>
+        <w:t>"Key": { "id": {"N": "1"} }</w:t>
+      </w:r>
     </w:p>
     <w:p>
       <w:r>
@@ -1460,9 +1191,9 @@
           <w:sz w:val="40"/>
           <w:szCs w:val="40"/>
         </w:rPr>
-        <w:t xml:space="preserve">ow to </w:t>
-      </w:r>
-      <w:proofErr w:type="gramStart"/>
+        <w:t xml:space="preserve">ow to use using implement </w:t>
+      </w:r>
+      <w:proofErr w:type="spellStart"/>
       <w:r>
         <w:rPr>
           <w:b/>
@@ -1470,9 +1201,9 @@
           <w:sz w:val="40"/>
           <w:szCs w:val="40"/>
         </w:rPr>
-        <w:t>use using</w:t>
-      </w:r>
-      <w:proofErr w:type="gramEnd"/>
+        <w:t>jpa</w:t>
+      </w:r>
+      <w:proofErr w:type="spellEnd"/>
       <w:r>
         <w:rPr>
           <w:b/>
@@ -1480,7 +1211,7 @@
           <w:sz w:val="40"/>
           <w:szCs w:val="40"/>
         </w:rPr>
-        <w:t xml:space="preserve"> implement </w:t>
+        <w:t xml:space="preserve"> all above </w:t>
       </w:r>
       <w:proofErr w:type="spellStart"/>
       <w:r>
@@ -1490,26 +1221,6 @@
           <w:sz w:val="40"/>
           <w:szCs w:val="40"/>
         </w:rPr>
-        <w:t>jpa</w:t>
-      </w:r>
-      <w:proofErr w:type="spellEnd"/>
-      <w:r>
-        <w:rPr>
-          <w:b/>
-          <w:bCs/>
-          <w:sz w:val="40"/>
-          <w:szCs w:val="40"/>
-        </w:rPr>
-        <w:t xml:space="preserve"> all above </w:t>
-      </w:r>
-      <w:proofErr w:type="spellStart"/>
-      <w:r>
-        <w:rPr>
-          <w:b/>
-          <w:bCs/>
-          <w:sz w:val="40"/>
-          <w:szCs w:val="40"/>
-        </w:rPr>
         <w:t>dbs</w:t>
       </w:r>
       <w:proofErr w:type="spellEnd"/>
@@ -1532,7 +1243,7 @@
     <w:p>
       <w:r>
         <w:pict w14:anchorId="41873DEE">
-          <v:rect id="_x0000_i1086" style="width:8in;height:0" o:hrpct="0" o:hralign="center" o:hrstd="t" o:hr="t" fillcolor="#a0a0a0" stroked="f"/>
+          <v:rect id="_x0000_i1027" style="width:8in;height:0" o:hrpct="0" o:hralign="center" o:hrstd="t" o:hr="t" fillcolor="#a0a0a0" stroked="f"/>
         </w:pict>
       </w:r>
     </w:p>
@@ -1623,7 +1334,6 @@
         <w:t>Configure </w:t>
       </w:r>
       <w:proofErr w:type="spellStart"/>
-      <w:proofErr w:type="gramStart"/>
       <w:r>
         <w:rPr>
           <w:b/>
@@ -1632,7 +1342,6 @@
         <w:t>application.properties</w:t>
       </w:r>
       <w:proofErr w:type="spellEnd"/>
-      <w:proofErr w:type="gramEnd"/>
       <w:r>
         <w:rPr>
           <w:b/>
@@ -1713,7 +1422,7 @@
     <w:p>
       <w:r>
         <w:pict w14:anchorId="7C5FB277">
-          <v:rect id="_x0000_i1087" style="width:8in;height:0" o:hrpct="0" o:hralign="center" o:hrstd="t" o:hr="t" fillcolor="#a0a0a0" stroked="f"/>
+          <v:rect id="_x0000_i1028" style="width:8in;height:0" o:hrpct="0" o:hralign="center" o:hrstd="t" o:hr="t" fillcolor="#a0a0a0" stroked="f"/>
         </w:pict>
       </w:r>
     </w:p>
@@ -1776,23 +1485,13 @@
       </w:r>
     </w:p>
     <w:p>
-      <w:proofErr w:type="gramStart"/>
       <w:r>
         <w:t>@Entity</w:t>
       </w:r>
-      <w:proofErr w:type="gramEnd"/>
-    </w:p>
-    <w:p>
-      <w:r>
-        <w:t>@</w:t>
-      </w:r>
-      <w:proofErr w:type="gramStart"/>
-      <w:r>
-        <w:t>Table(</w:t>
-      </w:r>
-      <w:proofErr w:type="gramEnd"/>
-      <w:r>
-        <w:t>name = "employees")</w:t>
+    </w:p>
+    <w:p>
+      <w:r>
+        <w:t>@Table(name = "employees")</w:t>
       </w:r>
     </w:p>
     <w:p>
@@ -1807,33 +1506,18 @@
     </w:p>
     <w:p>
       <w:r>
-        <w:t xml:space="preserve">private Long </w:t>
-      </w:r>
-      <w:proofErr w:type="gramStart"/>
-      <w:r>
-        <w:t>id;</w:t>
-      </w:r>
-      <w:proofErr w:type="gramEnd"/>
-    </w:p>
-    <w:p>
-      <w:r>
-        <w:t xml:space="preserve">private String </w:t>
-      </w:r>
-      <w:proofErr w:type="gramStart"/>
-      <w:r>
-        <w:t>name;</w:t>
-      </w:r>
-      <w:proofErr w:type="gramEnd"/>
-    </w:p>
-    <w:p>
-      <w:r>
-        <w:t xml:space="preserve">private String </w:t>
-      </w:r>
-      <w:proofErr w:type="gramStart"/>
-      <w:r>
-        <w:t>role;</w:t>
-      </w:r>
-      <w:proofErr w:type="gramEnd"/>
+        <w:t>private Long id;</w:t>
+      </w:r>
+    </w:p>
+    <w:p>
+      <w:r>
+        <w:t>private String name;</w:t>
+      </w:r>
+    </w:p>
+    <w:p>
+      <w:r>
+        <w:t>private String role;</w:t>
+      </w:r>
     </w:p>
     <w:p>
       <w:r>
@@ -1937,21 +1621,8 @@
       </w:r>
       <w:proofErr w:type="spellEnd"/>
       <w:r>
-        <w:t xml:space="preserve">(new </w:t>
-      </w:r>
-      <w:proofErr w:type="gramStart"/>
-      <w:r>
-        <w:t>Employee(</w:t>
-      </w:r>
-      <w:proofErr w:type="gramEnd"/>
-      <w:r>
-        <w:t>1L, "Rajesh", "Manager")</w:t>
-      </w:r>
-      <w:proofErr w:type="gramStart"/>
-      <w:r>
-        <w:t>);</w:t>
-      </w:r>
-      <w:proofErr w:type="gramEnd"/>
+        <w:t>(new Employee(1L, "Rajesh", "Manager"));</w:t>
+      </w:r>
     </w:p>
     <w:p/>
     <w:p>
@@ -1970,13 +1641,8 @@
       </w:r>
       <w:proofErr w:type="spellEnd"/>
       <w:r>
-        <w:t>(1L</w:t>
-      </w:r>
-      <w:proofErr w:type="gramStart"/>
-      <w:r>
-        <w:t>);</w:t>
-      </w:r>
-      <w:proofErr w:type="gramEnd"/>
+        <w:t>(1L);</w:t>
+      </w:r>
     </w:p>
     <w:p/>
     <w:p>
@@ -1998,38 +1664,18 @@
       </w:r>
       <w:proofErr w:type="spellEnd"/>
       <w:r>
-        <w:t>(1L</w:t>
-      </w:r>
-      <w:proofErr w:type="gramStart"/>
-      <w:r>
-        <w:t>).get</w:t>
-      </w:r>
-      <w:proofErr w:type="gramEnd"/>
-      <w:r>
-        <w:t>(</w:t>
-      </w:r>
-      <w:proofErr w:type="gramStart"/>
-      <w:r>
-        <w:t>);</w:t>
-      </w:r>
-      <w:proofErr w:type="gramEnd"/>
-    </w:p>
-    <w:p>
-      <w:proofErr w:type="spellStart"/>
-      <w:proofErr w:type="gramStart"/>
+        <w:t>(1L).get();</w:t>
+      </w:r>
+    </w:p>
+    <w:p>
+      <w:proofErr w:type="spellStart"/>
       <w:r>
         <w:t>emp.setRole</w:t>
       </w:r>
       <w:proofErr w:type="spellEnd"/>
-      <w:proofErr w:type="gramEnd"/>
-      <w:r>
-        <w:t>("Senior Manager"</w:t>
-      </w:r>
-      <w:proofErr w:type="gramStart"/>
-      <w:r>
-        <w:t>);</w:t>
-      </w:r>
-      <w:proofErr w:type="gramEnd"/>
+      <w:r>
+        <w:t>("Senior Manager");</w:t>
+      </w:r>
     </w:p>
     <w:p>
       <w:proofErr w:type="spellStart"/>
@@ -2038,13 +1684,8 @@
       </w:r>
       <w:proofErr w:type="spellEnd"/>
       <w:r>
-        <w:t>(emp</w:t>
-      </w:r>
-      <w:proofErr w:type="gramStart"/>
-      <w:r>
-        <w:t>);</w:t>
-      </w:r>
-      <w:proofErr w:type="gramEnd"/>
+        <w:t>(emp);</w:t>
+      </w:r>
     </w:p>
     <w:p/>
     <w:p>
@@ -2063,18 +1704,13 @@
       </w:r>
       <w:proofErr w:type="spellEnd"/>
       <w:r>
-        <w:t>(1L</w:t>
-      </w:r>
-      <w:proofErr w:type="gramStart"/>
-      <w:r>
-        <w:t>);</w:t>
-      </w:r>
-      <w:proofErr w:type="gramEnd"/>
+        <w:t>(1L);</w:t>
+      </w:r>
     </w:p>
     <w:p>
       <w:r>
         <w:pict w14:anchorId="7E4E8BB8">
-          <v:rect id="_x0000_i1088" style="width:8in;height:0" o:hrpct="0" o:hralign="center" o:hrstd="t" o:hr="t" fillcolor="#a0a0a0" stroked="f"/>
+          <v:rect id="_x0000_i1029" style="width:8in;height:0" o:hrpct="0" o:hralign="center" o:hrstd="t" o:hr="t" fillcolor="#a0a0a0" stroked="f"/>
         </w:pict>
       </w:r>
     </w:p>
@@ -2167,7 +1803,6 @@
       </w:r>
     </w:p>
     <w:p>
-      <w:proofErr w:type="gramStart"/>
       <w:r>
         <w:t>&lt;</w:t>
       </w:r>
@@ -2184,7 +1819,6 @@
         <w:t>org.springframework.boot</w:t>
       </w:r>
       <w:proofErr w:type="spellEnd"/>
-      <w:proofErr w:type="gramEnd"/>
       <w:r>
         <w:t>&lt;/</w:t>
       </w:r>
@@ -2263,15 +1897,7 @@
     </w:p>
     <w:p>
       <w:r>
-        <w:t>@</w:t>
-      </w:r>
-      <w:proofErr w:type="gramStart"/>
-      <w:r>
-        <w:t>Document(</w:t>
-      </w:r>
-      <w:proofErr w:type="gramEnd"/>
-      <w:r>
-        <w:t>collection = "employees")</w:t>
+        <w:t>@Document(collection = "employees")</w:t>
       </w:r>
     </w:p>
     <w:p>
@@ -2287,33 +1913,18 @@
     <w:p>
       <w:r>
         <w:lastRenderedPageBreak/>
-        <w:t xml:space="preserve">private String </w:t>
-      </w:r>
-      <w:proofErr w:type="gramStart"/>
-      <w:r>
-        <w:t>id;</w:t>
-      </w:r>
-      <w:proofErr w:type="gramEnd"/>
-    </w:p>
-    <w:p>
-      <w:r>
-        <w:t xml:space="preserve">private String </w:t>
-      </w:r>
-      <w:proofErr w:type="gramStart"/>
-      <w:r>
-        <w:t>name;</w:t>
-      </w:r>
-      <w:proofErr w:type="gramEnd"/>
-    </w:p>
-    <w:p>
-      <w:r>
-        <w:t xml:space="preserve">private String </w:t>
-      </w:r>
-      <w:proofErr w:type="gramStart"/>
-      <w:r>
-        <w:t>role;</w:t>
-      </w:r>
-      <w:proofErr w:type="gramEnd"/>
+        <w:t>private String id;</w:t>
+      </w:r>
+    </w:p>
+    <w:p>
+      <w:r>
+        <w:t>private String name;</w:t>
+      </w:r>
+    </w:p>
+    <w:p>
+      <w:r>
+        <w:t>private String role;</w:t>
+      </w:r>
     </w:p>
     <w:p>
       <w:r>
@@ -2375,7 +1986,7 @@
     <w:p>
       <w:r>
         <w:pict w14:anchorId="265301DD">
-          <v:rect id="_x0000_i1089" style="width:8in;height:0" o:hrpct="0" o:hralign="center" o:hrstd="t" o:hr="t" fillcolor="#a0a0a0" stroked="f"/>
+          <v:rect id="_x0000_i1030" style="width:8in;height:0" o:hrpct="0" o:hralign="center" o:hrstd="t" o:hr="t" fillcolor="#a0a0a0" stroked="f"/>
         </w:pict>
       </w:r>
     </w:p>
@@ -2451,15 +2062,7 @@
     </w:p>
     <w:p>
       <w:r>
-        <w:t>@</w:t>
-      </w:r>
-      <w:proofErr w:type="gramStart"/>
-      <w:r>
-        <w:t>DynamoDBTable(</w:t>
-      </w:r>
-      <w:proofErr w:type="gramEnd"/>
-      <w:r>
-        <w:t>tableName = "Employees")</w:t>
+        <w:t>@DynamoDBTable(tableName = "Employees")</w:t>
       </w:r>
     </w:p>
     <w:p>
@@ -2468,55 +2071,34 @@
       </w:r>
     </w:p>
     <w:p>
-      <w:proofErr w:type="gramStart"/>
       <w:r>
         <w:t>@DynamoDBHashKey</w:t>
       </w:r>
-      <w:proofErr w:type="gramEnd"/>
-    </w:p>
-    <w:p>
-      <w:r>
-        <w:t xml:space="preserve">private String </w:t>
-      </w:r>
-      <w:proofErr w:type="gramStart"/>
-      <w:r>
-        <w:t>id;</w:t>
-      </w:r>
-      <w:proofErr w:type="gramEnd"/>
-    </w:p>
-    <w:p>
-      <w:proofErr w:type="gramStart"/>
+    </w:p>
+    <w:p>
+      <w:r>
+        <w:t>private String id;</w:t>
+      </w:r>
+    </w:p>
+    <w:p>
       <w:r>
         <w:t>@DynamoDBAttribute</w:t>
       </w:r>
-      <w:proofErr w:type="gramEnd"/>
-    </w:p>
-    <w:p>
-      <w:r>
-        <w:t xml:space="preserve">private String </w:t>
-      </w:r>
-      <w:proofErr w:type="gramStart"/>
-      <w:r>
-        <w:t>name;</w:t>
-      </w:r>
-      <w:proofErr w:type="gramEnd"/>
-    </w:p>
-    <w:p>
-      <w:proofErr w:type="gramStart"/>
+    </w:p>
+    <w:p>
+      <w:r>
+        <w:t>private String name;</w:t>
+      </w:r>
+    </w:p>
+    <w:p>
       <w:r>
         <w:t>@DynamoDBAttribute</w:t>
       </w:r>
-      <w:proofErr w:type="gramEnd"/>
-    </w:p>
-    <w:p>
-      <w:r>
-        <w:t xml:space="preserve">private String </w:t>
-      </w:r>
-      <w:proofErr w:type="gramStart"/>
-      <w:r>
-        <w:t>role;</w:t>
-      </w:r>
-      <w:proofErr w:type="gramEnd"/>
+    </w:p>
+    <w:p>
+      <w:r>
+        <w:t>private String role;</w:t>
+      </w:r>
     </w:p>
     <w:p>
       <w:r>
@@ -2577,7 +2159,7 @@
     <w:p>
       <w:r>
         <w:pict w14:anchorId="597B440A">
-          <v:rect id="_x0000_i1090" style="width:8in;height:0" o:hrpct="0" o:hralign="center" o:hrstd="t" o:hr="t" fillcolor="#a0a0a0" stroked="f"/>
+          <v:rect id="_x0000_i1031" style="width:8in;height:0" o:hrpct="0" o:hralign="center" o:hrstd="t" o:hr="t" fillcolor="#a0a0a0" stroked="f"/>
         </w:pict>
       </w:r>
     </w:p>
@@ -2635,7 +2217,7 @@
     <w:p>
       <w:r>
         <w:pict w14:anchorId="68EE1BC8">
-          <v:rect id="_x0000_i1091" style="width:8in;height:0" o:hrpct="0" o:hralign="center" o:hrstd="t" o:hr="t" fillcolor="#a0a0a0" stroked="f"/>
+          <v:rect id="_x0000_i1032" style="width:8in;height:0" o:hrpct="0" o:hralign="center" o:hrstd="t" o:hr="t" fillcolor="#a0a0a0" stroked="f"/>
         </w:pict>
       </w:r>
     </w:p>
@@ -3168,21 +2750,8 @@
       </w:r>
     </w:p>
     <w:p>
-      <w:proofErr w:type="gramStart"/>
-      <w:r>
-        <w:t>Cloud :AWS</w:t>
-      </w:r>
-      <w:proofErr w:type="gramEnd"/>
-      <w:r>
-        <w:t xml:space="preserve">, Kinesis, </w:t>
-      </w:r>
-      <w:proofErr w:type="gramStart"/>
-      <w:r>
-        <w:t>SQS,SNS</w:t>
-      </w:r>
-      <w:proofErr w:type="gramEnd"/>
-      <w:r>
-        <w:t xml:space="preserve">, API Gateway </w:t>
+      <w:r>
+        <w:t xml:space="preserve">Cloud :AWS, Kinesis, SQS,SNS, API Gateway </w:t>
       </w:r>
       <w:r>
         <w:br/>
@@ -3327,7 +2896,7 @@
     <w:p>
       <w:r>
         <w:pict w14:anchorId="33257F7C">
-          <v:rect id="_x0000_i1176" style="width:8in;height:0" o:hrpct="0" o:hralign="center" o:hrstd="t" o:hr="t" fillcolor="#a0a0a0" stroked="f"/>
+          <v:rect id="_x0000_i1033" style="width:8in;height:0" o:hrpct="0" o:hralign="center" o:hrstd="t" o:hr="t" fillcolor="#a0a0a0" stroked="f"/>
         </w:pict>
       </w:r>
     </w:p>
@@ -3422,7 +2991,7 @@
     <w:p>
       <w:r>
         <w:pict w14:anchorId="409876FD">
-          <v:rect id="_x0000_i1177" style="width:8in;height:0" o:hrpct="0" o:hralign="center" o:hrstd="t" o:hr="t" fillcolor="#a0a0a0" stroked="f"/>
+          <v:rect id="_x0000_i1034" style="width:8in;height:0" o:hrpct="0" o:hralign="center" o:hrstd="t" o:hr="t" fillcolor="#a0a0a0" stroked="f"/>
         </w:pict>
       </w:r>
     </w:p>
@@ -3457,7 +3026,7 @@
     <w:p>
       <w:r>
         <w:pict w14:anchorId="34199191">
-          <v:rect id="_x0000_i1178" style="width:8in;height:0" o:hrpct="0" o:hralign="center" o:hrstd="t" o:hr="t" fillcolor="#a0a0a0" stroked="f"/>
+          <v:rect id="_x0000_i1035" style="width:8in;height:0" o:hrpct="0" o:hralign="center" o:hrstd="t" o:hr="t" fillcolor="#a0a0a0" stroked="f"/>
         </w:pict>
       </w:r>
     </w:p>
@@ -3577,7 +3146,7 @@
     <w:p>
       <w:r>
         <w:pict w14:anchorId="53F2305B">
-          <v:rect id="_x0000_i1179" style="width:8in;height:0" o:hrpct="0" o:hralign="center" o:hrstd="t" o:hr="t" fillcolor="#a0a0a0" stroked="f"/>
+          <v:rect id="_x0000_i1036" style="width:8in;height:0" o:hrpct="0" o:hralign="center" o:hrstd="t" o:hr="t" fillcolor="#a0a0a0" stroked="f"/>
         </w:pict>
       </w:r>
     </w:p>
@@ -3662,7 +3231,7 @@
     <w:p>
       <w:r>
         <w:pict w14:anchorId="0D35F43E">
-          <v:rect id="_x0000_i1180" style="width:8in;height:0" o:hrpct="0" o:hralign="center" o:hrstd="t" o:hr="t" fillcolor="#a0a0a0" stroked="f"/>
+          <v:rect id="_x0000_i1037" style="width:8in;height:0" o:hrpct="0" o:hralign="center" o:hrstd="t" o:hr="t" fillcolor="#a0a0a0" stroked="f"/>
         </w:pict>
       </w:r>
     </w:p>
@@ -3726,7 +3295,7 @@
     <w:p>
       <w:r>
         <w:pict w14:anchorId="69E7B88D">
-          <v:rect id="_x0000_i1181" style="width:8in;height:0" o:hrpct="0" o:hralign="center" o:hrstd="t" o:hr="t" fillcolor="#a0a0a0" stroked="f"/>
+          <v:rect id="_x0000_i1038" style="width:8in;height:0" o:hrpct="0" o:hralign="center" o:hrstd="t" o:hr="t" fillcolor="#a0a0a0" stroked="f"/>
         </w:pict>
       </w:r>
     </w:p>
@@ -3859,15 +3428,7 @@
         <w:t>Spring Boot REST APIs</w:t>
       </w:r>
       <w:r>
-        <w:t xml:space="preserve">, here's a high-level breakdown followed by sample </w:t>
-      </w:r>
-      <w:proofErr w:type="gramStart"/>
-      <w:r>
-        <w:t>code snippets</w:t>
-      </w:r>
-      <w:proofErr w:type="gramEnd"/>
-      <w:r>
-        <w:t xml:space="preserve"> for each service. These examples assume you're using the AWS SDK for Java (</w:t>
+        <w:t>, here's a high-level breakdown followed by sample code snippets for each service. These examples assume you're using the AWS SDK for Java (</w:t>
       </w:r>
       <w:proofErr w:type="spellStart"/>
       <w:r>
@@ -3889,7 +3450,7 @@
     <w:p>
       <w:r>
         <w:pict w14:anchorId="799FE4BE">
-          <v:rect id="_x0000_i1182" style="width:8in;height:0" o:hrpct="0" o:hralign="center" o:hrstd="t" o:hr="t" fillcolor="#a0a0a0" stroked="f"/>
+          <v:rect id="_x0000_i1039" style="width:8in;height:0" o:hrpct="0" o:hralign="center" o:hrstd="t" o:hr="t" fillcolor="#a0a0a0" stroked="f"/>
         </w:pict>
       </w:r>
     </w:p>
@@ -4031,18 +3592,13 @@
         </w:numPr>
       </w:pPr>
       <w:r>
-        <w:t>Configure AWS credentials (via ~</w:t>
-      </w:r>
-      <w:proofErr w:type="gramStart"/>
-      <w:r>
-        <w:t>/.</w:t>
+        <w:t>Configure AWS credentials (via ~/.</w:t>
       </w:r>
       <w:proofErr w:type="spellStart"/>
       <w:r>
         <w:t>aws</w:t>
       </w:r>
       <w:proofErr w:type="spellEnd"/>
-      <w:proofErr w:type="gramEnd"/>
       <w:r>
         <w:t>/credentials, environment variables, or Spring config).</w:t>
       </w:r>
@@ -4050,7 +3606,7 @@
     <w:p>
       <w:r>
         <w:pict w14:anchorId="06173FF8">
-          <v:rect id="_x0000_i1183" style="width:8in;height:0" o:hrpct="0" o:hralign="center" o:hrstd="t" o:hr="t" fillcolor="#a0a0a0" stroked="f"/>
+          <v:rect id="_x0000_i1040" style="width:8in;height:0" o:hrpct="0" o:hralign="center" o:hrstd="t" o:hr="t" fillcolor="#a0a0a0" stroked="f"/>
         </w:pict>
       </w:r>
     </w:p>
@@ -4118,7 +3674,6 @@
         <w:t xml:space="preserve"> </w:t>
       </w:r>
       <w:proofErr w:type="spellStart"/>
-      <w:proofErr w:type="gramStart"/>
       <w:r>
         <w:t>amazonSQS</w:t>
       </w:r>
@@ -4126,17 +3681,11 @@
       <w:r>
         <w:t>;</w:t>
       </w:r>
-      <w:proofErr w:type="gramEnd"/>
     </w:p>
     <w:p/>
     <w:p>
-      <w:proofErr w:type="gramStart"/>
-      <w:r>
-        <w:t>@PostMapping</w:t>
-      </w:r>
-      <w:proofErr w:type="gramEnd"/>
-      <w:r>
-        <w:t>("/sendMessage")</w:t>
+      <w:r>
+        <w:t>@PostMapping("/sendMessage")</w:t>
       </w:r>
     </w:p>
     <w:p>
@@ -4152,23 +3701,191 @@
         <w:t xml:space="preserve">&lt;String&gt; </w:t>
       </w:r>
       <w:proofErr w:type="spellStart"/>
-      <w:proofErr w:type="gramStart"/>
       <w:r>
         <w:t>sendMessage</w:t>
       </w:r>
       <w:proofErr w:type="spellEnd"/>
       <w:r>
+        <w:t>(@RequestBody String message) {</w:t>
+      </w:r>
+    </w:p>
+    <w:p>
+      <w:r>
+        <w:t xml:space="preserve">String </w:t>
+      </w:r>
+      <w:proofErr w:type="spellStart"/>
+      <w:r>
+        <w:t>queueUrl</w:t>
+      </w:r>
+      <w:proofErr w:type="spellEnd"/>
+      <w:r>
+        <w:t xml:space="preserve"> = </w:t>
+      </w:r>
+      <w:proofErr w:type="spellStart"/>
+      <w:r>
+        <w:t>amazonSQS.getQueueUrl</w:t>
+      </w:r>
+      <w:proofErr w:type="spellEnd"/>
+      <w:r>
+        <w:t>("your-queue-name").</w:t>
+      </w:r>
+      <w:proofErr w:type="spellStart"/>
+      <w:r>
+        <w:t>getQueueUrl</w:t>
+      </w:r>
+      <w:proofErr w:type="spellEnd"/>
+      <w:r>
+        <w:t>();</w:t>
+      </w:r>
+    </w:p>
+    <w:p>
+      <w:proofErr w:type="spellStart"/>
+      <w:r>
+        <w:t>amazonSQS.sendMessage</w:t>
+      </w:r>
+      <w:proofErr w:type="spellEnd"/>
+      <w:r>
+        <w:t xml:space="preserve">(new </w:t>
+      </w:r>
+      <w:proofErr w:type="spellStart"/>
+      <w:r>
+        <w:t>SendMessageRequest</w:t>
+      </w:r>
+      <w:proofErr w:type="spellEnd"/>
+      <w:r>
         <w:t>(</w:t>
       </w:r>
-      <w:proofErr w:type="gramEnd"/>
-      <w:r>
-        <w:t xml:space="preserve">@RequestBody String </w:t>
-      </w:r>
-      <w:proofErr w:type="gramStart"/>
-      <w:r>
-        <w:t>message) {</w:t>
-      </w:r>
-      <w:proofErr w:type="gramEnd"/>
+      <w:proofErr w:type="spellStart"/>
+      <w:r>
+        <w:t>queueUrl</w:t>
+      </w:r>
+      <w:proofErr w:type="spellEnd"/>
+      <w:r>
+        <w:t>, message));</w:t>
+      </w:r>
+    </w:p>
+    <w:p>
+      <w:r>
+        <w:t xml:space="preserve">return </w:t>
+      </w:r>
+      <w:proofErr w:type="spellStart"/>
+      <w:r>
+        <w:t>ResponseEntity.ok</w:t>
+      </w:r>
+      <w:proofErr w:type="spellEnd"/>
+      <w:r>
+        <w:t>("Message sent to SQS");</w:t>
+      </w:r>
+    </w:p>
+    <w:p>
+      <w:r>
+        <w:t>}</w:t>
+      </w:r>
+    </w:p>
+    <w:p>
+      <w:r>
+        <w:pict w14:anchorId="44FDB2C8">
+          <v:rect id="_x0000_i1041" style="width:8in;height:0" o:hrpct="0" o:hralign="center" o:hrstd="t" o:hr="t" fillcolor="#a0a0a0" stroked="f"/>
+        </w:pict>
+      </w:r>
+    </w:p>
+    <w:p>
+      <w:pPr>
+        <w:rPr>
+          <w:b/>
+          <w:bCs/>
+        </w:rPr>
+      </w:pPr>
+      <w:r>
+        <w:rPr>
+          <w:b/>
+          <w:bCs/>
+        </w:rPr>
+        <w:t>2️</w:t>
+      </w:r>
+      <w:r>
+        <w:rPr>
+          <w:rFonts w:ascii="Segoe UI Symbol" w:hAnsi="Segoe UI Symbol" w:cs="Segoe UI Symbol"/>
+          <w:b/>
+          <w:bCs/>
+        </w:rPr>
+        <w:t>⃣</w:t>
+      </w:r>
+      <w:r>
+        <w:rPr>
+          <w:b/>
+          <w:bCs/>
+        </w:rPr>
+        <w:t> Amazon SNS Integration</w:t>
+      </w:r>
+    </w:p>
+    <w:p>
+      <w:pPr>
+        <w:rPr>
+          <w:b/>
+          <w:bCs/>
+        </w:rPr>
+      </w:pPr>
+      <w:r>
+        <w:rPr>
+          <w:b/>
+          <w:bCs/>
+        </w:rPr>
+        <w:t>Java</w:t>
+      </w:r>
+    </w:p>
+    <w:p>
+      <w:r>
+        <w:t>@Autowired</w:t>
+      </w:r>
+    </w:p>
+    <w:p>
+      <w:r>
+        <w:t xml:space="preserve">private </w:t>
+      </w:r>
+      <w:proofErr w:type="spellStart"/>
+      <w:r>
+        <w:t>AmazonSNS</w:t>
+      </w:r>
+      <w:proofErr w:type="spellEnd"/>
+      <w:r>
+        <w:t xml:space="preserve"> </w:t>
+      </w:r>
+      <w:proofErr w:type="spellStart"/>
+      <w:r>
+        <w:t>amazonSNS</w:t>
+      </w:r>
+      <w:proofErr w:type="spellEnd"/>
+      <w:r>
+        <w:t>;</w:t>
+      </w:r>
+    </w:p>
+    <w:p/>
+    <w:p>
+      <w:r>
+        <w:t>@PostMapping("/publishNotification")</w:t>
+      </w:r>
+    </w:p>
+    <w:p>
+      <w:r>
+        <w:t xml:space="preserve">public </w:t>
+      </w:r>
+      <w:proofErr w:type="spellStart"/>
+      <w:r>
+        <w:t>ResponseEntity</w:t>
+      </w:r>
+      <w:proofErr w:type="spellEnd"/>
+      <w:r>
+        <w:t xml:space="preserve">&lt;String&gt; </w:t>
+      </w:r>
+      <w:proofErr w:type="spellStart"/>
+      <w:r>
+        <w:t>publishNotification</w:t>
+      </w:r>
+      <w:proofErr w:type="spellEnd"/>
+      <w:r>
+        <w:t>(@RequestBody String message) {</w:t>
+      </w:r>
     </w:p>
     <w:p>
       <w:r>
@@ -4176,71 +3893,46 @@
       </w:r>
       <w:proofErr w:type="spellStart"/>
       <w:r>
-        <w:t>queueUrl</w:t>
-      </w:r>
-      <w:proofErr w:type="spellEnd"/>
-      <w:r>
-        <w:t xml:space="preserve"> = </w:t>
-      </w:r>
-      <w:proofErr w:type="spellStart"/>
-      <w:r>
-        <w:t>amazonSQS.getQueueUrl</w:t>
-      </w:r>
-      <w:proofErr w:type="spellEnd"/>
-      <w:r>
-        <w:t>("your-queue-name"</w:t>
-      </w:r>
-      <w:proofErr w:type="gramStart"/>
-      <w:r>
-        <w:t>).</w:t>
-      </w:r>
-      <w:proofErr w:type="spellStart"/>
-      <w:r>
-        <w:t>getQueueUrl</w:t>
-      </w:r>
-      <w:proofErr w:type="spellEnd"/>
-      <w:proofErr w:type="gramEnd"/>
+        <w:t>topicArn</w:t>
+      </w:r>
+      <w:proofErr w:type="spellEnd"/>
+      <w:r>
+        <w:t xml:space="preserve"> = "</w:t>
+      </w:r>
+      <w:proofErr w:type="spellStart"/>
+      <w:r>
+        <w:t>arn:aws:sns:region:account-id:your-topic-name</w:t>
+      </w:r>
+      <w:proofErr w:type="spellEnd"/>
+      <w:r>
+        <w:t>";</w:t>
+      </w:r>
+    </w:p>
+    <w:p>
+      <w:proofErr w:type="spellStart"/>
+      <w:r>
+        <w:t>amazonSNS.publish</w:t>
+      </w:r>
+      <w:proofErr w:type="spellEnd"/>
+      <w:r>
+        <w:t xml:space="preserve">(new </w:t>
+      </w:r>
+      <w:proofErr w:type="spellStart"/>
+      <w:r>
+        <w:t>PublishRequest</w:t>
+      </w:r>
+      <w:proofErr w:type="spellEnd"/>
       <w:r>
         <w:t>(</w:t>
       </w:r>
-      <w:proofErr w:type="gramStart"/>
-      <w:r>
-        <w:t>);</w:t>
-      </w:r>
-      <w:proofErr w:type="gramEnd"/>
-    </w:p>
-    <w:p>
-      <w:proofErr w:type="spellStart"/>
-      <w:r>
-        <w:t>amazonSQS.sendMessage</w:t>
-      </w:r>
-      <w:proofErr w:type="spellEnd"/>
-      <w:r>
-        <w:t xml:space="preserve">(new </w:t>
-      </w:r>
-      <w:proofErr w:type="spellStart"/>
-      <w:proofErr w:type="gramStart"/>
-      <w:r>
-        <w:t>SendMessageRequest</w:t>
-      </w:r>
-      <w:proofErr w:type="spellEnd"/>
-      <w:r>
-        <w:t>(</w:t>
-      </w:r>
-      <w:proofErr w:type="spellStart"/>
-      <w:proofErr w:type="gramEnd"/>
-      <w:r>
-        <w:t>queueUrl</w:t>
-      </w:r>
-      <w:proofErr w:type="spellEnd"/>
-      <w:r>
-        <w:t>, message)</w:t>
-      </w:r>
-      <w:proofErr w:type="gramStart"/>
-      <w:r>
-        <w:t>);</w:t>
-      </w:r>
-      <w:proofErr w:type="gramEnd"/>
+      <w:proofErr w:type="spellStart"/>
+      <w:r>
+        <w:t>topicArn</w:t>
+      </w:r>
+      <w:proofErr w:type="spellEnd"/>
+      <w:r>
+        <w:t>, message));</w:t>
+      </w:r>
     </w:p>
     <w:p>
       <w:r>
@@ -4252,246 +3944,19 @@
       </w:r>
       <w:proofErr w:type="spellEnd"/>
       <w:r>
-        <w:t>("Message sent to SQS"</w:t>
-      </w:r>
-      <w:proofErr w:type="gramStart"/>
-      <w:r>
-        <w:t>);</w:t>
-      </w:r>
-      <w:proofErr w:type="gramEnd"/>
+        <w:t>("Notification published to SNS");</w:t>
+      </w:r>
     </w:p>
     <w:p>
       <w:r>
         <w:t>}</w:t>
       </w:r>
     </w:p>
-    <w:p>
-      <w:r>
-        <w:pict w14:anchorId="44FDB2C8">
-          <v:rect id="_x0000_i1184" style="width:8in;height:0" o:hrpct="0" o:hralign="center" o:hrstd="t" o:hr="t" fillcolor="#a0a0a0" stroked="f"/>
-        </w:pict>
-      </w:r>
-    </w:p>
-    <w:p>
-      <w:pPr>
-        <w:rPr>
-          <w:b/>
-          <w:bCs/>
-        </w:rPr>
-      </w:pPr>
-      <w:r>
-        <w:rPr>
-          <w:b/>
-          <w:bCs/>
-        </w:rPr>
-        <w:t>2️</w:t>
-      </w:r>
-      <w:r>
-        <w:rPr>
-          <w:rFonts w:ascii="Segoe UI Symbol" w:hAnsi="Segoe UI Symbol" w:cs="Segoe UI Symbol"/>
-          <w:b/>
-          <w:bCs/>
-        </w:rPr>
-        <w:t>⃣</w:t>
-      </w:r>
-      <w:r>
-        <w:rPr>
-          <w:b/>
-          <w:bCs/>
-        </w:rPr>
-        <w:t> Amazon SNS Integration</w:t>
-      </w:r>
-    </w:p>
-    <w:p>
-      <w:pPr>
-        <w:rPr>
-          <w:b/>
-          <w:bCs/>
-        </w:rPr>
-      </w:pPr>
-      <w:r>
-        <w:rPr>
-          <w:b/>
-          <w:bCs/>
-        </w:rPr>
-        <w:t>Java</w:t>
-      </w:r>
-    </w:p>
-    <w:p>
-      <w:r>
-        <w:t>@Autowired</w:t>
-      </w:r>
-    </w:p>
-    <w:p>
-      <w:r>
-        <w:t xml:space="preserve">private </w:t>
-      </w:r>
-      <w:proofErr w:type="spellStart"/>
-      <w:r>
-        <w:t>AmazonSNS</w:t>
-      </w:r>
-      <w:proofErr w:type="spellEnd"/>
-      <w:r>
-        <w:t xml:space="preserve"> </w:t>
-      </w:r>
-      <w:proofErr w:type="spellStart"/>
-      <w:proofErr w:type="gramStart"/>
-      <w:r>
-        <w:t>amazonSNS</w:t>
-      </w:r>
-      <w:proofErr w:type="spellEnd"/>
-      <w:r>
-        <w:t>;</w:t>
-      </w:r>
-      <w:proofErr w:type="gramEnd"/>
-    </w:p>
     <w:p/>
     <w:p>
-      <w:proofErr w:type="gramStart"/>
-      <w:r>
-        <w:t>@PostMapping</w:t>
-      </w:r>
-      <w:proofErr w:type="gramEnd"/>
-      <w:r>
-        <w:t>("/publishNotification")</w:t>
-      </w:r>
-    </w:p>
-    <w:p>
-      <w:r>
-        <w:t xml:space="preserve">public </w:t>
-      </w:r>
-      <w:proofErr w:type="spellStart"/>
-      <w:r>
-        <w:t>ResponseEntity</w:t>
-      </w:r>
-      <w:proofErr w:type="spellEnd"/>
-      <w:r>
-        <w:t xml:space="preserve">&lt;String&gt; </w:t>
-      </w:r>
-      <w:proofErr w:type="spellStart"/>
-      <w:proofErr w:type="gramStart"/>
-      <w:r>
-        <w:t>publishNotification</w:t>
-      </w:r>
-      <w:proofErr w:type="spellEnd"/>
-      <w:r>
-        <w:t>(</w:t>
-      </w:r>
-      <w:proofErr w:type="gramEnd"/>
-      <w:r>
-        <w:t xml:space="preserve">@RequestBody String </w:t>
-      </w:r>
-      <w:proofErr w:type="gramStart"/>
-      <w:r>
-        <w:t>message) {</w:t>
-      </w:r>
-      <w:proofErr w:type="gramEnd"/>
-    </w:p>
-    <w:p>
-      <w:r>
-        <w:t xml:space="preserve">String </w:t>
-      </w:r>
-      <w:proofErr w:type="spellStart"/>
-      <w:r>
-        <w:t>topicArn</w:t>
-      </w:r>
-      <w:proofErr w:type="spellEnd"/>
-      <w:r>
-        <w:t xml:space="preserve"> = "</w:t>
-      </w:r>
-      <w:proofErr w:type="spellStart"/>
-      <w:proofErr w:type="gramStart"/>
-      <w:r>
-        <w:t>arn:aws</w:t>
-      </w:r>
-      <w:proofErr w:type="gramEnd"/>
-      <w:r>
-        <w:t>:</w:t>
-      </w:r>
-      <w:proofErr w:type="gramStart"/>
-      <w:r>
-        <w:t>sns:region</w:t>
-      </w:r>
-      <w:proofErr w:type="gramEnd"/>
-      <w:r>
-        <w:t>:account-</w:t>
-      </w:r>
-      <w:proofErr w:type="gramStart"/>
-      <w:r>
-        <w:t>id:your</w:t>
-      </w:r>
-      <w:proofErr w:type="gramEnd"/>
-      <w:r>
-        <w:t>-topic-name</w:t>
-      </w:r>
-      <w:proofErr w:type="spellEnd"/>
-      <w:proofErr w:type="gramStart"/>
-      <w:r>
-        <w:t>";</w:t>
-      </w:r>
-      <w:proofErr w:type="gramEnd"/>
-    </w:p>
-    <w:p>
-      <w:proofErr w:type="spellStart"/>
-      <w:r>
-        <w:t>amazonSNS.publish</w:t>
-      </w:r>
-      <w:proofErr w:type="spellEnd"/>
-      <w:r>
-        <w:t xml:space="preserve">(new </w:t>
-      </w:r>
-      <w:proofErr w:type="spellStart"/>
-      <w:proofErr w:type="gramStart"/>
-      <w:r>
-        <w:t>PublishRequest</w:t>
-      </w:r>
-      <w:proofErr w:type="spellEnd"/>
-      <w:r>
-        <w:t>(</w:t>
-      </w:r>
-      <w:proofErr w:type="spellStart"/>
-      <w:proofErr w:type="gramEnd"/>
-      <w:r>
-        <w:t>topicArn</w:t>
-      </w:r>
-      <w:proofErr w:type="spellEnd"/>
-      <w:r>
-        <w:t>, message)</w:t>
-      </w:r>
-      <w:proofErr w:type="gramStart"/>
-      <w:r>
-        <w:t>);</w:t>
-      </w:r>
-      <w:proofErr w:type="gramEnd"/>
-    </w:p>
-    <w:p>
-      <w:r>
-        <w:t xml:space="preserve">return </w:t>
-      </w:r>
-      <w:proofErr w:type="spellStart"/>
-      <w:r>
-        <w:t>ResponseEntity.ok</w:t>
-      </w:r>
-      <w:proofErr w:type="spellEnd"/>
-      <w:r>
-        <w:t>("Notification published to SNS"</w:t>
-      </w:r>
-      <w:proofErr w:type="gramStart"/>
-      <w:r>
-        <w:t>);</w:t>
-      </w:r>
-      <w:proofErr w:type="gramEnd"/>
-    </w:p>
-    <w:p>
-      <w:r>
-        <w:t>}</w:t>
-      </w:r>
-    </w:p>
-    <w:p/>
-    <w:p>
       <w:r>
         <w:pict w14:anchorId="53C08A82">
-          <v:rect id="_x0000_i1185" style="width:8in;height:0" o:hrpct="0" o:hralign="center" o:hrstd="t" o:hr="t" fillcolor="#a0a0a0" stroked="f"/>
+          <v:rect id="_x0000_i1042" style="width:8in;height:0" o:hrpct="0" o:hralign="center" o:hrstd="t" o:hr="t" fillcolor="#a0a0a0" stroked="f"/>
         </w:pict>
       </w:r>
     </w:p>
@@ -4559,7 +4024,6 @@
         <w:t xml:space="preserve"> </w:t>
       </w:r>
       <w:proofErr w:type="spellStart"/>
-      <w:proofErr w:type="gramStart"/>
       <w:r>
         <w:t>amazonKinesis</w:t>
       </w:r>
@@ -4567,17 +4031,11 @@
       <w:r>
         <w:t>;</w:t>
       </w:r>
-      <w:proofErr w:type="gramEnd"/>
     </w:p>
     <w:p/>
     <w:p>
-      <w:proofErr w:type="gramStart"/>
-      <w:r>
-        <w:t>@PostMapping</w:t>
-      </w:r>
-      <w:proofErr w:type="gramEnd"/>
-      <w:r>
-        <w:t>("/streamData")</w:t>
+      <w:r>
+        <w:t>@PostMapping("/streamData")</w:t>
       </w:r>
     </w:p>
     <w:p>
@@ -4593,143 +4051,115 @@
         <w:t xml:space="preserve">&lt;String&gt; </w:t>
       </w:r>
       <w:proofErr w:type="spellStart"/>
-      <w:proofErr w:type="gramStart"/>
       <w:r>
         <w:t>streamData</w:t>
       </w:r>
       <w:proofErr w:type="spellEnd"/>
       <w:r>
+        <w:t>(@RequestBody String data) {</w:t>
+      </w:r>
+    </w:p>
+    <w:p>
+      <w:r>
+        <w:t xml:space="preserve">String </w:t>
+      </w:r>
+      <w:proofErr w:type="spellStart"/>
+      <w:r>
+        <w:t>streamName</w:t>
+      </w:r>
+      <w:proofErr w:type="spellEnd"/>
+      <w:r>
+        <w:t xml:space="preserve"> = "your-kinesis-stream";</w:t>
+      </w:r>
+    </w:p>
+    <w:p>
+      <w:proofErr w:type="spellStart"/>
+      <w:r>
+        <w:t>PutRecordRequest</w:t>
+      </w:r>
+      <w:proofErr w:type="spellEnd"/>
+      <w:r>
+        <w:t xml:space="preserve"> request = new </w:t>
+      </w:r>
+      <w:proofErr w:type="spellStart"/>
+      <w:r>
+        <w:t>PutRecordRequest</w:t>
+      </w:r>
+      <w:proofErr w:type="spellEnd"/>
+      <w:r>
+        <w:t>()</w:t>
+      </w:r>
+    </w:p>
+    <w:p>
+      <w:r>
+        <w:t>.</w:t>
+      </w:r>
+      <w:proofErr w:type="spellStart"/>
+      <w:r>
+        <w:t>withStreamName</w:t>
+      </w:r>
+      <w:proofErr w:type="spellEnd"/>
+      <w:r>
         <w:t>(</w:t>
       </w:r>
-      <w:proofErr w:type="gramEnd"/>
-      <w:r>
-        <w:t>@RequestBody String data) {</w:t>
-      </w:r>
-    </w:p>
-    <w:p>
-      <w:r>
-        <w:t xml:space="preserve">String </w:t>
-      </w:r>
       <w:proofErr w:type="spellStart"/>
       <w:r>
         <w:t>streamName</w:t>
       </w:r>
       <w:proofErr w:type="spellEnd"/>
       <w:r>
-        <w:t xml:space="preserve"> = "your-kinesis-stream</w:t>
-      </w:r>
-      <w:proofErr w:type="gramStart"/>
-      <w:r>
-        <w:t>";</w:t>
-      </w:r>
-      <w:proofErr w:type="gramEnd"/>
-    </w:p>
-    <w:p>
-      <w:proofErr w:type="spellStart"/>
-      <w:r>
-        <w:t>PutRecordRequest</w:t>
-      </w:r>
-      <w:proofErr w:type="spellEnd"/>
-      <w:r>
-        <w:t xml:space="preserve"> request = new </w:t>
-      </w:r>
-      <w:proofErr w:type="spellStart"/>
-      <w:proofErr w:type="gramStart"/>
-      <w:r>
-        <w:t>PutRecordRequest</w:t>
+        <w:t>)</w:t>
+      </w:r>
+    </w:p>
+    <w:p>
+      <w:r>
+        <w:t>.</w:t>
+      </w:r>
+      <w:proofErr w:type="spellStart"/>
+      <w:r>
+        <w:t>withPartitionKey</w:t>
+      </w:r>
+      <w:proofErr w:type="spellEnd"/>
+      <w:r>
+        <w:t>("</w:t>
+      </w:r>
+      <w:proofErr w:type="spellStart"/>
+      <w:r>
+        <w:t>partitionKey</w:t>
+      </w:r>
+      <w:proofErr w:type="spellEnd"/>
+      <w:r>
+        <w:t>")</w:t>
+      </w:r>
+    </w:p>
+    <w:p>
+      <w:r>
+        <w:t>.</w:t>
+      </w:r>
+      <w:proofErr w:type="spellStart"/>
+      <w:r>
+        <w:t>withData</w:t>
       </w:r>
       <w:proofErr w:type="spellEnd"/>
       <w:r>
         <w:t>(</w:t>
       </w:r>
-      <w:proofErr w:type="gramEnd"/>
-      <w:r>
-        <w:t>)</w:t>
-      </w:r>
-    </w:p>
-    <w:p>
-      <w:proofErr w:type="gramStart"/>
-      <w:r>
-        <w:t>.</w:t>
-      </w:r>
-      <w:proofErr w:type="spellStart"/>
-      <w:r>
-        <w:t>withStreamName</w:t>
-      </w:r>
-      <w:proofErr w:type="spellEnd"/>
-      <w:proofErr w:type="gramEnd"/>
+      <w:proofErr w:type="spellStart"/>
+      <w:r>
+        <w:t>ByteBuffer.wrap</w:t>
+      </w:r>
+      <w:proofErr w:type="spellEnd"/>
       <w:r>
         <w:t>(</w:t>
       </w:r>
       <w:proofErr w:type="spellStart"/>
       <w:r>
-        <w:t>streamName</w:t>
-      </w:r>
-      <w:proofErr w:type="spellEnd"/>
-      <w:r>
-        <w:t>)</w:t>
-      </w:r>
-    </w:p>
-    <w:p>
-      <w:proofErr w:type="gramStart"/>
-      <w:r>
-        <w:t>.</w:t>
-      </w:r>
-      <w:proofErr w:type="spellStart"/>
-      <w:r>
-        <w:t>withPartitionKey</w:t>
-      </w:r>
-      <w:proofErr w:type="spellEnd"/>
-      <w:proofErr w:type="gramEnd"/>
-      <w:r>
-        <w:t>("</w:t>
-      </w:r>
-      <w:proofErr w:type="spellStart"/>
-      <w:r>
-        <w:t>partitionKey</w:t>
-      </w:r>
-      <w:proofErr w:type="spellEnd"/>
-      <w:r>
-        <w:t>")</w:t>
-      </w:r>
-    </w:p>
-    <w:p>
-      <w:proofErr w:type="gramStart"/>
-      <w:r>
-        <w:t>.</w:t>
-      </w:r>
-      <w:proofErr w:type="spellStart"/>
-      <w:r>
-        <w:t>withData</w:t>
-      </w:r>
-      <w:proofErr w:type="spellEnd"/>
-      <w:proofErr w:type="gramEnd"/>
-      <w:r>
-        <w:t>(</w:t>
-      </w:r>
-      <w:proofErr w:type="spellStart"/>
-      <w:r>
-        <w:t>ByteBuffer.wrap</w:t>
-      </w:r>
-      <w:proofErr w:type="spellEnd"/>
-      <w:r>
-        <w:t>(</w:t>
-      </w:r>
-      <w:proofErr w:type="spellStart"/>
-      <w:proofErr w:type="gramStart"/>
-      <w:r>
         <w:t>data.getBytes</w:t>
       </w:r>
       <w:proofErr w:type="spellEnd"/>
-      <w:proofErr w:type="gramEnd"/>
-      <w:r>
-        <w:t>())</w:t>
-      </w:r>
-      <w:proofErr w:type="gramStart"/>
-      <w:r>
-        <w:t>);</w:t>
-      </w:r>
-      <w:proofErr w:type="gramEnd"/>
+      <w:r>
+        <w:t>()));</w:t>
+      </w:r>
     </w:p>
     <w:p>
       <w:proofErr w:type="spellStart"/>
@@ -4738,22 +4168,12 @@
       </w:r>
       <w:proofErr w:type="spellEnd"/>
       <w:r>
-        <w:t>(request</w:t>
-      </w:r>
-      <w:proofErr w:type="gramStart"/>
-      <w:r>
-        <w:t>);</w:t>
-      </w:r>
-      <w:proofErr w:type="gramEnd"/>
-    </w:p>
-    <w:p>
-      <w:proofErr w:type="gramStart"/>
-      <w:r>
-        <w:t>return</w:t>
-      </w:r>
-      <w:proofErr w:type="gramEnd"/>
-      <w:r>
-        <w:t xml:space="preserve"> </w:t>
+        <w:t>(request);</w:t>
+      </w:r>
+    </w:p>
+    <w:p>
+      <w:r>
+        <w:t xml:space="preserve">return </w:t>
       </w:r>
       <w:proofErr w:type="spellStart"/>
       <w:r>
@@ -4761,13 +4181,8 @@
       </w:r>
       <w:proofErr w:type="spellEnd"/>
       <w:r>
-        <w:t>("Data streamed to Kinesis"</w:t>
-      </w:r>
-      <w:proofErr w:type="gramStart"/>
-      <w:r>
-        <w:t>);</w:t>
-      </w:r>
-      <w:proofErr w:type="gramEnd"/>
+        <w:t>("Data streamed to Kinesis");</w:t>
+      </w:r>
     </w:p>
     <w:p>
       <w:r>
@@ -4783,7 +4198,7 @@
     <w:p>
       <w:r>
         <w:pict w14:anchorId="1C8E6DA1">
-          <v:rect id="_x0000_i1186" style="width:8in;height:0" o:hrpct="0" o:hralign="center" o:hrstd="t" o:hr="t" fillcolor="#a0a0a0" stroked="f"/>
+          <v:rect id="_x0000_i1043" style="width:8in;height:0" o:hrpct="0" o:hralign="center" o:hrstd="t" o:hr="t" fillcolor="#a0a0a0" stroked="f"/>
         </w:pict>
       </w:r>
     </w:p>
@@ -4829,15 +4244,7 @@
         <w:t>API Gateway</w:t>
       </w:r>
       <w:r>
-        <w:t xml:space="preserve">, </w:t>
-      </w:r>
-      <w:proofErr w:type="gramStart"/>
-      <w:r>
-        <w:t>you</w:t>
-      </w:r>
-      <w:proofErr w:type="gramEnd"/>
-      <w:r>
-        <w:t xml:space="preserve"> typically:</w:t>
+        <w:t>, you typically:</w:t>
       </w:r>
     </w:p>
     <w:p>
@@ -4881,7 +4288,7 @@
     <w:p>
       <w:r>
         <w:pict w14:anchorId="1F106925">
-          <v:rect id="_x0000_i1187" style="width:8in;height:0" o:hrpct="0" o:hralign="center" o:hrstd="t" o:hr="t" fillcolor="#a0a0a0" stroked="f"/>
+          <v:rect id="_x0000_i1044" style="width:8in;height:0" o:hrpct="0" o:hralign="center" o:hrstd="t" o:hr="t" fillcolor="#a0a0a0" stroked="f"/>
         </w:pict>
       </w:r>
     </w:p>
@@ -4930,13 +4337,8 @@
       </w:r>
     </w:p>
     <w:p>
-      <w:proofErr w:type="gramStart"/>
-      <w:r>
-        <w:t>public</w:t>
-      </w:r>
-      <w:proofErr w:type="gramEnd"/>
-      <w:r>
-        <w:t xml:space="preserve"> class </w:t>
+      <w:r>
+        <w:t xml:space="preserve">public class </w:t>
       </w:r>
       <w:proofErr w:type="spellStart"/>
       <w:r>
@@ -4949,11 +4351,9 @@
     </w:p>
     <w:p/>
     <w:p>
-      <w:proofErr w:type="gramStart"/>
       <w:r>
         <w:t>@Bean</w:t>
       </w:r>
-      <w:proofErr w:type="gramEnd"/>
     </w:p>
     <w:p>
       <w:r>
@@ -4968,17 +4368,12 @@
         <w:t xml:space="preserve"> </w:t>
       </w:r>
       <w:proofErr w:type="spellStart"/>
-      <w:proofErr w:type="gramStart"/>
       <w:r>
         <w:t>amazonSQS</w:t>
       </w:r>
       <w:proofErr w:type="spellEnd"/>
       <w:r>
-        <w:t>(</w:t>
-      </w:r>
-      <w:proofErr w:type="gramEnd"/>
-      <w:r>
-        <w:t>) {</w:t>
+        <w:t>() {</w:t>
       </w:r>
     </w:p>
     <w:p>
@@ -4995,7 +4390,6 @@
       </w:r>
     </w:p>
     <w:p>
-      <w:proofErr w:type="gramStart"/>
       <w:r>
         <w:t>.</w:t>
       </w:r>
@@ -5004,25 +4398,14 @@
         <w:t>withRegion</w:t>
       </w:r>
       <w:proofErr w:type="spellEnd"/>
-      <w:proofErr w:type="gramEnd"/>
       <w:r>
         <w:t>(Regions.AP_SOUTH_1)</w:t>
       </w:r>
     </w:p>
     <w:p>
-      <w:proofErr w:type="gramStart"/>
-      <w:r>
-        <w:t>.build</w:t>
-      </w:r>
-      <w:proofErr w:type="gramEnd"/>
-      <w:r>
-        <w:t>(</w:t>
-      </w:r>
-      <w:proofErr w:type="gramStart"/>
-      <w:r>
-        <w:t>);</w:t>
-      </w:r>
-      <w:proofErr w:type="gramEnd"/>
+      <w:r>
+        <w:t>.build();</w:t>
+      </w:r>
     </w:p>
     <w:p>
       <w:r>
@@ -5031,11 +4414,9 @@
     </w:p>
     <w:p/>
     <w:p>
-      <w:proofErr w:type="gramStart"/>
       <w:r>
         <w:t>@Bean</w:t>
       </w:r>
-      <w:proofErr w:type="gramEnd"/>
     </w:p>
     <w:p>
       <w:r>
@@ -5050,17 +4431,12 @@
         <w:t xml:space="preserve"> </w:t>
       </w:r>
       <w:proofErr w:type="spellStart"/>
-      <w:proofErr w:type="gramStart"/>
       <w:r>
         <w:t>amazonSNS</w:t>
       </w:r>
       <w:proofErr w:type="spellEnd"/>
       <w:r>
-        <w:t>(</w:t>
-      </w:r>
-      <w:proofErr w:type="gramEnd"/>
-      <w:r>
-        <w:t>) {</w:t>
+        <w:t>() {</w:t>
       </w:r>
     </w:p>
     <w:p>
@@ -5077,7 +4453,6 @@
       </w:r>
     </w:p>
     <w:p>
-      <w:proofErr w:type="gramStart"/>
       <w:r>
         <w:t>.</w:t>
       </w:r>
@@ -5086,25 +4461,14 @@
         <w:t>withRegion</w:t>
       </w:r>
       <w:proofErr w:type="spellEnd"/>
-      <w:proofErr w:type="gramEnd"/>
       <w:r>
         <w:t>(Regions.AP_SOUTH_1)</w:t>
       </w:r>
     </w:p>
     <w:p>
-      <w:proofErr w:type="gramStart"/>
-      <w:r>
-        <w:t>.build</w:t>
-      </w:r>
-      <w:proofErr w:type="gramEnd"/>
-      <w:r>
-        <w:t>(</w:t>
-      </w:r>
-      <w:proofErr w:type="gramStart"/>
-      <w:r>
-        <w:t>);</w:t>
-      </w:r>
-      <w:proofErr w:type="gramEnd"/>
+      <w:r>
+        <w:t>.build();</w:t>
+      </w:r>
     </w:p>
     <w:p>
       <w:r>
@@ -5113,11 +4477,9 @@
     </w:p>
     <w:p/>
     <w:p>
-      <w:proofErr w:type="gramStart"/>
       <w:r>
         <w:t>@Bean</w:t>
       </w:r>
-      <w:proofErr w:type="gramEnd"/>
     </w:p>
     <w:p>
       <w:r>
@@ -5132,17 +4494,12 @@
         <w:t xml:space="preserve"> </w:t>
       </w:r>
       <w:proofErr w:type="spellStart"/>
-      <w:proofErr w:type="gramStart"/>
       <w:r>
         <w:t>amazonKinesis</w:t>
       </w:r>
       <w:proofErr w:type="spellEnd"/>
       <w:r>
-        <w:t>(</w:t>
-      </w:r>
-      <w:proofErr w:type="gramEnd"/>
-      <w:r>
-        <w:t>) {</w:t>
+        <w:t>() {</w:t>
       </w:r>
     </w:p>
     <w:p>
@@ -5159,7 +4516,6 @@
       </w:r>
     </w:p>
     <w:p>
-      <w:proofErr w:type="gramStart"/>
       <w:r>
         <w:t>.</w:t>
       </w:r>
@@ -5168,25 +4524,14 @@
         <w:t>withRegion</w:t>
       </w:r>
       <w:proofErr w:type="spellEnd"/>
-      <w:proofErr w:type="gramEnd"/>
       <w:r>
         <w:t>(Regions.AP_SOUTH_1)</w:t>
       </w:r>
     </w:p>
     <w:p>
-      <w:proofErr w:type="gramStart"/>
-      <w:r>
-        <w:t>.build</w:t>
-      </w:r>
-      <w:proofErr w:type="gramEnd"/>
-      <w:r>
-        <w:t>(</w:t>
-      </w:r>
-      <w:proofErr w:type="gramStart"/>
-      <w:r>
-        <w:t>);</w:t>
-      </w:r>
-      <w:proofErr w:type="gramEnd"/>
+      <w:r>
+        <w:t>.build();</w:t>
+      </w:r>
     </w:p>
     <w:p>
       <w:r>
@@ -5268,7 +4613,7 @@
     <w:p>
       <w:r>
         <w:pict w14:anchorId="55685CC5">
-          <v:rect id="_x0000_i1214" style="width:8in;height:0" o:hrpct="0" o:hralign="center" o:hrstd="t" o:hr="t" fillcolor="#a0a0a0" stroked="f"/>
+          <v:rect id="_x0000_i1045" style="width:8in;height:0" o:hrpct="0" o:hralign="center" o:hrstd="t" o:hr="t" fillcolor="#a0a0a0" stroked="f"/>
         </w:pict>
       </w:r>
     </w:p>
@@ -5323,7 +4668,7 @@
     <w:p>
       <w:r>
         <w:pict w14:anchorId="1FBBE662">
-          <v:rect id="_x0000_i1215" style="width:8in;height:0" o:hrpct="0" o:hralign="center" o:hrstd="t" o:hr="t" fillcolor="#a0a0a0" stroked="f"/>
+          <v:rect id="_x0000_i1046" style="width:8in;height:0" o:hrpct="0" o:hralign="center" o:hrstd="t" o:hr="t" fillcolor="#a0a0a0" stroked="f"/>
         </w:pict>
       </w:r>
     </w:p>
@@ -5608,13 +4953,8 @@
       </w:r>
     </w:p>
     <w:p>
-      <w:proofErr w:type="gramStart"/>
-      <w:r>
-        <w:t>public</w:t>
-      </w:r>
-      <w:proofErr w:type="gramEnd"/>
-      <w:r>
-        <w:t xml:space="preserve"> class </w:t>
+      <w:r>
+        <w:t xml:space="preserve">public class </w:t>
       </w:r>
       <w:proofErr w:type="spellStart"/>
       <w:r>
@@ -5627,11 +4967,9 @@
     </w:p>
     <w:p/>
     <w:p>
-      <w:proofErr w:type="gramStart"/>
       <w:r>
         <w:t>@Bean</w:t>
       </w:r>
-      <w:proofErr w:type="gramEnd"/>
     </w:p>
     <w:p>
       <w:r>
@@ -5646,17 +4984,12 @@
         <w:t xml:space="preserve"> </w:t>
       </w:r>
       <w:proofErr w:type="spellStart"/>
-      <w:proofErr w:type="gramStart"/>
       <w:r>
         <w:t>amazonKinesis</w:t>
       </w:r>
       <w:proofErr w:type="spellEnd"/>
       <w:r>
-        <w:t>(</w:t>
-      </w:r>
-      <w:proofErr w:type="gramEnd"/>
-      <w:r>
-        <w:t>) {</w:t>
+        <w:t>() {</w:t>
       </w:r>
     </w:p>
     <w:p>
@@ -5673,7 +5006,6 @@
       </w:r>
     </w:p>
     <w:p>
-      <w:proofErr w:type="gramStart"/>
       <w:r>
         <w:t>.</w:t>
       </w:r>
@@ -5682,25 +5014,14 @@
         <w:t>withRegion</w:t>
       </w:r>
       <w:proofErr w:type="spellEnd"/>
-      <w:proofErr w:type="gramEnd"/>
       <w:r>
         <w:t>(Regions.AP_SOUTH_1)</w:t>
       </w:r>
     </w:p>
     <w:p>
-      <w:proofErr w:type="gramStart"/>
-      <w:r>
-        <w:t>.build</w:t>
-      </w:r>
-      <w:proofErr w:type="gramEnd"/>
-      <w:r>
-        <w:t>(</w:t>
-      </w:r>
-      <w:proofErr w:type="gramStart"/>
-      <w:r>
-        <w:t>);</w:t>
-      </w:r>
-      <w:proofErr w:type="gramEnd"/>
+      <w:r>
+        <w:t>.build();</w:t>
+      </w:r>
     </w:p>
     <w:p>
       <w:r>
@@ -5709,11 +5030,9 @@
     </w:p>
     <w:p/>
     <w:p>
-      <w:proofErr w:type="gramStart"/>
       <w:r>
         <w:t>@Bean</w:t>
       </w:r>
-      <w:proofErr w:type="gramEnd"/>
     </w:p>
     <w:p>
       <w:r>
@@ -5728,17 +5047,12 @@
         <w:t xml:space="preserve"> </w:t>
       </w:r>
       <w:proofErr w:type="spellStart"/>
-      <w:proofErr w:type="gramStart"/>
       <w:r>
         <w:t>amazonSQS</w:t>
       </w:r>
       <w:proofErr w:type="spellEnd"/>
       <w:r>
-        <w:t>(</w:t>
-      </w:r>
-      <w:proofErr w:type="gramEnd"/>
-      <w:r>
-        <w:t>) {</w:t>
+        <w:t>() {</w:t>
       </w:r>
     </w:p>
     <w:p>
@@ -5755,7 +5069,6 @@
       </w:r>
     </w:p>
     <w:p>
-      <w:proofErr w:type="gramStart"/>
       <w:r>
         <w:t>.</w:t>
       </w:r>
@@ -5764,25 +5077,14 @@
         <w:t>withRegion</w:t>
       </w:r>
       <w:proofErr w:type="spellEnd"/>
-      <w:proofErr w:type="gramEnd"/>
       <w:r>
         <w:t>(Regions.AP_SOUTH_1)</w:t>
       </w:r>
     </w:p>
     <w:p>
-      <w:proofErr w:type="gramStart"/>
-      <w:r>
-        <w:t>.build</w:t>
-      </w:r>
-      <w:proofErr w:type="gramEnd"/>
-      <w:r>
-        <w:t>(</w:t>
-      </w:r>
-      <w:proofErr w:type="gramStart"/>
-      <w:r>
-        <w:t>);</w:t>
-      </w:r>
-      <w:proofErr w:type="gramEnd"/>
+      <w:r>
+        <w:t>.build();</w:t>
+      </w:r>
     </w:p>
     <w:p>
       <w:r>
@@ -5838,11 +5140,9 @@
       </w:r>
     </w:p>
     <w:p>
-      <w:proofErr w:type="gramStart"/>
       <w:r>
         <w:t>@RestController</w:t>
       </w:r>
-      <w:proofErr w:type="gramEnd"/>
     </w:p>
     <w:p>
       <w:r>
@@ -5882,7 +5182,6 @@
         <w:t xml:space="preserve"> </w:t>
       </w:r>
       <w:proofErr w:type="spellStart"/>
-      <w:proofErr w:type="gramStart"/>
       <w:r>
         <w:t>amazonKinesis</w:t>
       </w:r>
@@ -5890,7 +5189,6 @@
       <w:r>
         <w:t>;</w:t>
       </w:r>
-      <w:proofErr w:type="gramEnd"/>
     </w:p>
     <w:p/>
     <w:p>
@@ -5911,7 +5209,6 @@
         <w:t xml:space="preserve"> </w:t>
       </w:r>
       <w:proofErr w:type="spellStart"/>
-      <w:proofErr w:type="gramStart"/>
       <w:r>
         <w:t>amazonSQS</w:t>
       </w:r>
@@ -5919,7 +5216,6 @@
       <w:r>
         <w:t>;</w:t>
       </w:r>
-      <w:proofErr w:type="gramEnd"/>
     </w:p>
     <w:p/>
     <w:p>
@@ -5932,13 +5228,8 @@
       </w:r>
       <w:proofErr w:type="spellEnd"/>
       <w:r>
-        <w:t xml:space="preserve"> = "your-kinesis-stream</w:t>
-      </w:r>
-      <w:proofErr w:type="gramStart"/>
-      <w:r>
-        <w:t>";</w:t>
-      </w:r>
-      <w:proofErr w:type="gramEnd"/>
+        <w:t xml:space="preserve"> = "your-kinesis-stream";</w:t>
+      </w:r>
     </w:p>
     <w:p>
       <w:r>
@@ -5958,23 +5249,13 @@
       </w:r>
       <w:proofErr w:type="spellEnd"/>
       <w:r>
-        <w:t>-queue</w:t>
-      </w:r>
-      <w:proofErr w:type="gramStart"/>
-      <w:r>
-        <w:t>";</w:t>
-      </w:r>
-      <w:proofErr w:type="gramEnd"/>
+        <w:t>-queue";</w:t>
+      </w:r>
     </w:p>
     <w:p/>
     <w:p>
-      <w:proofErr w:type="gramStart"/>
-      <w:r>
-        <w:t>@PostMapping</w:t>
-      </w:r>
-      <w:proofErr w:type="gramEnd"/>
-      <w:r>
-        <w:t>("/event")</w:t>
+      <w:r>
+        <w:t>@PostMapping("/event")</w:t>
       </w:r>
     </w:p>
     <w:p>
@@ -5990,17 +5271,12 @@
         <w:t xml:space="preserve">&lt;String&gt; </w:t>
       </w:r>
       <w:proofErr w:type="spellStart"/>
-      <w:proofErr w:type="gramStart"/>
       <w:r>
         <w:t>streamEvent</w:t>
       </w:r>
       <w:proofErr w:type="spellEnd"/>
       <w:r>
-        <w:t>(</w:t>
-      </w:r>
-      <w:proofErr w:type="gramEnd"/>
-      <w:r>
-        <w:t xml:space="preserve">@RequestBody String </w:t>
+        <w:t xml:space="preserve">(@RequestBody String </w:t>
       </w:r>
       <w:proofErr w:type="spellStart"/>
       <w:r>
@@ -6038,82 +5314,89 @@
         <w:t xml:space="preserve"> = new </w:t>
       </w:r>
       <w:proofErr w:type="spellStart"/>
-      <w:proofErr w:type="gramStart"/>
       <w:r>
         <w:t>PutRecordRequest</w:t>
       </w:r>
       <w:proofErr w:type="spellEnd"/>
       <w:r>
+        <w:t>()</w:t>
+      </w:r>
+    </w:p>
+    <w:p>
+      <w:r>
+        <w:t>.</w:t>
+      </w:r>
+      <w:proofErr w:type="spellStart"/>
+      <w:r>
+        <w:t>withStreamName</w:t>
+      </w:r>
+      <w:proofErr w:type="spellEnd"/>
+      <w:r>
         <w:t>(</w:t>
       </w:r>
-      <w:proofErr w:type="gramEnd"/>
+      <w:proofErr w:type="spellStart"/>
+      <w:r>
+        <w:t>streamName</w:t>
+      </w:r>
+      <w:proofErr w:type="spellEnd"/>
       <w:r>
         <w:t>)</w:t>
       </w:r>
     </w:p>
     <w:p>
-      <w:proofErr w:type="gramStart"/>
       <w:r>
         <w:t>.</w:t>
       </w:r>
       <w:proofErr w:type="spellStart"/>
       <w:r>
-        <w:t>withStreamName</w:t>
-      </w:r>
-      <w:proofErr w:type="spellEnd"/>
-      <w:proofErr w:type="gramEnd"/>
+        <w:t>withPartitionKey</w:t>
+      </w:r>
+      <w:proofErr w:type="spellEnd"/>
+      <w:r>
+        <w:t>("</w:t>
+      </w:r>
+      <w:proofErr w:type="spellStart"/>
+      <w:r>
+        <w:t>partitionKey</w:t>
+      </w:r>
+      <w:proofErr w:type="spellEnd"/>
+      <w:r>
+        <w:t>")</w:t>
+      </w:r>
+    </w:p>
+    <w:p>
+      <w:r>
+        <w:t>.</w:t>
+      </w:r>
+      <w:proofErr w:type="spellStart"/>
+      <w:r>
+        <w:t>withData</w:t>
+      </w:r>
+      <w:proofErr w:type="spellEnd"/>
       <w:r>
         <w:t>(</w:t>
       </w:r>
       <w:proofErr w:type="spellStart"/>
       <w:r>
-        <w:t>streamName</w:t>
-      </w:r>
-      <w:proofErr w:type="spellEnd"/>
-      <w:r>
-        <w:t>)</w:t>
-      </w:r>
-    </w:p>
-    <w:p>
-      <w:proofErr w:type="gramStart"/>
-      <w:r>
-        <w:t>.</w:t>
-      </w:r>
-      <w:proofErr w:type="spellStart"/>
-      <w:r>
-        <w:t>withPartitionKey</w:t>
-      </w:r>
-      <w:proofErr w:type="spellEnd"/>
-      <w:proofErr w:type="gramEnd"/>
-      <w:r>
-        <w:t>("</w:t>
-      </w:r>
-      <w:proofErr w:type="spellStart"/>
-      <w:r>
-        <w:t>partitionKey</w:t>
-      </w:r>
-      <w:proofErr w:type="spellEnd"/>
-      <w:r>
-        <w:t>")</w:t>
-      </w:r>
-    </w:p>
-    <w:p>
-      <w:proofErr w:type="gramStart"/>
-      <w:r>
-        <w:t>.</w:t>
-      </w:r>
-      <w:proofErr w:type="spellStart"/>
-      <w:r>
-        <w:t>withData</w:t>
-      </w:r>
-      <w:proofErr w:type="spellEnd"/>
-      <w:proofErr w:type="gramEnd"/>
+        <w:t>ByteBuffer.wrap</w:t>
+      </w:r>
+      <w:proofErr w:type="spellEnd"/>
       <w:r>
         <w:t>(</w:t>
       </w:r>
       <w:proofErr w:type="spellStart"/>
       <w:r>
-        <w:t>ByteBuffer.wrap</w:t>
+        <w:t>eventData.getBytes</w:t>
+      </w:r>
+      <w:proofErr w:type="spellEnd"/>
+      <w:r>
+        <w:t>()));</w:t>
+      </w:r>
+    </w:p>
+    <w:p>
+      <w:proofErr w:type="spellStart"/>
+      <w:r>
+        <w:t>amazonKinesis.putRecord</w:t>
       </w:r>
       <w:proofErr w:type="spellEnd"/>
       <w:r>
@@ -6121,37 +5404,12 @@
       </w:r>
       <w:proofErr w:type="spellStart"/>
       <w:r>
-        <w:t>eventData.getBytes</w:t>
-      </w:r>
-      <w:proofErr w:type="spellEnd"/>
-      <w:r>
-        <w:t>())</w:t>
-      </w:r>
-      <w:proofErr w:type="gramStart"/>
+        <w:t>kinesisRequest</w:t>
+      </w:r>
+      <w:proofErr w:type="spellEnd"/>
       <w:r>
         <w:t>);</w:t>
       </w:r>
-      <w:proofErr w:type="gramEnd"/>
-    </w:p>
-    <w:p>
-      <w:proofErr w:type="spellStart"/>
-      <w:r>
-        <w:t>amazonKinesis.putRecord</w:t>
-      </w:r>
-      <w:proofErr w:type="spellEnd"/>
-      <w:r>
-        <w:t>(</w:t>
-      </w:r>
-      <w:proofErr w:type="spellStart"/>
-      <w:r>
-        <w:t>kinesisRequest</w:t>
-      </w:r>
-      <w:proofErr w:type="spellEnd"/>
-      <w:proofErr w:type="gramStart"/>
-      <w:r>
-        <w:t>);</w:t>
-      </w:r>
-      <w:proofErr w:type="gramEnd"/>
     </w:p>
     <w:p/>
     <w:p>
@@ -6188,7 +5446,6 @@
         <w:t>queueName</w:t>
       </w:r>
       <w:proofErr w:type="spellEnd"/>
-      <w:proofErr w:type="gramStart"/>
       <w:r>
         <w:t>).</w:t>
       </w:r>
@@ -6197,36 +5454,28 @@
         <w:t>getQueueUrl</w:t>
       </w:r>
       <w:proofErr w:type="spellEnd"/>
-      <w:proofErr w:type="gramEnd"/>
+      <w:r>
+        <w:t>();</w:t>
+      </w:r>
+    </w:p>
+    <w:p>
+      <w:proofErr w:type="spellStart"/>
+      <w:r>
+        <w:t>amazonSQS.sendMessage</w:t>
+      </w:r>
+      <w:proofErr w:type="spellEnd"/>
+      <w:r>
+        <w:t xml:space="preserve">(new </w:t>
+      </w:r>
+      <w:proofErr w:type="spellStart"/>
+      <w:r>
+        <w:t>SendMessageRequest</w:t>
+      </w:r>
+      <w:proofErr w:type="spellEnd"/>
       <w:r>
         <w:t>(</w:t>
       </w:r>
-      <w:proofErr w:type="gramStart"/>
-      <w:r>
-        <w:t>);</w:t>
-      </w:r>
-      <w:proofErr w:type="gramEnd"/>
-    </w:p>
-    <w:p>
-      <w:proofErr w:type="spellStart"/>
-      <w:r>
-        <w:t>amazonSQS.sendMessage</w:t>
-      </w:r>
-      <w:proofErr w:type="spellEnd"/>
-      <w:r>
-        <w:t xml:space="preserve">(new </w:t>
-      </w:r>
-      <w:proofErr w:type="spellStart"/>
-      <w:proofErr w:type="gramStart"/>
-      <w:r>
-        <w:t>SendMessageRequest</w:t>
-      </w:r>
-      <w:proofErr w:type="spellEnd"/>
-      <w:r>
-        <w:t>(</w:t>
-      </w:r>
-      <w:proofErr w:type="spellStart"/>
-      <w:proofErr w:type="gramEnd"/>
+      <w:proofErr w:type="spellStart"/>
       <w:r>
         <w:t>queueUrl</w:t>
       </w:r>
@@ -6240,13 +5489,8 @@
       </w:r>
       <w:proofErr w:type="spellEnd"/>
       <w:r>
-        <w:t>)</w:t>
-      </w:r>
-      <w:proofErr w:type="gramStart"/>
-      <w:r>
-        <w:t>);</w:t>
-      </w:r>
-      <w:proofErr w:type="gramEnd"/>
+        <w:t>));</w:t>
+      </w:r>
     </w:p>
     <w:p/>
     <w:p>
@@ -6259,13 +5503,8 @@
       </w:r>
       <w:proofErr w:type="spellEnd"/>
       <w:r>
-        <w:t>("Event streamed and queued successfully"</w:t>
-      </w:r>
-      <w:proofErr w:type="gramStart"/>
-      <w:r>
-        <w:t>);</w:t>
-      </w:r>
-      <w:proofErr w:type="gramEnd"/>
+        <w:t>("Event streamed and queued successfully");</w:t>
+      </w:r>
     </w:p>
     <w:p>
       <w:r>
@@ -6336,7 +5575,7 @@
     <w:p>
       <w:r>
         <w:pict w14:anchorId="66D16645">
-          <v:rect id="_x0000_i1242" style="width:8in;height:0" o:hrpct="0" o:hralign="center" o:hrstd="t" o:hr="t" fillcolor="#a0a0a0" stroked="f"/>
+          <v:rect id="_x0000_i1047" style="width:8in;height:0" o:hrpct="0" o:hralign="center" o:hrstd="t" o:hr="t" fillcolor="#a0a0a0" stroked="f"/>
         </w:pict>
       </w:r>
     </w:p>
@@ -6444,7 +5683,6 @@
         <w:t xml:space="preserve"> </w:t>
       </w:r>
       <w:proofErr w:type="spellStart"/>
-      <w:proofErr w:type="gramStart"/>
       <w:r>
         <w:t>amazonSNS</w:t>
       </w:r>
@@ -6452,17 +5690,11 @@
       <w:r>
         <w:t>;</w:t>
       </w:r>
-      <w:proofErr w:type="gramEnd"/>
     </w:p>
     <w:p/>
     <w:p>
-      <w:proofErr w:type="gramStart"/>
-      <w:r>
-        <w:t>@PostMapping</w:t>
-      </w:r>
-      <w:proofErr w:type="gramEnd"/>
-      <w:r>
-        <w:t>("/notify")</w:t>
+      <w:r>
+        <w:t>@PostMapping("/notify")</w:t>
       </w:r>
     </w:p>
     <w:p>
@@ -6478,74 +5710,69 @@
         <w:t xml:space="preserve">&lt;String&gt; </w:t>
       </w:r>
       <w:proofErr w:type="spellStart"/>
-      <w:proofErr w:type="gramStart"/>
       <w:r>
         <w:t>sendNotification</w:t>
       </w:r>
       <w:proofErr w:type="spellEnd"/>
       <w:r>
+        <w:t>(@RequestBody String message) {</w:t>
+      </w:r>
+    </w:p>
+    <w:p>
+      <w:r>
+        <w:t xml:space="preserve">String </w:t>
+      </w:r>
+      <w:proofErr w:type="spellStart"/>
+      <w:r>
+        <w:t>topicArn</w:t>
+      </w:r>
+      <w:proofErr w:type="spellEnd"/>
+      <w:r>
+        <w:t xml:space="preserve"> = "arn:aws:sns:ap-south-1:123456789012:your-topic-name";</w:t>
+      </w:r>
+    </w:p>
+    <w:p>
+      <w:proofErr w:type="spellStart"/>
+      <w:r>
+        <w:t>PublishRequest</w:t>
+      </w:r>
+      <w:proofErr w:type="spellEnd"/>
+      <w:r>
+        <w:t xml:space="preserve"> </w:t>
+      </w:r>
+      <w:proofErr w:type="spellStart"/>
+      <w:r>
+        <w:t>publishRequest</w:t>
+      </w:r>
+      <w:proofErr w:type="spellEnd"/>
+      <w:r>
+        <w:t xml:space="preserve"> = new </w:t>
+      </w:r>
+      <w:proofErr w:type="spellStart"/>
+      <w:r>
+        <w:t>PublishRequest</w:t>
+      </w:r>
+      <w:proofErr w:type="spellEnd"/>
+      <w:r>
         <w:t>(</w:t>
       </w:r>
-      <w:proofErr w:type="gramEnd"/>
-      <w:r>
-        <w:t xml:space="preserve">@RequestBody String </w:t>
-      </w:r>
-      <w:proofErr w:type="gramStart"/>
-      <w:r>
-        <w:t>message) {</w:t>
-      </w:r>
-      <w:proofErr w:type="gramEnd"/>
-    </w:p>
-    <w:p>
-      <w:r>
-        <w:t xml:space="preserve">String </w:t>
-      </w:r>
       <w:proofErr w:type="spellStart"/>
       <w:r>
         <w:t>topicArn</w:t>
       </w:r>
       <w:proofErr w:type="spellEnd"/>
       <w:r>
-        <w:t xml:space="preserve"> = "</w:t>
-      </w:r>
-      <w:proofErr w:type="gramStart"/>
-      <w:r>
-        <w:t>arn:aws</w:t>
-      </w:r>
-      <w:proofErr w:type="gramEnd"/>
-      <w:r>
-        <w:t>:</w:t>
-      </w:r>
-      <w:proofErr w:type="gramStart"/>
-      <w:r>
-        <w:t>sns:ap</w:t>
-      </w:r>
-      <w:proofErr w:type="gramEnd"/>
-      <w:r>
-        <w:t>-south-</w:t>
-      </w:r>
-      <w:proofErr w:type="gramStart"/>
-      <w:r>
-        <w:t>1:123456789012:your</w:t>
-      </w:r>
-      <w:proofErr w:type="gramEnd"/>
-      <w:r>
-        <w:t>-topic-name</w:t>
-      </w:r>
-      <w:proofErr w:type="gramStart"/>
-      <w:r>
-        <w:t>";</w:t>
-      </w:r>
-      <w:proofErr w:type="gramEnd"/>
-    </w:p>
-    <w:p>
-      <w:proofErr w:type="spellStart"/>
-      <w:r>
-        <w:t>PublishRequest</w:t>
-      </w:r>
-      <w:proofErr w:type="spellEnd"/>
-      <w:r>
-        <w:t xml:space="preserve"> </w:t>
+        <w:t>, message);</w:t>
+      </w:r>
+    </w:p>
+    <w:p>
+      <w:proofErr w:type="spellStart"/>
+      <w:r>
+        <w:t>amazonSNS.publish</w:t>
+      </w:r>
+      <w:proofErr w:type="spellEnd"/>
+      <w:r>
+        <w:t>(</w:t>
       </w:r>
       <w:proofErr w:type="spellStart"/>
       <w:r>
@@ -6553,51 +5780,8 @@
       </w:r>
       <w:proofErr w:type="spellEnd"/>
       <w:r>
-        <w:t xml:space="preserve"> = new </w:t>
-      </w:r>
-      <w:proofErr w:type="spellStart"/>
-      <w:proofErr w:type="gramStart"/>
-      <w:r>
-        <w:t>PublishRequest</w:t>
-      </w:r>
-      <w:proofErr w:type="spellEnd"/>
-      <w:r>
-        <w:t>(</w:t>
-      </w:r>
-      <w:proofErr w:type="spellStart"/>
-      <w:proofErr w:type="gramEnd"/>
-      <w:r>
-        <w:t>topicArn</w:t>
-      </w:r>
-      <w:proofErr w:type="spellEnd"/>
-      <w:r>
-        <w:t>, message</w:t>
-      </w:r>
-      <w:proofErr w:type="gramStart"/>
-      <w:r>
         <w:t>);</w:t>
       </w:r>
-      <w:proofErr w:type="gramEnd"/>
-    </w:p>
-    <w:p>
-      <w:proofErr w:type="spellStart"/>
-      <w:r>
-        <w:t>amazonSNS.publish</w:t>
-      </w:r>
-      <w:proofErr w:type="spellEnd"/>
-      <w:r>
-        <w:t>(</w:t>
-      </w:r>
-      <w:proofErr w:type="spellStart"/>
-      <w:r>
-        <w:t>publishRequest</w:t>
-      </w:r>
-      <w:proofErr w:type="spellEnd"/>
-      <w:proofErr w:type="gramStart"/>
-      <w:r>
-        <w:t>);</w:t>
-      </w:r>
-      <w:proofErr w:type="gramEnd"/>
     </w:p>
     <w:p>
       <w:r>
@@ -6609,13 +5793,8 @@
       </w:r>
       <w:proofErr w:type="spellEnd"/>
       <w:r>
-        <w:t>("Notification sent via SNS"</w:t>
-      </w:r>
-      <w:proofErr w:type="gramStart"/>
-      <w:r>
-        <w:t>);</w:t>
-      </w:r>
-      <w:proofErr w:type="gramEnd"/>
+        <w:t>("Notification sent via SNS");</w:t>
+      </w:r>
     </w:p>
     <w:p>
       <w:r>
@@ -6626,7 +5805,7 @@
     <w:p>
       <w:r>
         <w:pict w14:anchorId="0A4D5CE1">
-          <v:rect id="_x0000_i1243" style="width:8in;height:0" o:hrpct="0" o:hralign="center" o:hrstd="t" o:hr="t" fillcolor="#a0a0a0" stroked="f"/>
+          <v:rect id="_x0000_i1048" style="width:8in;height:0" o:hrpct="0" o:hralign="center" o:hrstd="t" o:hr="t" fillcolor="#a0a0a0" stroked="f"/>
         </w:pict>
       </w:r>
     </w:p>
@@ -6730,11 +5909,9 @@
       </w:r>
     </w:p>
     <w:p>
-      <w:proofErr w:type="gramStart"/>
       <w:r>
         <w:t>@Bean</w:t>
       </w:r>
-      <w:proofErr w:type="gramEnd"/>
     </w:p>
     <w:p>
       <w:r>
@@ -6749,7 +5926,6 @@
         <w:t xml:space="preserve"> </w:t>
       </w:r>
       <w:proofErr w:type="spellStart"/>
-      <w:proofErr w:type="gramStart"/>
       <w:r>
         <w:t>filterChain</w:t>
       </w:r>
@@ -6758,7 +5934,6 @@
         <w:t>(</w:t>
       </w:r>
       <w:proofErr w:type="spellStart"/>
-      <w:proofErr w:type="gramEnd"/>
       <w:r>
         <w:t>HttpSecurity</w:t>
       </w:r>
@@ -6773,7 +5948,6 @@
       </w:r>
     </w:p>
     <w:p>
-      <w:proofErr w:type="gramStart"/>
       <w:r>
         <w:t>.</w:t>
       </w:r>
@@ -6782,13 +5956,11 @@
         <w:t>authorizeHttpRequests</w:t>
       </w:r>
       <w:proofErr w:type="spellEnd"/>
-      <w:proofErr w:type="gramEnd"/>
       <w:r>
         <w:t>(auth -&gt; auth</w:t>
       </w:r>
     </w:p>
     <w:p>
-      <w:proofErr w:type="gramStart"/>
       <w:r>
         <w:t>.</w:t>
       </w:r>
@@ -6797,17 +5969,8 @@
         <w:t>anyRequest</w:t>
       </w:r>
       <w:proofErr w:type="spellEnd"/>
-      <w:proofErr w:type="gramEnd"/>
-      <w:r>
-        <w:t>(</w:t>
-      </w:r>
-      <w:proofErr w:type="gramStart"/>
-      <w:r>
-        <w:t>).authenticated</w:t>
-      </w:r>
-      <w:proofErr w:type="gramEnd"/>
-      <w:r>
-        <w:t>()</w:t>
+      <w:r>
+        <w:t>().authenticated()</w:t>
       </w:r>
     </w:p>
     <w:p>
@@ -6816,57 +5979,30 @@
       </w:r>
     </w:p>
     <w:p>
-      <w:proofErr w:type="gramStart"/>
-      <w:r>
-        <w:t>.oauth</w:t>
-      </w:r>
-      <w:proofErr w:type="gramEnd"/>
-      <w:r>
-        <w:t>2</w:t>
-      </w:r>
-      <w:proofErr w:type="gramStart"/>
-      <w:r>
-        <w:t>ResourceServer(</w:t>
-      </w:r>
-      <w:proofErr w:type="gramEnd"/>
-      <w:r>
-        <w:t>OAuth2</w:t>
-      </w:r>
-      <w:proofErr w:type="gramStart"/>
-      <w:r>
-        <w:t>ResourceServerConfigurer::</w:t>
-      </w:r>
-      <w:proofErr w:type="spellStart"/>
-      <w:proofErr w:type="gramEnd"/>
+      <w:r>
+        <w:t>.oauth2ResourceServer(OAuth2ResourceServerConfigurer::</w:t>
+      </w:r>
+      <w:proofErr w:type="spellStart"/>
       <w:r>
         <w:t>jwt</w:t>
       </w:r>
       <w:proofErr w:type="spellEnd"/>
-      <w:proofErr w:type="gramStart"/>
       <w:r>
         <w:t>);</w:t>
       </w:r>
-      <w:proofErr w:type="gramEnd"/>
     </w:p>
     <w:p>
       <w:r>
         <w:t xml:space="preserve">return </w:t>
       </w:r>
       <w:proofErr w:type="spellStart"/>
-      <w:proofErr w:type="gramStart"/>
       <w:r>
         <w:t>http.build</w:t>
       </w:r>
       <w:proofErr w:type="spellEnd"/>
-      <w:proofErr w:type="gramEnd"/>
-      <w:r>
-        <w:t>(</w:t>
-      </w:r>
-      <w:proofErr w:type="gramStart"/>
-      <w:r>
-        <w:t>);</w:t>
-      </w:r>
-      <w:proofErr w:type="gramEnd"/>
+      <w:r>
+        <w:t>();</w:t>
+      </w:r>
     </w:p>
     <w:p>
       <w:r>
@@ -6877,7 +6013,7 @@
     <w:p>
       <w:r>
         <w:pict w14:anchorId="54F0E839">
-          <v:rect id="_x0000_i1244" style="width:8in;height:0" o:hrpct="0" o:hralign="center" o:hrstd="t" o:hr="t" fillcolor="#a0a0a0" stroked="f"/>
+          <v:rect id="_x0000_i1049" style="width:8in;height:0" o:hrpct="0" o:hralign="center" o:hrstd="t" o:hr="t" fillcolor="#a0a0a0" stroked="f"/>
         </w:pict>
       </w:r>
     </w:p>
@@ -6919,15 +6055,7 @@
     <w:p>
       <w:r>
         <w:lastRenderedPageBreak/>
-        <w:t xml:space="preserve">"We used AWS services like SQS for decoupling, Lambda for serverless </w:t>
-      </w:r>
-      <w:proofErr w:type="gramStart"/>
-      <w:r>
-        <w:t>compute</w:t>
-      </w:r>
-      <w:proofErr w:type="gramEnd"/>
-      <w:r>
-        <w:t>, and Auto Scaling Groups for EC2. This ensured horizontal scalability and fault tolerance. Failures were handled using DLQs and retries."</w:t>
+        <w:t>"We used AWS services like SQS for decoupling, Lambda for serverless compute, and Auto Scaling Groups for EC2. This ensured horizontal scalability and fault tolerance. Failures were handled using DLQs and retries."</w:t>
       </w:r>
     </w:p>
     <w:p>
@@ -6967,7 +6095,7 @@
     <w:p>
       <w:r>
         <w:pict w14:anchorId="3909AD4C">
-          <v:rect id="_x0000_i1245" style="width:8in;height:0" o:hrpct="0" o:hralign="center" o:hrstd="t" o:hr="t" fillcolor="#a0a0a0" stroked="f"/>
+          <v:rect id="_x0000_i1050" style="width:8in;height:0" o:hrpct="0" o:hralign="center" o:hrstd="t" o:hr="t" fillcolor="#a0a0a0" stroked="f"/>
         </w:pict>
       </w:r>
     </w:p>
@@ -7056,7 +6184,6 @@
         <w:t xml:space="preserve"> </w:t>
       </w:r>
       <w:proofErr w:type="spellStart"/>
-      <w:proofErr w:type="gramStart"/>
       <w:r>
         <w:t>cloudWatch</w:t>
       </w:r>
@@ -7064,7 +6191,6 @@
       <w:r>
         <w:t>;</w:t>
       </w:r>
-      <w:proofErr w:type="gramEnd"/>
     </w:p>
     <w:p/>
     <w:p>
@@ -7072,59 +6198,121 @@
         <w:t xml:space="preserve">public void </w:t>
       </w:r>
       <w:proofErr w:type="spellStart"/>
-      <w:proofErr w:type="gramStart"/>
       <w:r>
         <w:t>publishCustomMetric</w:t>
       </w:r>
       <w:proofErr w:type="spellEnd"/>
       <w:r>
+        <w:t>() {</w:t>
+      </w:r>
+    </w:p>
+    <w:p>
+      <w:proofErr w:type="spellStart"/>
+      <w:r>
+        <w:t>MetricDatum</w:t>
+      </w:r>
+      <w:proofErr w:type="spellEnd"/>
+      <w:r>
+        <w:t xml:space="preserve"> datum = new </w:t>
+      </w:r>
+      <w:proofErr w:type="spellStart"/>
+      <w:r>
+        <w:t>MetricDatum</w:t>
+      </w:r>
+      <w:proofErr w:type="spellEnd"/>
+      <w:r>
+        <w:t>()</w:t>
+      </w:r>
+    </w:p>
+    <w:p>
+      <w:r>
+        <w:t>.</w:t>
+      </w:r>
+      <w:proofErr w:type="spellStart"/>
+      <w:r>
+        <w:t>withMetricName</w:t>
+      </w:r>
+      <w:proofErr w:type="spellEnd"/>
+      <w:r>
+        <w:t>("</w:t>
+      </w:r>
+      <w:proofErr w:type="spellStart"/>
+      <w:r>
+        <w:t>CustomEventCount</w:t>
+      </w:r>
+      <w:proofErr w:type="spellEnd"/>
+      <w:r>
+        <w:t>")</w:t>
+      </w:r>
+    </w:p>
+    <w:p>
+      <w:r>
+        <w:t>.</w:t>
+      </w:r>
+      <w:proofErr w:type="spellStart"/>
+      <w:r>
+        <w:t>withUnit</w:t>
+      </w:r>
+      <w:proofErr w:type="spellEnd"/>
+      <w:r>
         <w:t>(</w:t>
       </w:r>
-      <w:proofErr w:type="gramEnd"/>
-      <w:r>
-        <w:t>) {</w:t>
-      </w:r>
-    </w:p>
-    <w:p>
-      <w:proofErr w:type="spellStart"/>
-      <w:r>
-        <w:t>MetricDatum</w:t>
-      </w:r>
-      <w:proofErr w:type="spellEnd"/>
-      <w:r>
-        <w:t xml:space="preserve"> datum = new </w:t>
-      </w:r>
-      <w:proofErr w:type="spellStart"/>
-      <w:proofErr w:type="gramStart"/>
-      <w:r>
-        <w:t>MetricDatum</w:t>
-      </w:r>
-      <w:proofErr w:type="spellEnd"/>
-      <w:r>
-        <w:t>(</w:t>
-      </w:r>
-      <w:proofErr w:type="gramEnd"/>
+      <w:proofErr w:type="spellStart"/>
+      <w:r>
+        <w:t>StandardUnit.Count</w:t>
+      </w:r>
+      <w:proofErr w:type="spellEnd"/>
       <w:r>
         <w:t>)</w:t>
       </w:r>
     </w:p>
     <w:p>
-      <w:proofErr w:type="gramStart"/>
       <w:r>
         <w:t>.</w:t>
       </w:r>
       <w:proofErr w:type="spellStart"/>
       <w:r>
-        <w:t>withMetricName</w:t>
-      </w:r>
-      <w:proofErr w:type="spellEnd"/>
-      <w:proofErr w:type="gramEnd"/>
+        <w:t>withValue</w:t>
+      </w:r>
+      <w:proofErr w:type="spellEnd"/>
+      <w:r>
+        <w:t>(1.0);</w:t>
+      </w:r>
+    </w:p>
+    <w:p/>
+    <w:p>
+      <w:proofErr w:type="spellStart"/>
+      <w:r>
+        <w:t>PutMetricDataRequest</w:t>
+      </w:r>
+      <w:proofErr w:type="spellEnd"/>
+      <w:r>
+        <w:t xml:space="preserve"> request = new </w:t>
+      </w:r>
+      <w:proofErr w:type="spellStart"/>
+      <w:r>
+        <w:t>PutMetricDataRequest</w:t>
+      </w:r>
+      <w:proofErr w:type="spellEnd"/>
+      <w:r>
+        <w:t>()</w:t>
+      </w:r>
+    </w:p>
+    <w:p>
+      <w:r>
+        <w:t>.</w:t>
+      </w:r>
+      <w:proofErr w:type="spellStart"/>
+      <w:r>
+        <w:t>withNamespace</w:t>
+      </w:r>
+      <w:proofErr w:type="spellEnd"/>
       <w:r>
         <w:t>("</w:t>
       </w:r>
       <w:proofErr w:type="spellStart"/>
       <w:r>
-        <w:t>CustomEventCount</w:t>
+        <w:t>MyAppMetrics</w:t>
       </w:r>
       <w:proofErr w:type="spellEnd"/>
       <w:r>
@@ -7132,114 +6320,17 @@
       </w:r>
     </w:p>
     <w:p>
-      <w:proofErr w:type="gramStart"/>
       <w:r>
         <w:t>.</w:t>
       </w:r>
       <w:proofErr w:type="spellStart"/>
       <w:r>
-        <w:t>withUnit</w:t>
-      </w:r>
-      <w:proofErr w:type="spellEnd"/>
-      <w:proofErr w:type="gramEnd"/>
-      <w:r>
-        <w:t>(</w:t>
-      </w:r>
-      <w:proofErr w:type="spellStart"/>
-      <w:r>
-        <w:t>StandardUnit.Count</w:t>
-      </w:r>
-      <w:proofErr w:type="spellEnd"/>
-      <w:r>
-        <w:t>)</w:t>
-      </w:r>
-    </w:p>
-    <w:p>
-      <w:proofErr w:type="gramStart"/>
-      <w:r>
-        <w:t>.</w:t>
-      </w:r>
-      <w:proofErr w:type="spellStart"/>
-      <w:r>
-        <w:t>withValue</w:t>
-      </w:r>
-      <w:proofErr w:type="spellEnd"/>
-      <w:proofErr w:type="gramEnd"/>
-      <w:r>
-        <w:t>(1.0</w:t>
-      </w:r>
-      <w:proofErr w:type="gramStart"/>
-      <w:r>
-        <w:t>);</w:t>
-      </w:r>
-      <w:proofErr w:type="gramEnd"/>
-    </w:p>
-    <w:p/>
-    <w:p>
-      <w:proofErr w:type="spellStart"/>
-      <w:r>
-        <w:t>PutMetricDataRequest</w:t>
-      </w:r>
-      <w:proofErr w:type="spellEnd"/>
-      <w:r>
-        <w:t xml:space="preserve"> request = new </w:t>
-      </w:r>
-      <w:proofErr w:type="spellStart"/>
-      <w:proofErr w:type="gramStart"/>
-      <w:r>
-        <w:t>PutMetricDataRequest</w:t>
-      </w:r>
-      <w:proofErr w:type="spellEnd"/>
-      <w:r>
-        <w:t>(</w:t>
-      </w:r>
-      <w:proofErr w:type="gramEnd"/>
-      <w:r>
-        <w:t>)</w:t>
-      </w:r>
-    </w:p>
-    <w:p>
-      <w:proofErr w:type="gramStart"/>
-      <w:r>
-        <w:t>.</w:t>
-      </w:r>
-      <w:proofErr w:type="spellStart"/>
-      <w:r>
-        <w:t>withNamespace</w:t>
-      </w:r>
-      <w:proofErr w:type="spellEnd"/>
-      <w:proofErr w:type="gramEnd"/>
-      <w:r>
-        <w:t>("</w:t>
-      </w:r>
-      <w:proofErr w:type="spellStart"/>
-      <w:r>
-        <w:t>MyAppMetrics</w:t>
-      </w:r>
-      <w:proofErr w:type="spellEnd"/>
-      <w:r>
-        <w:t>")</w:t>
-      </w:r>
-    </w:p>
-    <w:p>
-      <w:proofErr w:type="gramStart"/>
-      <w:r>
-        <w:t>.</w:t>
-      </w:r>
-      <w:proofErr w:type="spellStart"/>
-      <w:r>
         <w:t>withMetricData</w:t>
       </w:r>
       <w:proofErr w:type="spellEnd"/>
-      <w:proofErr w:type="gramEnd"/>
-      <w:r>
-        <w:t>(datum</w:t>
-      </w:r>
-      <w:proofErr w:type="gramStart"/>
-      <w:r>
-        <w:t>);</w:t>
-      </w:r>
-      <w:proofErr w:type="gramEnd"/>
+      <w:r>
+        <w:t>(datum);</w:t>
+      </w:r>
     </w:p>
     <w:p/>
     <w:p>
@@ -7250,13 +6341,8 @@
       </w:r>
       <w:proofErr w:type="spellEnd"/>
       <w:r>
-        <w:t>(request</w:t>
-      </w:r>
-      <w:proofErr w:type="gramStart"/>
-      <w:r>
-        <w:t>);</w:t>
-      </w:r>
-      <w:proofErr w:type="gramEnd"/>
+        <w:t>(request);</w:t>
+      </w:r>
     </w:p>
     <w:p>
       <w:r>
@@ -7356,7 +6442,7 @@
     <w:p>
       <w:r>
         <w:pict w14:anchorId="5C992062">
-          <v:rect id="_x0000_i1274" style="width:8in;height:0" o:hrpct="0" o:hralign="center" o:hrstd="t" o:hr="t" fillcolor="#a0a0a0" stroked="f"/>
+          <v:rect id="_x0000_i1051" style="width:8in;height:0" o:hrpct="0" o:hralign="center" o:hrstd="t" o:hr="t" fillcolor="#a0a0a0" stroked="f"/>
         </w:pict>
       </w:r>
     </w:p>
@@ -7395,15 +6481,7 @@
         <w:t>Message Broker</w:t>
       </w:r>
       <w:r>
-        <w:t xml:space="preserve"> is middleware that enables communication between different applications or services by exchanging messages asynchronously. It </w:t>
-      </w:r>
-      <w:proofErr w:type="gramStart"/>
-      <w:r>
-        <w:t>decouples</w:t>
-      </w:r>
-      <w:proofErr w:type="gramEnd"/>
-      <w:r>
-        <w:t xml:space="preserve"> producers and consumers, improving scalability and reliability.</w:t>
+        <w:t> is middleware that enables communication between different applications or services by exchanging messages asynchronously. It decouples producers and consumers, improving scalability and reliability.</w:t>
       </w:r>
     </w:p>
     <w:p>
@@ -7496,7 +6574,7 @@
     <w:p>
       <w:r>
         <w:pict w14:anchorId="797C25FE">
-          <v:rect id="_x0000_i1275" style="width:8in;height:0" o:hrpct="0" o:hralign="center" o:hrstd="t" o:hr="t" fillcolor="#a0a0a0" stroked="f"/>
+          <v:rect id="_x0000_i1052" style="width:8in;height:0" o:hrpct="0" o:hralign="center" o:hrstd="t" o:hr="t" fillcolor="#a0a0a0" stroked="f"/>
         </w:pict>
       </w:r>
     </w:p>
@@ -7684,12 +6762,10 @@
         <w:t xml:space="preserve">import </w:t>
       </w:r>
       <w:proofErr w:type="spellStart"/>
-      <w:proofErr w:type="gramStart"/>
       <w:r>
         <w:t>com.ibm.mq.jms.MQQueueConnectionFactory</w:t>
       </w:r>
       <w:proofErr w:type="spellEnd"/>
-      <w:proofErr w:type="gramEnd"/>
       <w:r>
         <w:t>;</w:t>
       </w:r>
@@ -7699,26 +6775,19 @@
         <w:t xml:space="preserve">import </w:t>
       </w:r>
       <w:proofErr w:type="spellStart"/>
-      <w:proofErr w:type="gramStart"/>
       <w:r>
         <w:t>javax.jms</w:t>
       </w:r>
       <w:proofErr w:type="spellEnd"/>
       <w:r>
-        <w:t>.*</w:t>
-      </w:r>
-      <w:proofErr w:type="gramEnd"/>
-      <w:r>
-        <w:t>;</w:t>
+        <w:t>.*;</w:t>
       </w:r>
     </w:p>
     <w:p/>
     <w:p>
-      <w:proofErr w:type="gramStart"/>
       <w:r>
         <w:t>@RestController</w:t>
       </w:r>
-      <w:proofErr w:type="gramEnd"/>
     </w:p>
     <w:p>
       <w:r>
@@ -7740,13 +6809,8 @@
     </w:p>
     <w:p/>
     <w:p>
-      <w:proofErr w:type="gramStart"/>
-      <w:r>
-        <w:t>@PostMapping</w:t>
-      </w:r>
-      <w:proofErr w:type="gramEnd"/>
-      <w:r>
-        <w:t>("/send")</w:t>
+      <w:r>
+        <w:t>@PostMapping("/send")</w:t>
       </w:r>
     </w:p>
     <w:p>
@@ -7754,17 +6818,12 @@
         <w:t xml:space="preserve">public String </w:t>
       </w:r>
       <w:proofErr w:type="spellStart"/>
-      <w:proofErr w:type="gramStart"/>
       <w:r>
         <w:t>sendMessage</w:t>
       </w:r>
       <w:proofErr w:type="spellEnd"/>
       <w:r>
-        <w:t>(</w:t>
-      </w:r>
-      <w:proofErr w:type="gramEnd"/>
-      <w:r>
-        <w:t>@RequestBody String message) throws Exception {</w:t>
+        <w:t>(@RequestBody String message) throws Exception {</w:t>
       </w:r>
     </w:p>
     <w:p>
@@ -7777,7 +6836,6 @@
         <w:t xml:space="preserve"> factory = new </w:t>
       </w:r>
       <w:proofErr w:type="spellStart"/>
-      <w:proofErr w:type="gramStart"/>
       <w:r>
         <w:t>MQQueueConnectionFactory</w:t>
       </w:r>
@@ -7785,165 +6843,118 @@
       <w:r>
         <w:t>();</w:t>
       </w:r>
-      <w:proofErr w:type="gramEnd"/>
-    </w:p>
-    <w:p>
-      <w:proofErr w:type="spellStart"/>
-      <w:proofErr w:type="gramStart"/>
+    </w:p>
+    <w:p>
+      <w:proofErr w:type="spellStart"/>
       <w:r>
         <w:t>factory.setHostName</w:t>
       </w:r>
       <w:proofErr w:type="spellEnd"/>
-      <w:proofErr w:type="gramEnd"/>
-      <w:r>
-        <w:t>("your-host"</w:t>
-      </w:r>
-      <w:proofErr w:type="gramStart"/>
+      <w:r>
+        <w:t>("your-host");</w:t>
+      </w:r>
+    </w:p>
+    <w:p>
+      <w:proofErr w:type="spellStart"/>
+      <w:r>
+        <w:t>factory.setPort</w:t>
+      </w:r>
+      <w:proofErr w:type="spellEnd"/>
+      <w:r>
+        <w:t>(1414);</w:t>
+      </w:r>
+    </w:p>
+    <w:p>
+      <w:proofErr w:type="spellStart"/>
+      <w:r>
+        <w:t>factory.setQueueManager</w:t>
+      </w:r>
+      <w:proofErr w:type="spellEnd"/>
+      <w:r>
+        <w:t>("QM1");</w:t>
+      </w:r>
+    </w:p>
+    <w:p>
+      <w:proofErr w:type="spellStart"/>
+      <w:r>
+        <w:t>factory.setChannel</w:t>
+      </w:r>
+      <w:proofErr w:type="spellEnd"/>
+      <w:r>
+        <w:t>("DEV.APP.SVRCONN");</w:t>
+      </w:r>
+    </w:p>
+    <w:p/>
+    <w:p>
+      <w:r>
+        <w:t xml:space="preserve">Connection </w:t>
+      </w:r>
+      <w:proofErr w:type="spellStart"/>
+      <w:r>
+        <w:t>connection</w:t>
+      </w:r>
+      <w:proofErr w:type="spellEnd"/>
+      <w:r>
+        <w:t xml:space="preserve"> = </w:t>
+      </w:r>
+      <w:proofErr w:type="spellStart"/>
+      <w:r>
+        <w:t>factory.createConnection</w:t>
+      </w:r>
+      <w:proofErr w:type="spellEnd"/>
+      <w:r>
+        <w:t>("app", "password");</w:t>
+      </w:r>
+    </w:p>
+    <w:p>
+      <w:r>
+        <w:t xml:space="preserve">Session </w:t>
+      </w:r>
+      <w:proofErr w:type="spellStart"/>
+      <w:r>
+        <w:t>session</w:t>
+      </w:r>
+      <w:proofErr w:type="spellEnd"/>
+      <w:r>
+        <w:t xml:space="preserve"> = </w:t>
+      </w:r>
+      <w:proofErr w:type="spellStart"/>
+      <w:r>
+        <w:t>connection.createSession</w:t>
+      </w:r>
+      <w:proofErr w:type="spellEnd"/>
+      <w:r>
+        <w:t xml:space="preserve">(false, </w:t>
+      </w:r>
+      <w:proofErr w:type="spellStart"/>
+      <w:r>
+        <w:t>Session.AUTO_ACKNOWLEDGE</w:t>
+      </w:r>
+      <w:proofErr w:type="spellEnd"/>
       <w:r>
         <w:t>);</w:t>
       </w:r>
-      <w:proofErr w:type="gramEnd"/>
-    </w:p>
-    <w:p>
-      <w:proofErr w:type="spellStart"/>
-      <w:proofErr w:type="gramStart"/>
-      <w:r>
-        <w:t>factory.setPort</w:t>
-      </w:r>
-      <w:proofErr w:type="spellEnd"/>
-      <w:proofErr w:type="gramEnd"/>
-      <w:r>
-        <w:t>(1414</w:t>
-      </w:r>
-      <w:proofErr w:type="gramStart"/>
-      <w:r>
-        <w:t>);</w:t>
-      </w:r>
-      <w:proofErr w:type="gramEnd"/>
-    </w:p>
-    <w:p>
-      <w:proofErr w:type="spellStart"/>
-      <w:proofErr w:type="gramStart"/>
-      <w:r>
-        <w:t>factory.setQueueManager</w:t>
-      </w:r>
-      <w:proofErr w:type="spellEnd"/>
-      <w:proofErr w:type="gramEnd"/>
-      <w:r>
-        <w:t>("QM1"</w:t>
-      </w:r>
-      <w:proofErr w:type="gramStart"/>
-      <w:r>
-        <w:t>);</w:t>
-      </w:r>
-      <w:proofErr w:type="gramEnd"/>
-    </w:p>
-    <w:p>
-      <w:proofErr w:type="spellStart"/>
-      <w:proofErr w:type="gramStart"/>
-      <w:r>
-        <w:t>factory.setChannel</w:t>
-      </w:r>
-      <w:proofErr w:type="spellEnd"/>
-      <w:proofErr w:type="gramEnd"/>
-      <w:r>
-        <w:t>("DEV.APP.SVRCONN"</w:t>
-      </w:r>
-      <w:proofErr w:type="gramStart"/>
-      <w:r>
-        <w:t>);</w:t>
-      </w:r>
-      <w:proofErr w:type="gramEnd"/>
-    </w:p>
-    <w:p/>
-    <w:p>
-      <w:r>
-        <w:t xml:space="preserve">Connection </w:t>
-      </w:r>
-      <w:proofErr w:type="spellStart"/>
-      <w:r>
-        <w:t>connection</w:t>
+    </w:p>
+    <w:p>
+      <w:r>
+        <w:t xml:space="preserve">Queue </w:t>
+      </w:r>
+      <w:proofErr w:type="spellStart"/>
+      <w:r>
+        <w:t>queue</w:t>
       </w:r>
       <w:proofErr w:type="spellEnd"/>
       <w:r>
         <w:t xml:space="preserve"> = </w:t>
       </w:r>
       <w:proofErr w:type="spellStart"/>
-      <w:proofErr w:type="gramStart"/>
-      <w:r>
-        <w:t>factory.createConnection</w:t>
-      </w:r>
-      <w:proofErr w:type="spellEnd"/>
-      <w:proofErr w:type="gramEnd"/>
-      <w:r>
-        <w:t>("app", "password"</w:t>
-      </w:r>
-      <w:proofErr w:type="gramStart"/>
-      <w:r>
-        <w:t>);</w:t>
-      </w:r>
-      <w:proofErr w:type="gramEnd"/>
-    </w:p>
-    <w:p>
-      <w:r>
-        <w:t xml:space="preserve">Session </w:t>
-      </w:r>
-      <w:proofErr w:type="spellStart"/>
-      <w:r>
-        <w:t>session</w:t>
-      </w:r>
-      <w:proofErr w:type="spellEnd"/>
-      <w:r>
-        <w:t xml:space="preserve"> = </w:t>
-      </w:r>
-      <w:proofErr w:type="spellStart"/>
-      <w:proofErr w:type="gramStart"/>
-      <w:r>
-        <w:t>connection.createSession</w:t>
-      </w:r>
-      <w:proofErr w:type="spellEnd"/>
-      <w:proofErr w:type="gramEnd"/>
-      <w:r>
-        <w:t xml:space="preserve">(false, </w:t>
-      </w:r>
-      <w:proofErr w:type="spellStart"/>
-      <w:r>
-        <w:t>Session.AUTO_ACKNOWLEDGE</w:t>
-      </w:r>
-      <w:proofErr w:type="spellEnd"/>
-      <w:proofErr w:type="gramStart"/>
-      <w:r>
-        <w:t>);</w:t>
-      </w:r>
-      <w:proofErr w:type="gramEnd"/>
-    </w:p>
-    <w:p>
-      <w:r>
-        <w:t xml:space="preserve">Queue </w:t>
-      </w:r>
-      <w:proofErr w:type="spellStart"/>
-      <w:r>
-        <w:t>queue</w:t>
-      </w:r>
-      <w:proofErr w:type="spellEnd"/>
-      <w:r>
-        <w:t xml:space="preserve"> = </w:t>
-      </w:r>
-      <w:proofErr w:type="spellStart"/>
-      <w:proofErr w:type="gramStart"/>
       <w:r>
         <w:t>session.createQueue</w:t>
       </w:r>
       <w:proofErr w:type="spellEnd"/>
-      <w:proofErr w:type="gramEnd"/>
-      <w:r>
-        <w:t>("QUEUE1"</w:t>
-      </w:r>
-      <w:proofErr w:type="gramStart"/>
-      <w:r>
-        <w:t>);</w:t>
-      </w:r>
-      <w:proofErr w:type="gramEnd"/>
+      <w:r>
+        <w:t>("QUEUE1");</w:t>
+      </w:r>
     </w:p>
     <w:p>
       <w:proofErr w:type="spellStart"/>
@@ -7956,121 +6967,84 @@
         <w:t xml:space="preserve"> producer = </w:t>
       </w:r>
       <w:proofErr w:type="spellStart"/>
-      <w:proofErr w:type="gramStart"/>
       <w:r>
         <w:t>session.createProducer</w:t>
       </w:r>
       <w:proofErr w:type="spellEnd"/>
-      <w:proofErr w:type="gramEnd"/>
-      <w:r>
-        <w:t>(queue</w:t>
-      </w:r>
-      <w:proofErr w:type="gramStart"/>
+      <w:r>
+        <w:t>(queue);</w:t>
+      </w:r>
+    </w:p>
+    <w:p>
+      <w:proofErr w:type="spellStart"/>
+      <w:r>
+        <w:t>TextMessage</w:t>
+      </w:r>
+      <w:proofErr w:type="spellEnd"/>
+      <w:r>
+        <w:t xml:space="preserve"> </w:t>
+      </w:r>
+      <w:proofErr w:type="spellStart"/>
+      <w:r>
+        <w:t>textMessage</w:t>
+      </w:r>
+      <w:proofErr w:type="spellEnd"/>
+      <w:r>
+        <w:t xml:space="preserve"> = </w:t>
+      </w:r>
+      <w:proofErr w:type="spellStart"/>
+      <w:r>
+        <w:t>session.createTextMessage</w:t>
+      </w:r>
+      <w:proofErr w:type="spellEnd"/>
+      <w:r>
+        <w:t>(message);</w:t>
+      </w:r>
+    </w:p>
+    <w:p/>
+    <w:p>
+      <w:proofErr w:type="spellStart"/>
+      <w:r>
+        <w:t>connection.start</w:t>
+      </w:r>
+      <w:proofErr w:type="spellEnd"/>
+      <w:r>
+        <w:t>();</w:t>
+      </w:r>
+    </w:p>
+    <w:p>
+      <w:proofErr w:type="spellStart"/>
+      <w:r>
+        <w:t>producer.send</w:t>
+      </w:r>
+      <w:proofErr w:type="spellEnd"/>
+      <w:r>
+        <w:t>(</w:t>
+      </w:r>
+      <w:proofErr w:type="spellStart"/>
+      <w:r>
+        <w:t>textMessage</w:t>
+      </w:r>
+      <w:proofErr w:type="spellEnd"/>
       <w:r>
         <w:t>);</w:t>
       </w:r>
-      <w:proofErr w:type="gramEnd"/>
-    </w:p>
-    <w:p>
-      <w:proofErr w:type="spellStart"/>
-      <w:r>
-        <w:t>TextMessage</w:t>
-      </w:r>
-      <w:proofErr w:type="spellEnd"/>
-      <w:r>
-        <w:t xml:space="preserve"> </w:t>
-      </w:r>
-      <w:proofErr w:type="spellStart"/>
-      <w:r>
-        <w:t>textMessage</w:t>
-      </w:r>
-      <w:proofErr w:type="spellEnd"/>
-      <w:r>
-        <w:t xml:space="preserve"> = </w:t>
-      </w:r>
-      <w:proofErr w:type="spellStart"/>
-      <w:proofErr w:type="gramStart"/>
-      <w:r>
-        <w:t>session.createTextMessage</w:t>
-      </w:r>
-      <w:proofErr w:type="spellEnd"/>
-      <w:proofErr w:type="gramEnd"/>
-      <w:r>
-        <w:t>(message</w:t>
-      </w:r>
-      <w:proofErr w:type="gramStart"/>
-      <w:r>
-        <w:t>);</w:t>
-      </w:r>
-      <w:proofErr w:type="gramEnd"/>
+    </w:p>
+    <w:p>
+      <w:proofErr w:type="spellStart"/>
+      <w:r>
+        <w:t>connection.close</w:t>
+      </w:r>
+      <w:proofErr w:type="spellEnd"/>
+      <w:r>
+        <w:t>();</w:t>
+      </w:r>
     </w:p>
     <w:p/>
     <w:p>
-      <w:proofErr w:type="spellStart"/>
-      <w:proofErr w:type="gramStart"/>
-      <w:r>
-        <w:t>connection.start</w:t>
-      </w:r>
-      <w:proofErr w:type="spellEnd"/>
-      <w:proofErr w:type="gramEnd"/>
-      <w:r>
-        <w:t>(</w:t>
-      </w:r>
-      <w:proofErr w:type="gramStart"/>
-      <w:r>
-        <w:t>);</w:t>
-      </w:r>
-      <w:proofErr w:type="gramEnd"/>
-    </w:p>
-    <w:p>
-      <w:proofErr w:type="spellStart"/>
-      <w:proofErr w:type="gramStart"/>
-      <w:r>
-        <w:t>producer.send</w:t>
-      </w:r>
-      <w:proofErr w:type="spellEnd"/>
-      <w:proofErr w:type="gramEnd"/>
-      <w:r>
-        <w:t>(</w:t>
-      </w:r>
-      <w:proofErr w:type="spellStart"/>
-      <w:r>
-        <w:t>textMessage</w:t>
-      </w:r>
-      <w:proofErr w:type="spellEnd"/>
-      <w:proofErr w:type="gramStart"/>
-      <w:r>
-        <w:t>);</w:t>
-      </w:r>
-      <w:proofErr w:type="gramEnd"/>
-    </w:p>
-    <w:p>
-      <w:proofErr w:type="spellStart"/>
-      <w:proofErr w:type="gramStart"/>
-      <w:r>
-        <w:t>connection.close</w:t>
-      </w:r>
-      <w:proofErr w:type="spellEnd"/>
-      <w:proofErr w:type="gramEnd"/>
-      <w:r>
-        <w:t>(</w:t>
-      </w:r>
-      <w:proofErr w:type="gramStart"/>
-      <w:r>
-        <w:t>);</w:t>
-      </w:r>
-      <w:proofErr w:type="gramEnd"/>
-    </w:p>
-    <w:p/>
-    <w:p>
-      <w:r>
-        <w:t>return "Message sent to IBM MQ</w:t>
-      </w:r>
-      <w:proofErr w:type="gramStart"/>
-      <w:r>
-        <w:t>";</w:t>
-      </w:r>
-      <w:proofErr w:type="gramEnd"/>
+      <w:r>
+        <w:t>return "Message sent to IBM MQ";</w:t>
+      </w:r>
     </w:p>
     <w:p>
       <w:r>
@@ -8090,7 +7064,7 @@
     <w:p>
       <w:r>
         <w:pict w14:anchorId="2ACA6BAC">
-          <v:rect id="_x0000_i1276" style="width:8in;height:0" o:hrpct="0" o:hralign="center" o:hrstd="t" o:hr="t" fillcolor="#a0a0a0" stroked="f"/>
+          <v:rect id="_x0000_i1053" style="width:8in;height:0" o:hrpct="0" o:hralign="center" o:hrstd="t" o:hr="t" fillcolor="#a0a0a0" stroked="f"/>
         </w:pict>
       </w:r>
     </w:p>
@@ -8183,7 +7157,6 @@
       </w:r>
     </w:p>
     <w:p>
-      <w:proofErr w:type="gramStart"/>
       <w:r>
         <w:t>&lt;</w:t>
       </w:r>
@@ -8200,7 +7173,6 @@
         <w:t>org.springframework.kafka</w:t>
       </w:r>
       <w:proofErr w:type="spellEnd"/>
-      <w:proofErr w:type="gramEnd"/>
       <w:r>
         <w:t>&lt;/</w:t>
       </w:r>
@@ -8278,11 +7250,9 @@
       </w:r>
     </w:p>
     <w:p>
-      <w:proofErr w:type="gramStart"/>
       <w:r>
         <w:t>@RestController</w:t>
       </w:r>
-      <w:proofErr w:type="gramEnd"/>
     </w:p>
     <w:p>
       <w:r>
@@ -8322,7 +7292,6 @@
         <w:t xml:space="preserve">&lt;String, String&gt; </w:t>
       </w:r>
       <w:proofErr w:type="spellStart"/>
-      <w:proofErr w:type="gramStart"/>
       <w:r>
         <w:t>kafkaTemplate</w:t>
       </w:r>
@@ -8330,28 +7299,17 @@
       <w:r>
         <w:t>;</w:t>
       </w:r>
-      <w:proofErr w:type="gramEnd"/>
     </w:p>
     <w:p/>
     <w:p>
       <w:r>
-        <w:t>private static final String TOPIC = "my-topic</w:t>
-      </w:r>
-      <w:proofErr w:type="gramStart"/>
-      <w:r>
-        <w:t>";</w:t>
-      </w:r>
-      <w:proofErr w:type="gramEnd"/>
+        <w:t>private static final String TOPIC = "my-topic";</w:t>
+      </w:r>
     </w:p>
     <w:p/>
     <w:p>
-      <w:proofErr w:type="gramStart"/>
-      <w:r>
-        <w:t>@PostMapping</w:t>
-      </w:r>
-      <w:proofErr w:type="gramEnd"/>
-      <w:r>
-        <w:t>("/publish")</w:t>
+      <w:r>
+        <w:t>@PostMapping("/publish")</w:t>
       </w:r>
     </w:p>
     <w:p>
@@ -8359,23 +7317,13 @@
         <w:t xml:space="preserve">public String </w:t>
       </w:r>
       <w:proofErr w:type="spellStart"/>
-      <w:proofErr w:type="gramStart"/>
       <w:r>
         <w:t>publishMessage</w:t>
       </w:r>
       <w:proofErr w:type="spellEnd"/>
       <w:r>
-        <w:t>(</w:t>
-      </w:r>
-      <w:proofErr w:type="gramEnd"/>
-      <w:r>
-        <w:t xml:space="preserve">@RequestBody String </w:t>
-      </w:r>
-      <w:proofErr w:type="gramStart"/>
-      <w:r>
-        <w:t>message) {</w:t>
-      </w:r>
-      <w:proofErr w:type="gramEnd"/>
+        <w:t>(@RequestBody String message) {</w:t>
+      </w:r>
     </w:p>
     <w:p>
       <w:proofErr w:type="spellStart"/>
@@ -8384,23 +7332,13 @@
       </w:r>
       <w:proofErr w:type="spellEnd"/>
       <w:r>
-        <w:t>(TOPIC, message</w:t>
-      </w:r>
-      <w:proofErr w:type="gramStart"/>
-      <w:r>
-        <w:t>);</w:t>
-      </w:r>
-      <w:proofErr w:type="gramEnd"/>
-    </w:p>
-    <w:p>
-      <w:r>
-        <w:t>return "Message published to Kafka topic</w:t>
-      </w:r>
-      <w:proofErr w:type="gramStart"/>
-      <w:r>
-        <w:t>";</w:t>
-      </w:r>
-      <w:proofErr w:type="gramEnd"/>
+        <w:t>(TOPIC, message);</w:t>
+      </w:r>
+    </w:p>
+    <w:p>
+      <w:r>
+        <w:t>return "Message published to Kafka topic";</w:t>
+      </w:r>
     </w:p>
     <w:p>
       <w:r>
@@ -8473,15 +7411,7 @@
     <w:p/>
     <w:p>
       <w:r>
-        <w:t>@</w:t>
-      </w:r>
-      <w:proofErr w:type="gramStart"/>
-      <w:r>
-        <w:t>KafkaListener(</w:t>
-      </w:r>
-      <w:proofErr w:type="gramEnd"/>
-      <w:r>
-        <w:t xml:space="preserve">topics = "my-topic", </w:t>
+        <w:t xml:space="preserve">@KafkaListener(topics = "my-topic", </w:t>
       </w:r>
       <w:proofErr w:type="spellStart"/>
       <w:r>
@@ -8502,21 +7432,8 @@
     </w:p>
     <w:p>
       <w:r>
-        <w:t xml:space="preserve">public void </w:t>
-      </w:r>
-      <w:proofErr w:type="gramStart"/>
-      <w:r>
-        <w:t>consume(</w:t>
-      </w:r>
-      <w:proofErr w:type="gramEnd"/>
-      <w:r>
-        <w:t xml:space="preserve">String </w:t>
-      </w:r>
-      <w:proofErr w:type="gramStart"/>
-      <w:r>
-        <w:t>message) {</w:t>
-      </w:r>
-      <w:proofErr w:type="gramEnd"/>
+        <w:t>public void consume(String message) {</w:t>
+      </w:r>
     </w:p>
     <w:p>
       <w:proofErr w:type="spellStart"/>
@@ -8525,13 +7442,8 @@
       </w:r>
       <w:proofErr w:type="spellEnd"/>
       <w:r>
-        <w:t>("Consumed message: " + message</w:t>
-      </w:r>
-      <w:proofErr w:type="gramStart"/>
-      <w:r>
-        <w:t>);</w:t>
-      </w:r>
-      <w:proofErr w:type="gramEnd"/>
+        <w:t>("Consumed message: " + message);</w:t>
+      </w:r>
     </w:p>
     <w:p>
       <w:r>
@@ -8548,7 +7460,7 @@
       <w:r>
         <w:lastRenderedPageBreak/>
         <w:pict w14:anchorId="32917CA1">
-          <v:rect id="_x0000_i1277" style="width:8in;height:0" o:hrpct="0" o:hralign="center" o:hrstd="t" o:hr="t" fillcolor="#a0a0a0" stroked="f"/>
+          <v:rect id="_x0000_i1054" style="width:8in;height:0" o:hrpct="0" o:hralign="center" o:hrstd="t" o:hr="t" fillcolor="#a0a0a0" stroked="f"/>
         </w:pict>
       </w:r>
     </w:p>
@@ -8830,13 +7742,8 @@
             <w:hideMark/>
           </w:tcPr>
           <w:p>
-            <w:proofErr w:type="gramStart"/>
             <w:r>
-              <w:t>Custom</w:t>
-            </w:r>
-            <w:proofErr w:type="gramEnd"/>
-            <w:r>
-              <w:t xml:space="preserve"> (TCP)</w:t>
+              <w:t>Custom (TCP)</w:t>
             </w:r>
           </w:p>
         </w:tc>
@@ -8984,13 +7891,16 @@
     <w:p>
       <w:r>
         <w:pict w14:anchorId="539E77FF">
-          <v:rect id="_x0000_i1188" style="width:8in;height:0" o:hrpct="0" o:hralign="center" o:hrstd="t" o:hr="t" fillcolor="#a0a0a0" stroked="f"/>
+          <v:rect id="_x0000_i1055" style="width:8in;height:0" o:hrpct="0" o:hralign="center" o:hrstd="t" o:hr="t" fillcolor="#a0a0a0" stroked="f"/>
         </w:pict>
       </w:r>
     </w:p>
     <w:p/>
     <w:p>
       <w:r>
+        <w:rPr>
+          <w:noProof/>
+        </w:rPr>
         <w:drawing>
           <wp:inline distT="0" distB="0" distL="0" distR="0" wp14:anchorId="454A6E27" wp14:editId="7B9F49F5">
             <wp:extent cx="5943600" cy="3962400"/>
@@ -9036,13 +7946,8 @@
       </w:r>
       <w:proofErr w:type="spellEnd"/>
       <w:r>
-        <w:t xml:space="preserve"> --describe in </w:t>
-      </w:r>
-      <w:proofErr w:type="gramStart"/>
-      <w:r>
-        <w:t>details</w:t>
-      </w:r>
-      <w:proofErr w:type="gramEnd"/>
+        <w:t xml:space="preserve"> --describe in details</w:t>
+      </w:r>
     </w:p>
     <w:p>
       <w:pPr>
@@ -9137,7 +8042,7 @@
     <w:p>
       <w:r>
         <w:pict w14:anchorId="2D8E5EB3">
-          <v:rect id="_x0000_i1336" style="width:8in;height:0" o:hrpct="0" o:hralign="center" o:hrstd="t" o:hr="t" fillcolor="#a0a0a0" stroked="f"/>
+          <v:rect id="_x0000_i1056" style="width:8in;height:0" o:hrpct="0" o:hralign="center" o:hrstd="t" o:hr="t" fillcolor="#a0a0a0" stroked="f"/>
         </w:pict>
       </w:r>
     </w:p>
@@ -9211,15 +8116,7 @@
         <w:t>Pipeline Automation:</w:t>
       </w:r>
       <w:r>
-        <w:t xml:space="preserve"> Automates build and </w:t>
-      </w:r>
-      <w:proofErr w:type="gramStart"/>
-      <w:r>
-        <w:t>deployment</w:t>
-      </w:r>
-      <w:proofErr w:type="gramEnd"/>
-      <w:r>
-        <w:t xml:space="preserve"> steps for microservices.</w:t>
+        <w:t> Automates build and deployment steps for microservices.</w:t>
       </w:r>
     </w:p>
     <w:p>
@@ -9287,21 +8184,13 @@
     </w:p>
     <w:p>
       <w:r>
-        <w:t xml:space="preserve">"In our project, we used IKP to manage CI/CD pipelines for microservices deployed on Kubernetes. The pipeline was triggered on code </w:t>
-      </w:r>
-      <w:proofErr w:type="gramStart"/>
-      <w:r>
-        <w:t>commits</w:t>
-      </w:r>
-      <w:proofErr w:type="gramEnd"/>
-      <w:r>
-        <w:t xml:space="preserve"> to GitHub, built Docker images, and deployed them to Kubernetes clusters. IKP provided visibility into deployment status and allowed quick rollbacks in case of failures."</w:t>
+        <w:t>"In our project, we used IKP to manage CI/CD pipelines for microservices deployed on Kubernetes. The pipeline was triggered on code commits to GitHub, built Docker images, and deployed them to Kubernetes clusters. IKP provided visibility into deployment status and allowed quick rollbacks in case of failures."</w:t>
       </w:r>
     </w:p>
     <w:p>
       <w:r>
         <w:pict w14:anchorId="49D3B33F">
-          <v:rect id="_x0000_i1337" style="width:8in;height:0" o:hrpct="0" o:hralign="center" o:hrstd="t" o:hr="t" fillcolor="#a0a0a0" stroked="f"/>
+          <v:rect id="_x0000_i1057" style="width:8in;height:0" o:hrpct="0" o:hralign="center" o:hrstd="t" o:hr="t" fillcolor="#a0a0a0" stroked="f"/>
         </w:pict>
       </w:r>
     </w:p>
@@ -9419,7 +8308,7 @@
     <w:p>
       <w:r>
         <w:pict w14:anchorId="599056E5">
-          <v:rect id="_x0000_i1338" style="width:8in;height:0" o:hrpct="0" o:hralign="center" o:hrstd="t" o:hr="t" fillcolor="#a0a0a0" stroked="f"/>
+          <v:rect id="_x0000_i1058" style="width:8in;height:0" o:hrpct="0" o:hralign="center" o:hrstd="t" o:hr="t" fillcolor="#a0a0a0" stroked="f"/>
         </w:pict>
       </w:r>
     </w:p>
@@ -9540,7 +8429,7 @@
     <w:p>
       <w:r>
         <w:pict w14:anchorId="11627552">
-          <v:rect id="_x0000_i1339" style="width:8in;height:0" o:hrpct="0" o:hralign="center" o:hrstd="t" o:hr="t" fillcolor="#a0a0a0" stroked="f"/>
+          <v:rect id="_x0000_i1059" style="width:8in;height:0" o:hrpct="0" o:hralign="center" o:hrstd="t" o:hr="t" fillcolor="#a0a0a0" stroked="f"/>
         </w:pict>
       </w:r>
     </w:p>
@@ -9667,7 +8556,7 @@
     <w:p>
       <w:r>
         <w:pict w14:anchorId="093B945F">
-          <v:rect id="_x0000_i1340" style="width:8in;height:0" o:hrpct="0" o:hralign="center" o:hrstd="t" o:hr="t" fillcolor="#a0a0a0" stroked="f"/>
+          <v:rect id="_x0000_i1060" style="width:8in;height:0" o:hrpct="0" o:hralign="center" o:hrstd="t" o:hr="t" fillcolor="#a0a0a0" stroked="f"/>
         </w:pict>
       </w:r>
     </w:p>
@@ -9800,21 +8689,13 @@
         <w:t>Observability</w:t>
       </w:r>
       <w:r>
-        <w:t xml:space="preserve">: Logs and metrics </w:t>
-      </w:r>
-      <w:proofErr w:type="gramStart"/>
-      <w:r>
-        <w:t>integrated</w:t>
-      </w:r>
-      <w:proofErr w:type="gramEnd"/>
-      <w:r>
-        <w:t xml:space="preserve"> with tools like Splunk or Prometheus.</w:t>
+        <w:t>: Logs and metrics integrated with tools like Splunk or Prometheus.</w:t>
       </w:r>
     </w:p>
     <w:p>
       <w:r>
         <w:pict w14:anchorId="4DB7C239">
-          <v:rect id="_x0000_i1341" style="width:8in;height:0" o:hrpct="0" o:hralign="center" o:hrstd="t" o:hr="t" fillcolor="#a0a0a0" stroked="f"/>
+          <v:rect id="_x0000_i1061" style="width:8in;height:0" o:hrpct="0" o:hralign="center" o:hrstd="t" o:hr="t" fillcolor="#a0a0a0" stroked="f"/>
         </w:pict>
       </w:r>
     </w:p>
@@ -9849,7 +8730,7 @@
     <w:p>
       <w:r>
         <w:pict w14:anchorId="1DA2EA03">
-          <v:rect id="_x0000_i1342" style="width:8in;height:0" o:hrpct="0" o:hralign="center" o:hrstd="t" o:hr="t" fillcolor="#a0a0a0" stroked="f"/>
+          <v:rect id="_x0000_i1062" style="width:8in;height:0" o:hrpct="0" o:hralign="center" o:hrstd="t" o:hr="t" fillcolor="#a0a0a0" stroked="f"/>
         </w:pict>
       </w:r>
     </w:p>
@@ -9969,7 +8850,7 @@
     <w:p>
       <w:r>
         <w:pict w14:anchorId="0DF83EBF">
-          <v:rect id="_x0000_i1343" style="width:8in;height:0" o:hrpct="0" o:hralign="center" o:hrstd="t" o:hr="t" fillcolor="#a0a0a0" stroked="f"/>
+          <v:rect id="_x0000_i1063" style="width:8in;height:0" o:hrpct="0" o:hralign="center" o:hrstd="t" o:hr="t" fillcolor="#a0a0a0" stroked="f"/>
         </w:pict>
       </w:r>
     </w:p>
@@ -10258,7 +9139,7 @@
     <w:p>
       <w:r>
         <w:pict w14:anchorId="078BEE12">
-          <v:rect id="_x0000_i1344" style="width:8in;height:0" o:hrpct="0" o:hralign="center" o:hrstd="t" o:hr="t" fillcolor="#a0a0a0" stroked="f"/>
+          <v:rect id="_x0000_i1064" style="width:8in;height:0" o:hrpct="0" o:hralign="center" o:hrstd="t" o:hr="t" fillcolor="#a0a0a0" stroked="f"/>
         </w:pict>
       </w:r>
     </w:p>
@@ -10396,7 +9277,7 @@
     <w:p>
       <w:r>
         <w:pict w14:anchorId="32AA171A">
-          <v:rect id="_x0000_i1420" style="width:8in;height:0" o:hrpct="0" o:hralign="center" o:hrstd="t" o:hr="t" fillcolor="#a0a0a0" stroked="f"/>
+          <v:rect id="_x0000_i1065" style="width:8in;height:0" o:hrpct="0" o:hralign="center" o:hrstd="t" o:hr="t" fillcolor="#a0a0a0" stroked="f"/>
         </w:pict>
       </w:r>
     </w:p>
@@ -10535,7 +9416,7 @@
     <w:p>
       <w:r>
         <w:pict w14:anchorId="424503E2">
-          <v:rect id="_x0000_i1421" style="width:8in;height:0" o:hrpct="0" o:hralign="center" o:hrstd="t" o:hr="t" fillcolor="#a0a0a0" stroked="f"/>
+          <v:rect id="_x0000_i1066" style="width:8in;height:0" o:hrpct="0" o:hralign="center" o:hrstd="t" o:hr="t" fillcolor="#a0a0a0" stroked="f"/>
         </w:pict>
       </w:r>
     </w:p>
@@ -10638,7 +9519,7 @@
     <w:p>
       <w:r>
         <w:pict w14:anchorId="6CB2BADB">
-          <v:rect id="_x0000_i1422" style="width:8in;height:0" o:hrpct="0" o:hralign="center" o:hrstd="t" o:hr="t" fillcolor="#a0a0a0" stroked="f"/>
+          <v:rect id="_x0000_i1067" style="width:8in;height:0" o:hrpct="0" o:hralign="center" o:hrstd="t" o:hr="t" fillcolor="#a0a0a0" stroked="f"/>
         </w:pict>
       </w:r>
     </w:p>
@@ -10697,7 +9578,7 @@
     <w:p>
       <w:r>
         <w:pict w14:anchorId="1FB767E2">
-          <v:rect id="_x0000_i1423" style="width:8in;height:0" o:hrpct="0" o:hralign="center" o:hrstd="t" o:hr="t" fillcolor="#a0a0a0" stroked="f"/>
+          <v:rect id="_x0000_i1068" style="width:8in;height:0" o:hrpct="0" o:hralign="center" o:hrstd="t" o:hr="t" fillcolor="#a0a0a0" stroked="f"/>
         </w:pict>
       </w:r>
     </w:p>
@@ -10756,7 +9637,7 @@
     <w:p>
       <w:r>
         <w:pict w14:anchorId="5A191A8C">
-          <v:rect id="_x0000_i1424" style="width:8in;height:0" o:hrpct="0" o:hralign="center" o:hrstd="t" o:hr="t" fillcolor="#a0a0a0" stroked="f"/>
+          <v:rect id="_x0000_i1069" style="width:8in;height:0" o:hrpct="0" o:hralign="center" o:hrstd="t" o:hr="t" fillcolor="#a0a0a0" stroked="f"/>
         </w:pict>
       </w:r>
     </w:p>
@@ -10824,7 +9705,7 @@
     <w:p>
       <w:r>
         <w:pict w14:anchorId="101C57B6">
-          <v:rect id="_x0000_i1425" style="width:8in;height:0" o:hrpct="0" o:hralign="center" o:hrstd="t" o:hr="t" fillcolor="#a0a0a0" stroked="f"/>
+          <v:rect id="_x0000_i1070" style="width:8in;height:0" o:hrpct="0" o:hralign="center" o:hrstd="t" o:hr="t" fillcolor="#a0a0a0" stroked="f"/>
         </w:pict>
       </w:r>
     </w:p>
@@ -10850,13 +9731,8 @@
           <w:numId w:val="33"/>
         </w:numPr>
       </w:pPr>
-      <w:proofErr w:type="gramStart"/>
-      <w:r>
-        <w:t>Informs</w:t>
-      </w:r>
-      <w:proofErr w:type="gramEnd"/>
-      <w:r>
-        <w:t xml:space="preserve"> Docker that the container listens on a specific port.</w:t>
+      <w:r>
+        <w:t>Informs Docker that the container listens on a specific port.</w:t>
       </w:r>
       <w:r>
         <w:br/>
@@ -10888,7 +9764,7 @@
     <w:p>
       <w:r>
         <w:pict w14:anchorId="2A5D9558">
-          <v:rect id="_x0000_i1426" style="width:8in;height:0" o:hrpct="0" o:hralign="center" o:hrstd="t" o:hr="t" fillcolor="#a0a0a0" stroked="f"/>
+          <v:rect id="_x0000_i1071" style="width:8in;height:0" o:hrpct="0" o:hralign="center" o:hrstd="t" o:hr="t" fillcolor="#a0a0a0" stroked="f"/>
         </w:pict>
       </w:r>
     </w:p>
@@ -10947,7 +9823,7 @@
     <w:p>
       <w:r>
         <w:pict w14:anchorId="63371B98">
-          <v:rect id="_x0000_i1427" style="width:8in;height:0" o:hrpct="0" o:hralign="center" o:hrstd="t" o:hr="t" fillcolor="#a0a0a0" stroked="f"/>
+          <v:rect id="_x0000_i1072" style="width:8in;height:0" o:hrpct="0" o:hralign="center" o:hrstd="t" o:hr="t" fillcolor="#a0a0a0" stroked="f"/>
         </w:pict>
       </w:r>
     </w:p>
@@ -11089,7 +9965,7 @@
     <w:p>
       <w:r>
         <w:pict w14:anchorId="542A9320">
-          <v:rect id="_x0000_i1428" style="width:8in;height:0" o:hrpct="0" o:hralign="center" o:hrstd="t" o:hr="t" fillcolor="#a0a0a0" stroked="f"/>
+          <v:rect id="_x0000_i1073" style="width:8in;height:0" o:hrpct="0" o:hralign="center" o:hrstd="t" o:hr="t" fillcolor="#a0a0a0" stroked="f"/>
         </w:pict>
       </w:r>
     </w:p>
@@ -11217,7 +10093,7 @@
     <w:p>
       <w:r>
         <w:pict w14:anchorId="005B049A">
-          <v:rect id="_x0000_i1429" style="width:8in;height:0" o:hrpct="0" o:hralign="center" o:hrstd="t" o:hr="t" fillcolor="#a0a0a0" stroked="f"/>
+          <v:rect id="_x0000_i1074" style="width:8in;height:0" o:hrpct="0" o:hralign="center" o:hrstd="t" o:hr="t" fillcolor="#a0a0a0" stroked="f"/>
         </w:pict>
       </w:r>
     </w:p>
@@ -11273,12 +10149,10 @@
         <w:t xml:space="preserve">docker build -t </w:t>
       </w:r>
       <w:proofErr w:type="spellStart"/>
-      <w:proofErr w:type="gramStart"/>
       <w:r>
         <w:t>myapp:latest</w:t>
       </w:r>
       <w:proofErr w:type="spellEnd"/>
-      <w:proofErr w:type="gramEnd"/>
       <w:r>
         <w:t xml:space="preserve"> .</w:t>
       </w:r>
@@ -11295,28 +10169,18 @@
     </w:p>
     <w:p>
       <w:r>
-        <w:t xml:space="preserve">docker </w:t>
-      </w:r>
-      <w:proofErr w:type="gramStart"/>
-      <w:r>
-        <w:t>run -p</w:t>
-      </w:r>
-      <w:proofErr w:type="gramEnd"/>
-      <w:r>
-        <w:t xml:space="preserve"> 8080:8080 </w:t>
-      </w:r>
-      <w:proofErr w:type="spellStart"/>
-      <w:proofErr w:type="gramStart"/>
+        <w:t xml:space="preserve">docker run -p 8080:8080 </w:t>
+      </w:r>
+      <w:proofErr w:type="spellStart"/>
       <w:r>
         <w:t>myapp:latest</w:t>
       </w:r>
       <w:proofErr w:type="spellEnd"/>
-      <w:proofErr w:type="gramEnd"/>
     </w:p>
     <w:p>
       <w:r>
         <w:pict w14:anchorId="3ECC307B">
-          <v:rect id="_x0000_i1430" style="width:8in;height:0" o:hrpct="0" o:hralign="center" o:hrstd="t" o:hr="t" fillcolor="#a0a0a0" stroked="f"/>
+          <v:rect id="_x0000_i1075" style="width:8in;height:0" o:hrpct="0" o:hralign="center" o:hrstd="t" o:hr="t" fillcolor="#a0a0a0" stroked="f"/>
         </w:pict>
       </w:r>
     </w:p>
@@ -11362,7 +10226,7 @@
     <w:p>
       <w:r>
         <w:pict w14:anchorId="65CBDA3D">
-          <v:rect id="_x0000_i1478" style="width:0;height:1.5pt" o:hralign="center" o:hrstd="t" o:hr="t" fillcolor="#a0a0a0" stroked="f"/>
+          <v:rect id="_x0000_i1076" style="width:0;height:1.5pt" o:hralign="center" o:hrstd="t" o:hr="t" fillcolor="#a0a0a0" stroked="f"/>
         </w:pict>
       </w:r>
     </w:p>
@@ -11401,15 +10265,7 @@
         <w:t>log management and monitoring platform</w:t>
       </w:r>
       <w:r>
-        <w:t xml:space="preserve"> that </w:t>
-      </w:r>
-      <w:proofErr w:type="gramStart"/>
-      <w:r>
-        <w:t>collects,</w:t>
-      </w:r>
-      <w:proofErr w:type="gramEnd"/>
-      <w:r>
-        <w:t xml:space="preserve"> indexes, and analyzes machine-generated data from applications, servers, and devices. It is widely used for:</w:t>
+        <w:t xml:space="preserve"> that collects, indexes, and analyzes machine-generated data from applications, servers, and devices. It is widely used for:</w:t>
       </w:r>
     </w:p>
     <w:p>
@@ -11475,7 +10331,7 @@
     <w:p>
       <w:r>
         <w:pict w14:anchorId="58804D38">
-          <v:rect id="_x0000_i1479" style="width:0;height:1.5pt" o:hralign="center" o:hrstd="t" o:hr="t" fillcolor="#a0a0a0" stroked="f"/>
+          <v:rect id="_x0000_i1077" style="width:0;height:1.5pt" o:hralign="center" o:hrstd="t" o:hr="t" fillcolor="#a0a0a0" stroked="f"/>
         </w:pict>
       </w:r>
     </w:p>
@@ -11577,7 +10433,7 @@
     <w:p>
       <w:r>
         <w:pict w14:anchorId="4D1F4F3C">
-          <v:rect id="_x0000_i1480" style="width:0;height:1.5pt" o:hralign="center" o:hrstd="t" o:hr="t" fillcolor="#a0a0a0" stroked="f"/>
+          <v:rect id="_x0000_i1078" style="width:0;height:1.5pt" o:hralign="center" o:hrstd="t" o:hr="t" fillcolor="#a0a0a0" stroked="f"/>
         </w:pict>
       </w:r>
     </w:p>
@@ -11690,7 +10546,7 @@
     <w:p>
       <w:r>
         <w:pict w14:anchorId="452F8E3C">
-          <v:rect id="_x0000_i1481" style="width:0;height:1.5pt" o:hralign="center" o:hrstd="t" o:hr="t" fillcolor="#a0a0a0" stroked="f"/>
+          <v:rect id="_x0000_i1079" style="width:0;height:1.5pt" o:hralign="center" o:hrstd="t" o:hr="t" fillcolor="#a0a0a0" stroked="f"/>
         </w:pict>
       </w:r>
     </w:p>
@@ -11812,7 +10668,7 @@
     <w:p>
       <w:r>
         <w:pict w14:anchorId="4C705AAE">
-          <v:rect id="_x0000_i1482" style="width:0;height:1.5pt" o:hralign="center" o:hrstd="t" o:hr="t" fillcolor="#a0a0a0" stroked="f"/>
+          <v:rect id="_x0000_i1080" style="width:0;height:1.5pt" o:hralign="center" o:hrstd="t" o:hr="t" fillcolor="#a0a0a0" stroked="f"/>
         </w:pict>
       </w:r>
     </w:p>
@@ -11847,7 +10703,7 @@
     <w:p>
       <w:r>
         <w:pict w14:anchorId="0D53989C">
-          <v:rect id="_x0000_i1483" style="width:0;height:1.5pt" o:hralign="center" o:hrstd="t" o:hr="t" fillcolor="#a0a0a0" stroked="f"/>
+          <v:rect id="_x0000_i1081" style="width:0;height:1.5pt" o:hralign="center" o:hrstd="t" o:hr="t" fillcolor="#a0a0a0" stroked="f"/>
         </w:pict>
       </w:r>
     </w:p>
@@ -17959,6 +16815,7 @@
   <w:style w:type="character" w:default="1" w:styleId="DefaultParagraphFont">
     <w:name w:val="Default Paragraph Font"/>
     <w:uiPriority w:val="1"/>
+    <w:semiHidden/>
     <w:unhideWhenUsed/>
   </w:style>
   <w:style w:type="table" w:default="1" w:styleId="TableNormal">
@@ -18568,4 +17425,10 @@
     </a:ext>
   </a:extLst>
 </a:theme>
+</file>
+
+<file path=docMetadata/LabelInfo.xml><?xml version="1.0" encoding="utf-8"?>
+<clbl:labelList xmlns:clbl="http://schemas.microsoft.com/office/2020/mipLabelMetadata">
+  <clbl:label id="{e760c494-6550-44b4-8258-77c175d778b7}" enabled="1" method="Privileged" siteId="{76a2ae5a-9f00-4f6b-95ed-5d33d77c4d61}" contentBits="0" removed="0"/>
+</clbl:labelList>
 </file>
--- a/src/main/java/resumepreparation/Resume-interview preparation.docx
+++ b/src/main/java/resumepreparation/Resume-interview preparation.docx
@@ -226,8 +226,13 @@
     </w:p>
     <w:p>
       <w:r>
-        <w:t>INSERT INTO employees (id, name, role) VALUES (1, 'Rajesh', 'Manager');</w:t>
-      </w:r>
+        <w:t>INSERT INTO employees (id, name, role) VALUES (1, 'Rajesh', 'Manager'</w:t>
+      </w:r>
+      <w:proofErr w:type="gramStart"/>
+      <w:r>
+        <w:t>);</w:t>
+      </w:r>
+      <w:proofErr w:type="gramEnd"/>
     </w:p>
     <w:p>
       <w:pPr>
@@ -264,8 +269,13 @@
     </w:p>
     <w:p>
       <w:r>
-        <w:t>SELECT * FROM employees WHERE id = 1;</w:t>
-      </w:r>
+        <w:t xml:space="preserve">SELECT * FROM employees WHERE id = </w:t>
+      </w:r>
+      <w:proofErr w:type="gramStart"/>
+      <w:r>
+        <w:t>1;</w:t>
+      </w:r>
+      <w:proofErr w:type="gramEnd"/>
     </w:p>
     <w:p>
       <w:pPr>
@@ -302,8 +312,13 @@
     </w:p>
     <w:p>
       <w:r>
-        <w:t>UPDATE employees SET role = 'Senior Manager' WHERE id = 1;</w:t>
-      </w:r>
+        <w:t xml:space="preserve">UPDATE employees SET role = 'Senior Manager' WHERE id = </w:t>
+      </w:r>
+      <w:proofErr w:type="gramStart"/>
+      <w:r>
+        <w:t>1;</w:t>
+      </w:r>
+      <w:proofErr w:type="gramEnd"/>
     </w:p>
     <w:p>
       <w:pPr>
@@ -341,8 +356,13 @@
     <w:p>
       <w:r>
         <w:lastRenderedPageBreak/>
-        <w:t>DELETE FROM employees WHERE id = 1;</w:t>
-      </w:r>
+        <w:t xml:space="preserve">DELETE FROM employees WHERE id = </w:t>
+      </w:r>
+      <w:proofErr w:type="gramStart"/>
+      <w:r>
+        <w:t>1;</w:t>
+      </w:r>
+      <w:proofErr w:type="gramEnd"/>
     </w:p>
     <w:p>
       <w:r>
@@ -676,13 +696,31 @@
     </w:p>
     <w:p>
       <w:proofErr w:type="spellStart"/>
-      <w:r>
-        <w:t>db.employees.insertOne</w:t>
-      </w:r>
-      <w:proofErr w:type="spellEnd"/>
-      <w:r>
-        <w:t>({ id: 1, name: "Rajesh", role: "Manager" });</w:t>
-      </w:r>
+      <w:proofErr w:type="gramStart"/>
+      <w:r>
+        <w:t>db.employees</w:t>
+      </w:r>
+      <w:proofErr w:type="gramEnd"/>
+      <w:r>
+        <w:t>.</w:t>
+      </w:r>
+      <w:proofErr w:type="gramStart"/>
+      <w:r>
+        <w:t>insertOne</w:t>
+      </w:r>
+      <w:proofErr w:type="spellEnd"/>
+      <w:r>
+        <w:t>({ id</w:t>
+      </w:r>
+      <w:proofErr w:type="gramEnd"/>
+      <w:r>
+        <w:t>: 1, name: "Rajesh", role: "Manager</w:t>
+      </w:r>
+      <w:proofErr w:type="gramStart"/>
+      <w:r>
+        <w:t>" });</w:t>
+      </w:r>
+      <w:proofErr w:type="gramEnd"/>
     </w:p>
     <w:p>
       <w:pPr>
@@ -720,13 +758,31 @@
     </w:p>
     <w:p>
       <w:proofErr w:type="spellStart"/>
-      <w:r>
-        <w:t>db.employees.find</w:t>
-      </w:r>
-      <w:proofErr w:type="spellEnd"/>
-      <w:r>
-        <w:t>({ id: 1 });</w:t>
-      </w:r>
+      <w:proofErr w:type="gramStart"/>
+      <w:r>
+        <w:t>db.employees</w:t>
+      </w:r>
+      <w:proofErr w:type="gramEnd"/>
+      <w:r>
+        <w:t>.</w:t>
+      </w:r>
+      <w:proofErr w:type="gramStart"/>
+      <w:r>
+        <w:t>find</w:t>
+      </w:r>
+      <w:proofErr w:type="spellEnd"/>
+      <w:r>
+        <w:t>({ id</w:t>
+      </w:r>
+      <w:proofErr w:type="gramEnd"/>
+      <w:r>
+        <w:t xml:space="preserve">: </w:t>
+      </w:r>
+      <w:proofErr w:type="gramStart"/>
+      <w:r>
+        <w:t>1 });</w:t>
+      </w:r>
+      <w:proofErr w:type="gramEnd"/>
     </w:p>
     <w:p>
       <w:pPr>
@@ -763,13 +819,63 @@
     </w:p>
     <w:p>
       <w:proofErr w:type="spellStart"/>
-      <w:r>
-        <w:t>db.employees.updateOne</w:t>
-      </w:r>
-      <w:proofErr w:type="spellEnd"/>
-      <w:r>
-        <w:t>({ id: 1 }, { $set: { role: "Senior Manager" } });</w:t>
-      </w:r>
+      <w:proofErr w:type="gramStart"/>
+      <w:r>
+        <w:t>db.employees</w:t>
+      </w:r>
+      <w:proofErr w:type="gramEnd"/>
+      <w:r>
+        <w:t>.</w:t>
+      </w:r>
+      <w:proofErr w:type="gramStart"/>
+      <w:r>
+        <w:t>updateOne</w:t>
+      </w:r>
+      <w:proofErr w:type="spellEnd"/>
+      <w:r>
+        <w:t>({ id</w:t>
+      </w:r>
+      <w:proofErr w:type="gramEnd"/>
+      <w:r>
+        <w:t xml:space="preserve">: </w:t>
+      </w:r>
+      <w:proofErr w:type="gramStart"/>
+      <w:r>
+        <w:t>1 }</w:t>
+      </w:r>
+      <w:proofErr w:type="gramEnd"/>
+      <w:r>
+        <w:t xml:space="preserve">, </w:t>
+      </w:r>
+      <w:proofErr w:type="gramStart"/>
+      <w:r>
+        <w:t>{ $</w:t>
+      </w:r>
+      <w:proofErr w:type="gramEnd"/>
+      <w:r>
+        <w:t xml:space="preserve">set: </w:t>
+      </w:r>
+      <w:proofErr w:type="gramStart"/>
+      <w:r>
+        <w:t>{ role</w:t>
+      </w:r>
+      <w:proofErr w:type="gramEnd"/>
+      <w:r>
+        <w:t>: "Senior Manager</w:t>
+      </w:r>
+      <w:proofErr w:type="gramStart"/>
+      <w:r>
+        <w:t>" }</w:t>
+      </w:r>
+      <w:proofErr w:type="gramEnd"/>
+      <w:r>
+        <w:t xml:space="preserve"> }</w:t>
+      </w:r>
+      <w:proofErr w:type="gramStart"/>
+      <w:r>
+        <w:t>);</w:t>
+      </w:r>
+      <w:proofErr w:type="gramEnd"/>
     </w:p>
     <w:p>
       <w:pPr>
@@ -806,13 +912,31 @@
     </w:p>
     <w:p>
       <w:proofErr w:type="spellStart"/>
-      <w:r>
-        <w:t>db.employees.deleteOne</w:t>
-      </w:r>
-      <w:proofErr w:type="spellEnd"/>
-      <w:r>
-        <w:t>({ id: 1 });</w:t>
-      </w:r>
+      <w:proofErr w:type="gramStart"/>
+      <w:r>
+        <w:t>db.employees</w:t>
+      </w:r>
+      <w:proofErr w:type="gramEnd"/>
+      <w:r>
+        <w:t>.</w:t>
+      </w:r>
+      <w:proofErr w:type="gramStart"/>
+      <w:r>
+        <w:t>deleteOne</w:t>
+      </w:r>
+      <w:proofErr w:type="spellEnd"/>
+      <w:r>
+        <w:t>({ id</w:t>
+      </w:r>
+      <w:proofErr w:type="gramEnd"/>
+      <w:r>
+        <w:t xml:space="preserve">: </w:t>
+      </w:r>
+      <w:proofErr w:type="gramStart"/>
+      <w:r>
+        <w:t>1 });</w:t>
+      </w:r>
+      <w:proofErr w:type="gramEnd"/>
     </w:p>
     <w:p>
       <w:pPr>
@@ -926,23 +1050,73 @@
     </w:p>
     <w:p>
       <w:r>
-        <w:t>"Item": {</w:t>
-      </w:r>
-    </w:p>
-    <w:p>
-      <w:r>
-        <w:t>"id": {"N": "1"},</w:t>
-      </w:r>
-    </w:p>
-    <w:p>
-      <w:r>
-        <w:t>"name": {"S": "Rajesh"},</w:t>
-      </w:r>
-    </w:p>
-    <w:p>
-      <w:r>
-        <w:t>"role": {"S": "Manager"}</w:t>
-      </w:r>
+        <w:t>"Item</w:t>
+      </w:r>
+      <w:proofErr w:type="gramStart"/>
+      <w:r>
+        <w:t>": {</w:t>
+      </w:r>
+      <w:proofErr w:type="gramEnd"/>
+    </w:p>
+    <w:p>
+      <w:r>
+        <w:t>"id</w:t>
+      </w:r>
+      <w:proofErr w:type="gramStart"/>
+      <w:r>
+        <w:t>": {</w:t>
+      </w:r>
+      <w:proofErr w:type="gramEnd"/>
+      <w:r>
+        <w:t>"N": "</w:t>
+      </w:r>
+      <w:proofErr w:type="gramStart"/>
+      <w:r>
+        <w:t>1"}</w:t>
+      </w:r>
+      <w:proofErr w:type="gramEnd"/>
+      <w:r>
+        <w:t>,</w:t>
+      </w:r>
+    </w:p>
+    <w:p>
+      <w:r>
+        <w:t>"name</w:t>
+      </w:r>
+      <w:proofErr w:type="gramStart"/>
+      <w:r>
+        <w:t>": {</w:t>
+      </w:r>
+      <w:proofErr w:type="gramEnd"/>
+      <w:r>
+        <w:t>"S": "</w:t>
+      </w:r>
+      <w:proofErr w:type="gramStart"/>
+      <w:r>
+        <w:t>Rajesh"}</w:t>
+      </w:r>
+      <w:proofErr w:type="gramEnd"/>
+      <w:r>
+        <w:t>,</w:t>
+      </w:r>
+    </w:p>
+    <w:p>
+      <w:r>
+        <w:t>"role</w:t>
+      </w:r>
+      <w:proofErr w:type="gramStart"/>
+      <w:r>
+        <w:t>": {</w:t>
+      </w:r>
+      <w:proofErr w:type="gramEnd"/>
+      <w:r>
+        <w:t>"S": "</w:t>
+      </w:r>
+      <w:proofErr w:type="gramStart"/>
+      <w:r>
+        <w:t>Manager"}</w:t>
+      </w:r>
+      <w:proofErr w:type="gramEnd"/>
     </w:p>
     <w:p>
       <w:r>
@@ -1007,8 +1181,29 @@
     </w:p>
     <w:p>
       <w:r>
-        <w:t>"Key": { "id": {"N": "1"} }</w:t>
-      </w:r>
+        <w:t xml:space="preserve">"Key": </w:t>
+      </w:r>
+      <w:proofErr w:type="gramStart"/>
+      <w:r>
+        <w:t>{ "</w:t>
+      </w:r>
+      <w:proofErr w:type="gramEnd"/>
+      <w:r>
+        <w:t>id</w:t>
+      </w:r>
+      <w:proofErr w:type="gramStart"/>
+      <w:r>
+        <w:t>": {</w:t>
+      </w:r>
+      <w:proofErr w:type="gramEnd"/>
+      <w:r>
+        <w:t>"N": "1"</w:t>
+      </w:r>
+      <w:proofErr w:type="gramStart"/>
+      <w:r>
+        <w:t>} }</w:t>
+      </w:r>
+      <w:proofErr w:type="gramEnd"/>
     </w:p>
     <w:p>
       <w:r>
@@ -1069,7 +1264,31 @@
     </w:p>
     <w:p>
       <w:r>
-        <w:t>"Key": { "id": {"N": "1"} },</w:t>
+        <w:t xml:space="preserve">"Key": </w:t>
+      </w:r>
+      <w:proofErr w:type="gramStart"/>
+      <w:r>
+        <w:t>{ "</w:t>
+      </w:r>
+      <w:proofErr w:type="gramEnd"/>
+      <w:r>
+        <w:t>id</w:t>
+      </w:r>
+      <w:proofErr w:type="gramStart"/>
+      <w:r>
+        <w:t>": {</w:t>
+      </w:r>
+      <w:proofErr w:type="gramEnd"/>
+      <w:r>
+        <w:t>"N": "1"</w:t>
+      </w:r>
+      <w:proofErr w:type="gramStart"/>
+      <w:r>
+        <w:t>} }</w:t>
+      </w:r>
+      <w:proofErr w:type="gramEnd"/>
+      <w:r>
+        <w:t>,</w:t>
       </w:r>
     </w:p>
     <w:p>
@@ -1082,7 +1301,15 @@
       </w:r>
       <w:proofErr w:type="spellEnd"/>
       <w:r>
-        <w:t>": "SET role = :r",</w:t>
+        <w:t xml:space="preserve">": "SET role </w:t>
+      </w:r>
+      <w:proofErr w:type="gramStart"/>
+      <w:r>
+        <w:t>= :r</w:t>
+      </w:r>
+      <w:proofErr w:type="gramEnd"/>
+      <w:r>
+        <w:t>",</w:t>
       </w:r>
     </w:p>
     <w:p>
@@ -1095,8 +1322,29 @@
       </w:r>
       <w:proofErr w:type="spellEnd"/>
       <w:r>
-        <w:t>": { ":r": {"S": "Senior Manager"} }</w:t>
-      </w:r>
+        <w:t xml:space="preserve">": </w:t>
+      </w:r>
+      <w:proofErr w:type="gramStart"/>
+      <w:r>
+        <w:t>{ "</w:t>
+      </w:r>
+      <w:proofErr w:type="gramEnd"/>
+      <w:r>
+        <w:t>:r</w:t>
+      </w:r>
+      <w:proofErr w:type="gramStart"/>
+      <w:r>
+        <w:t>": {</w:t>
+      </w:r>
+      <w:proofErr w:type="gramEnd"/>
+      <w:r>
+        <w:t>"S": "Senior Manager"</w:t>
+      </w:r>
+      <w:proofErr w:type="gramStart"/>
+      <w:r>
+        <w:t>} }</w:t>
+      </w:r>
+      <w:proofErr w:type="gramEnd"/>
     </w:p>
     <w:p>
       <w:r>
@@ -1156,8 +1404,29 @@
     </w:p>
     <w:p>
       <w:r>
-        <w:t>"Key": { "id": {"N": "1"} }</w:t>
-      </w:r>
+        <w:t xml:space="preserve">"Key": </w:t>
+      </w:r>
+      <w:proofErr w:type="gramStart"/>
+      <w:r>
+        <w:t>{ "</w:t>
+      </w:r>
+      <w:proofErr w:type="gramEnd"/>
+      <w:r>
+        <w:t>id</w:t>
+      </w:r>
+      <w:proofErr w:type="gramStart"/>
+      <w:r>
+        <w:t>": {</w:t>
+      </w:r>
+      <w:proofErr w:type="gramEnd"/>
+      <w:r>
+        <w:t>"N": "1"</w:t>
+      </w:r>
+      <w:proofErr w:type="gramStart"/>
+      <w:r>
+        <w:t>} }</w:t>
+      </w:r>
+      <w:proofErr w:type="gramEnd"/>
     </w:p>
     <w:p>
       <w:r>
@@ -1191,7 +1460,27 @@
           <w:sz w:val="40"/>
           <w:szCs w:val="40"/>
         </w:rPr>
-        <w:t xml:space="preserve">ow to use using implement </w:t>
+        <w:t xml:space="preserve">ow to </w:t>
+      </w:r>
+      <w:proofErr w:type="gramStart"/>
+      <w:r>
+        <w:rPr>
+          <w:b/>
+          <w:bCs/>
+          <w:sz w:val="40"/>
+          <w:szCs w:val="40"/>
+        </w:rPr>
+        <w:t>use using</w:t>
+      </w:r>
+      <w:proofErr w:type="gramEnd"/>
+      <w:r>
+        <w:rPr>
+          <w:b/>
+          <w:bCs/>
+          <w:sz w:val="40"/>
+          <w:szCs w:val="40"/>
+        </w:rPr>
+        <w:t xml:space="preserve"> implement </w:t>
       </w:r>
       <w:proofErr w:type="spellStart"/>
       <w:r>
@@ -1334,6 +1623,7 @@
         <w:t>Configure </w:t>
       </w:r>
       <w:proofErr w:type="spellStart"/>
+      <w:proofErr w:type="gramStart"/>
       <w:r>
         <w:rPr>
           <w:b/>
@@ -1342,6 +1632,7 @@
         <w:t>application.properties</w:t>
       </w:r>
       <w:proofErr w:type="spellEnd"/>
+      <w:proofErr w:type="gramEnd"/>
       <w:r>
         <w:rPr>
           <w:b/>
@@ -1485,13 +1776,23 @@
       </w:r>
     </w:p>
     <w:p>
+      <w:proofErr w:type="gramStart"/>
       <w:r>
         <w:t>@Entity</w:t>
       </w:r>
-    </w:p>
-    <w:p>
-      <w:r>
-        <w:t>@Table(name = "employees")</w:t>
+      <w:proofErr w:type="gramEnd"/>
+    </w:p>
+    <w:p>
+      <w:r>
+        <w:t>@</w:t>
+      </w:r>
+      <w:proofErr w:type="gramStart"/>
+      <w:r>
+        <w:t>Table(</w:t>
+      </w:r>
+      <w:proofErr w:type="gramEnd"/>
+      <w:r>
+        <w:t>name = "employees")</w:t>
       </w:r>
     </w:p>
     <w:p>
@@ -1506,18 +1807,33 @@
     </w:p>
     <w:p>
       <w:r>
-        <w:t>private Long id;</w:t>
-      </w:r>
-    </w:p>
-    <w:p>
-      <w:r>
-        <w:t>private String name;</w:t>
-      </w:r>
-    </w:p>
-    <w:p>
-      <w:r>
-        <w:t>private String role;</w:t>
-      </w:r>
+        <w:t xml:space="preserve">private Long </w:t>
+      </w:r>
+      <w:proofErr w:type="gramStart"/>
+      <w:r>
+        <w:t>id;</w:t>
+      </w:r>
+      <w:proofErr w:type="gramEnd"/>
+    </w:p>
+    <w:p>
+      <w:r>
+        <w:t xml:space="preserve">private String </w:t>
+      </w:r>
+      <w:proofErr w:type="gramStart"/>
+      <w:r>
+        <w:t>name;</w:t>
+      </w:r>
+      <w:proofErr w:type="gramEnd"/>
+    </w:p>
+    <w:p>
+      <w:r>
+        <w:t xml:space="preserve">private String </w:t>
+      </w:r>
+      <w:proofErr w:type="gramStart"/>
+      <w:r>
+        <w:t>role;</w:t>
+      </w:r>
+      <w:proofErr w:type="gramEnd"/>
     </w:p>
     <w:p>
       <w:r>
@@ -1621,8 +1937,21 @@
       </w:r>
       <w:proofErr w:type="spellEnd"/>
       <w:r>
-        <w:t>(new Employee(1L, "Rajesh", "Manager"));</w:t>
-      </w:r>
+        <w:t xml:space="preserve">(new </w:t>
+      </w:r>
+      <w:proofErr w:type="gramStart"/>
+      <w:r>
+        <w:t>Employee(</w:t>
+      </w:r>
+      <w:proofErr w:type="gramEnd"/>
+      <w:r>
+        <w:t>1L, "Rajesh", "Manager")</w:t>
+      </w:r>
+      <w:proofErr w:type="gramStart"/>
+      <w:r>
+        <w:t>);</w:t>
+      </w:r>
+      <w:proofErr w:type="gramEnd"/>
     </w:p>
     <w:p/>
     <w:p>
@@ -1641,8 +1970,13 @@
       </w:r>
       <w:proofErr w:type="spellEnd"/>
       <w:r>
-        <w:t>(1L);</w:t>
-      </w:r>
+        <w:t>(1L</w:t>
+      </w:r>
+      <w:proofErr w:type="gramStart"/>
+      <w:r>
+        <w:t>);</w:t>
+      </w:r>
+      <w:proofErr w:type="gramEnd"/>
     </w:p>
     <w:p/>
     <w:p>
@@ -1664,18 +1998,38 @@
       </w:r>
       <w:proofErr w:type="spellEnd"/>
       <w:r>
-        <w:t>(1L).get();</w:t>
-      </w:r>
-    </w:p>
-    <w:p>
-      <w:proofErr w:type="spellStart"/>
+        <w:t>(1L</w:t>
+      </w:r>
+      <w:proofErr w:type="gramStart"/>
+      <w:r>
+        <w:t>).get</w:t>
+      </w:r>
+      <w:proofErr w:type="gramEnd"/>
+      <w:r>
+        <w:t>(</w:t>
+      </w:r>
+      <w:proofErr w:type="gramStart"/>
+      <w:r>
+        <w:t>);</w:t>
+      </w:r>
+      <w:proofErr w:type="gramEnd"/>
+    </w:p>
+    <w:p>
+      <w:proofErr w:type="spellStart"/>
+      <w:proofErr w:type="gramStart"/>
       <w:r>
         <w:t>emp.setRole</w:t>
       </w:r>
       <w:proofErr w:type="spellEnd"/>
-      <w:r>
-        <w:t>("Senior Manager");</w:t>
-      </w:r>
+      <w:proofErr w:type="gramEnd"/>
+      <w:r>
+        <w:t>("Senior Manager"</w:t>
+      </w:r>
+      <w:proofErr w:type="gramStart"/>
+      <w:r>
+        <w:t>);</w:t>
+      </w:r>
+      <w:proofErr w:type="gramEnd"/>
     </w:p>
     <w:p>
       <w:proofErr w:type="spellStart"/>
@@ -1684,8 +2038,13 @@
       </w:r>
       <w:proofErr w:type="spellEnd"/>
       <w:r>
-        <w:t>(emp);</w:t>
-      </w:r>
+        <w:t>(emp</w:t>
+      </w:r>
+      <w:proofErr w:type="gramStart"/>
+      <w:r>
+        <w:t>);</w:t>
+      </w:r>
+      <w:proofErr w:type="gramEnd"/>
     </w:p>
     <w:p/>
     <w:p>
@@ -1704,8 +2063,13 @@
       </w:r>
       <w:proofErr w:type="spellEnd"/>
       <w:r>
-        <w:t>(1L);</w:t>
-      </w:r>
+        <w:t>(1L</w:t>
+      </w:r>
+      <w:proofErr w:type="gramStart"/>
+      <w:r>
+        <w:t>);</w:t>
+      </w:r>
+      <w:proofErr w:type="gramEnd"/>
     </w:p>
     <w:p>
       <w:r>
@@ -1803,6 +2167,7 @@
       </w:r>
     </w:p>
     <w:p>
+      <w:proofErr w:type="gramStart"/>
       <w:r>
         <w:t>&lt;</w:t>
       </w:r>
@@ -1819,6 +2184,7 @@
         <w:t>org.springframework.boot</w:t>
       </w:r>
       <w:proofErr w:type="spellEnd"/>
+      <w:proofErr w:type="gramEnd"/>
       <w:r>
         <w:t>&lt;/</w:t>
       </w:r>
@@ -1897,7 +2263,15 @@
     </w:p>
     <w:p>
       <w:r>
-        <w:t>@Document(collection = "employees")</w:t>
+        <w:t>@</w:t>
+      </w:r>
+      <w:proofErr w:type="gramStart"/>
+      <w:r>
+        <w:t>Document(</w:t>
+      </w:r>
+      <w:proofErr w:type="gramEnd"/>
+      <w:r>
+        <w:t>collection = "employees")</w:t>
       </w:r>
     </w:p>
     <w:p>
@@ -1913,18 +2287,33 @@
     <w:p>
       <w:r>
         <w:lastRenderedPageBreak/>
-        <w:t>private String id;</w:t>
-      </w:r>
-    </w:p>
-    <w:p>
-      <w:r>
-        <w:t>private String name;</w:t>
-      </w:r>
-    </w:p>
-    <w:p>
-      <w:r>
-        <w:t>private String role;</w:t>
-      </w:r>
+        <w:t xml:space="preserve">private String </w:t>
+      </w:r>
+      <w:proofErr w:type="gramStart"/>
+      <w:r>
+        <w:t>id;</w:t>
+      </w:r>
+      <w:proofErr w:type="gramEnd"/>
+    </w:p>
+    <w:p>
+      <w:r>
+        <w:t xml:space="preserve">private String </w:t>
+      </w:r>
+      <w:proofErr w:type="gramStart"/>
+      <w:r>
+        <w:t>name;</w:t>
+      </w:r>
+      <w:proofErr w:type="gramEnd"/>
+    </w:p>
+    <w:p>
+      <w:r>
+        <w:t xml:space="preserve">private String </w:t>
+      </w:r>
+      <w:proofErr w:type="gramStart"/>
+      <w:r>
+        <w:t>role;</w:t>
+      </w:r>
+      <w:proofErr w:type="gramEnd"/>
     </w:p>
     <w:p>
       <w:r>
@@ -2062,7 +2451,15 @@
     </w:p>
     <w:p>
       <w:r>
-        <w:t>@DynamoDBTable(tableName = "Employees")</w:t>
+        <w:t>@</w:t>
+      </w:r>
+      <w:proofErr w:type="gramStart"/>
+      <w:r>
+        <w:t>DynamoDBTable(</w:t>
+      </w:r>
+      <w:proofErr w:type="gramEnd"/>
+      <w:r>
+        <w:t>tableName = "Employees")</w:t>
       </w:r>
     </w:p>
     <w:p>
@@ -2071,34 +2468,55 @@
       </w:r>
     </w:p>
     <w:p>
+      <w:proofErr w:type="gramStart"/>
       <w:r>
         <w:t>@DynamoDBHashKey</w:t>
       </w:r>
-    </w:p>
-    <w:p>
-      <w:r>
-        <w:t>private String id;</w:t>
-      </w:r>
-    </w:p>
-    <w:p>
+      <w:proofErr w:type="gramEnd"/>
+    </w:p>
+    <w:p>
+      <w:r>
+        <w:t xml:space="preserve">private String </w:t>
+      </w:r>
+      <w:proofErr w:type="gramStart"/>
+      <w:r>
+        <w:t>id;</w:t>
+      </w:r>
+      <w:proofErr w:type="gramEnd"/>
+    </w:p>
+    <w:p>
+      <w:proofErr w:type="gramStart"/>
       <w:r>
         <w:t>@DynamoDBAttribute</w:t>
       </w:r>
-    </w:p>
-    <w:p>
-      <w:r>
-        <w:t>private String name;</w:t>
-      </w:r>
-    </w:p>
-    <w:p>
+      <w:proofErr w:type="gramEnd"/>
+    </w:p>
+    <w:p>
+      <w:r>
+        <w:t xml:space="preserve">private String </w:t>
+      </w:r>
+      <w:proofErr w:type="gramStart"/>
+      <w:r>
+        <w:t>name;</w:t>
+      </w:r>
+      <w:proofErr w:type="gramEnd"/>
+    </w:p>
+    <w:p>
+      <w:proofErr w:type="gramStart"/>
       <w:r>
         <w:t>@DynamoDBAttribute</w:t>
       </w:r>
-    </w:p>
-    <w:p>
-      <w:r>
-        <w:t>private String role;</w:t>
-      </w:r>
+      <w:proofErr w:type="gramEnd"/>
+    </w:p>
+    <w:p>
+      <w:r>
+        <w:t xml:space="preserve">private String </w:t>
+      </w:r>
+      <w:proofErr w:type="gramStart"/>
+      <w:r>
+        <w:t>role;</w:t>
+      </w:r>
+      <w:proofErr w:type="gramEnd"/>
     </w:p>
     <w:p>
       <w:r>
@@ -2751,7 +3169,24 @@
     </w:p>
     <w:p>
       <w:r>
-        <w:t xml:space="preserve">Cloud :AWS, Kinesis, SQS,SNS, API Gateway </w:t>
+        <w:t>Cloud: AWS</w:t>
+      </w:r>
+      <w:r>
+        <w:t>,</w:t>
+      </w:r>
+    </w:p>
+    <w:p/>
+    <w:p>
+      <w:r>
+        <w:t xml:space="preserve"> Kinesis, </w:t>
+      </w:r>
+      <w:proofErr w:type="gramStart"/>
+      <w:r>
+        <w:t>SQS,SNS</w:t>
+      </w:r>
+      <w:proofErr w:type="gramEnd"/>
+      <w:r>
+        <w:t xml:space="preserve">, API Gateway </w:t>
       </w:r>
       <w:r>
         <w:br/>
@@ -2913,6 +3348,7 @@
           <w:b/>
           <w:bCs/>
         </w:rPr>
+        <w:lastRenderedPageBreak/>
         <w:t>🔹</w:t>
       </w:r>
       <w:r>
@@ -2955,7 +3391,6 @@
           <w:b/>
           <w:bCs/>
         </w:rPr>
-        <w:lastRenderedPageBreak/>
         <w:t>Role</w:t>
       </w:r>
       <w:r>
@@ -3230,6 +3665,7 @@
     </w:p>
     <w:p>
       <w:r>
+        <w:lastRenderedPageBreak/>
         <w:pict w14:anchorId="0D35F43E">
           <v:rect id="_x0000_i1037" style="width:8in;height:0" o:hrpct="0" o:hralign="center" o:hrstd="t" o:hr="t" fillcolor="#a0a0a0" stroked="f"/>
         </w:pict>
@@ -3266,7 +3702,6 @@
         </w:numPr>
       </w:pPr>
       <w:r>
-        <w:lastRenderedPageBreak/>
         <w:t>Reduced data processing latency from 5 minutes to under 30 seconds.</w:t>
       </w:r>
     </w:p>
@@ -3428,7 +3863,15 @@
         <w:t>Spring Boot REST APIs</w:t>
       </w:r>
       <w:r>
-        <w:t>, here's a high-level breakdown followed by sample code snippets for each service. These examples assume you're using the AWS SDK for Java (</w:t>
+        <w:t xml:space="preserve">, here's a high-level breakdown followed by sample </w:t>
+      </w:r>
+      <w:proofErr w:type="gramStart"/>
+      <w:r>
+        <w:t>code snippets</w:t>
+      </w:r>
+      <w:proofErr w:type="gramEnd"/>
+      <w:r>
+        <w:t xml:space="preserve"> for each service. These examples assume you're using the AWS SDK for Java (</w:t>
       </w:r>
       <w:proofErr w:type="spellStart"/>
       <w:r>
@@ -3592,19 +4035,25 @@
         </w:numPr>
       </w:pPr>
       <w:r>
-        <w:t>Configure AWS credentials (via ~/.</w:t>
+        <w:t>Configure AWS credentials (via ~</w:t>
+      </w:r>
+      <w:proofErr w:type="gramStart"/>
+      <w:r>
+        <w:t>/.</w:t>
       </w:r>
       <w:proofErr w:type="spellStart"/>
       <w:r>
         <w:t>aws</w:t>
       </w:r>
       <w:proofErr w:type="spellEnd"/>
+      <w:proofErr w:type="gramEnd"/>
       <w:r>
         <w:t>/credentials, environment variables, or Spring config).</w:t>
       </w:r>
     </w:p>
     <w:p>
       <w:r>
+        <w:lastRenderedPageBreak/>
         <w:pict w14:anchorId="06173FF8">
           <v:rect id="_x0000_i1040" style="width:8in;height:0" o:hrpct="0" o:hralign="center" o:hrstd="t" o:hr="t" fillcolor="#a0a0a0" stroked="f"/>
         </w:pict>
@@ -3652,7 +4101,6 @@
           <w:b/>
           <w:bCs/>
         </w:rPr>
-        <w:lastRenderedPageBreak/>
         <w:t>Java</w:t>
       </w:r>
     </w:p>
@@ -3674,6 +4122,7 @@
         <w:t xml:space="preserve"> </w:t>
       </w:r>
       <w:proofErr w:type="spellStart"/>
+      <w:proofErr w:type="gramStart"/>
       <w:r>
         <w:t>amazonSQS</w:t>
       </w:r>
@@ -3681,11 +4130,17 @@
       <w:r>
         <w:t>;</w:t>
       </w:r>
+      <w:proofErr w:type="gramEnd"/>
     </w:p>
     <w:p/>
     <w:p>
-      <w:r>
-        <w:t>@PostMapping("/sendMessage")</w:t>
+      <w:proofErr w:type="gramStart"/>
+      <w:r>
+        <w:t>@PostMapping</w:t>
+      </w:r>
+      <w:proofErr w:type="gramEnd"/>
+      <w:r>
+        <w:t>("/sendMessage")</w:t>
       </w:r>
     </w:p>
     <w:p>
@@ -3701,13 +4156,23 @@
         <w:t xml:space="preserve">&lt;String&gt; </w:t>
       </w:r>
       <w:proofErr w:type="spellStart"/>
+      <w:proofErr w:type="gramStart"/>
       <w:r>
         <w:t>sendMessage</w:t>
       </w:r>
       <w:proofErr w:type="spellEnd"/>
       <w:r>
-        <w:t>(@RequestBody String message) {</w:t>
-      </w:r>
+        <w:t>(</w:t>
+      </w:r>
+      <w:proofErr w:type="gramEnd"/>
+      <w:r>
+        <w:t xml:space="preserve">@RequestBody String </w:t>
+      </w:r>
+      <w:proofErr w:type="gramStart"/>
+      <w:r>
+        <w:t>message) {</w:t>
+      </w:r>
+      <w:proofErr w:type="gramEnd"/>
     </w:p>
     <w:p>
       <w:r>
@@ -3727,16 +4192,26 @@
       </w:r>
       <w:proofErr w:type="spellEnd"/>
       <w:r>
-        <w:t>("your-queue-name").</w:t>
+        <w:t>("your-queue-name"</w:t>
+      </w:r>
+      <w:proofErr w:type="gramStart"/>
+      <w:r>
+        <w:t>).</w:t>
       </w:r>
       <w:proofErr w:type="spellStart"/>
       <w:r>
         <w:t>getQueueUrl</w:t>
       </w:r>
       <w:proofErr w:type="spellEnd"/>
-      <w:r>
-        <w:t>();</w:t>
-      </w:r>
+      <w:proofErr w:type="gramEnd"/>
+      <w:r>
+        <w:t>(</w:t>
+      </w:r>
+      <w:proofErr w:type="gramStart"/>
+      <w:r>
+        <w:t>);</w:t>
+      </w:r>
+      <w:proofErr w:type="gramEnd"/>
     </w:p>
     <w:p>
       <w:proofErr w:type="spellStart"/>
@@ -3748,6 +4223,7 @@
         <w:t xml:space="preserve">(new </w:t>
       </w:r>
       <w:proofErr w:type="spellStart"/>
+      <w:proofErr w:type="gramStart"/>
       <w:r>
         <w:t>SendMessageRequest</w:t>
       </w:r>
@@ -3756,13 +4232,19 @@
         <w:t>(</w:t>
       </w:r>
       <w:proofErr w:type="spellStart"/>
+      <w:proofErr w:type="gramEnd"/>
       <w:r>
         <w:t>queueUrl</w:t>
       </w:r>
       <w:proofErr w:type="spellEnd"/>
       <w:r>
-        <w:t>, message));</w:t>
-      </w:r>
+        <w:t>, message)</w:t>
+      </w:r>
+      <w:proofErr w:type="gramStart"/>
+      <w:r>
+        <w:t>);</w:t>
+      </w:r>
+      <w:proofErr w:type="gramEnd"/>
     </w:p>
     <w:p>
       <w:r>
@@ -3774,8 +4256,13 @@
       </w:r>
       <w:proofErr w:type="spellEnd"/>
       <w:r>
-        <w:t>("Message sent to SQS");</w:t>
-      </w:r>
+        <w:t>("Message sent to SQS"</w:t>
+      </w:r>
+      <w:proofErr w:type="gramStart"/>
+      <w:r>
+        <w:t>);</w:t>
+      </w:r>
+      <w:proofErr w:type="gramEnd"/>
     </w:p>
     <w:p>
       <w:r>
@@ -3852,6 +4339,7 @@
         <w:t xml:space="preserve"> </w:t>
       </w:r>
       <w:proofErr w:type="spellStart"/>
+      <w:proofErr w:type="gramStart"/>
       <w:r>
         <w:t>amazonSNS</w:t>
       </w:r>
@@ -3859,11 +4347,17 @@
       <w:r>
         <w:t>;</w:t>
       </w:r>
+      <w:proofErr w:type="gramEnd"/>
     </w:p>
     <w:p/>
     <w:p>
-      <w:r>
-        <w:t>@PostMapping("/publishNotification")</w:t>
+      <w:proofErr w:type="gramStart"/>
+      <w:r>
+        <w:t>@PostMapping</w:t>
+      </w:r>
+      <w:proofErr w:type="gramEnd"/>
+      <w:r>
+        <w:t>("/publishNotification")</w:t>
       </w:r>
     </w:p>
     <w:p>
@@ -3879,13 +4373,23 @@
         <w:t xml:space="preserve">&lt;String&gt; </w:t>
       </w:r>
       <w:proofErr w:type="spellStart"/>
+      <w:proofErr w:type="gramStart"/>
       <w:r>
         <w:t>publishNotification</w:t>
       </w:r>
       <w:proofErr w:type="spellEnd"/>
       <w:r>
-        <w:t>(@RequestBody String message) {</w:t>
-      </w:r>
+        <w:t>(</w:t>
+      </w:r>
+      <w:proofErr w:type="gramEnd"/>
+      <w:r>
+        <w:t xml:space="preserve">@RequestBody String </w:t>
+      </w:r>
+      <w:proofErr w:type="gramStart"/>
+      <w:r>
+        <w:t>message) {</w:t>
+      </w:r>
+      <w:proofErr w:type="gramEnd"/>
     </w:p>
     <w:p>
       <w:r>
@@ -3900,13 +4404,36 @@
         <w:t xml:space="preserve"> = "</w:t>
       </w:r>
       <w:proofErr w:type="spellStart"/>
-      <w:r>
-        <w:t>arn:aws:sns:region:account-id:your-topic-name</w:t>
-      </w:r>
-      <w:proofErr w:type="spellEnd"/>
+      <w:proofErr w:type="gramStart"/>
+      <w:r>
+        <w:t>arn:aws</w:t>
+      </w:r>
+      <w:proofErr w:type="gramEnd"/>
+      <w:r>
+        <w:t>:</w:t>
+      </w:r>
+      <w:proofErr w:type="gramStart"/>
+      <w:r>
+        <w:t>sns:region</w:t>
+      </w:r>
+      <w:proofErr w:type="gramEnd"/>
+      <w:r>
+        <w:t>:account-</w:t>
+      </w:r>
+      <w:proofErr w:type="gramStart"/>
+      <w:r>
+        <w:t>id:your</w:t>
+      </w:r>
+      <w:proofErr w:type="gramEnd"/>
+      <w:r>
+        <w:t>-topic-name</w:t>
+      </w:r>
+      <w:proofErr w:type="spellEnd"/>
+      <w:proofErr w:type="gramStart"/>
       <w:r>
         <w:t>";</w:t>
       </w:r>
+      <w:proofErr w:type="gramEnd"/>
     </w:p>
     <w:p>
       <w:proofErr w:type="spellStart"/>
@@ -3918,6 +4445,7 @@
         <w:t xml:space="preserve">(new </w:t>
       </w:r>
       <w:proofErr w:type="spellStart"/>
+      <w:proofErr w:type="gramStart"/>
       <w:r>
         <w:t>PublishRequest</w:t>
       </w:r>
@@ -3926,13 +4454,19 @@
         <w:t>(</w:t>
       </w:r>
       <w:proofErr w:type="spellStart"/>
+      <w:proofErr w:type="gramEnd"/>
       <w:r>
         <w:t>topicArn</w:t>
       </w:r>
       <w:proofErr w:type="spellEnd"/>
       <w:r>
-        <w:t>, message));</w:t>
-      </w:r>
+        <w:t>, message)</w:t>
+      </w:r>
+      <w:proofErr w:type="gramStart"/>
+      <w:r>
+        <w:t>);</w:t>
+      </w:r>
+      <w:proofErr w:type="gramEnd"/>
     </w:p>
     <w:p>
       <w:r>
@@ -3944,8 +4478,13 @@
       </w:r>
       <w:proofErr w:type="spellEnd"/>
       <w:r>
-        <w:t>("Notification published to SNS");</w:t>
-      </w:r>
+        <w:t>("Notification published to SNS"</w:t>
+      </w:r>
+      <w:proofErr w:type="gramStart"/>
+      <w:r>
+        <w:t>);</w:t>
+      </w:r>
+      <w:proofErr w:type="gramEnd"/>
     </w:p>
     <w:p>
       <w:r>
@@ -3972,6 +4511,7 @@
           <w:b/>
           <w:bCs/>
         </w:rPr>
+        <w:lastRenderedPageBreak/>
         <w:t>3️</w:t>
       </w:r>
       <w:r>
@@ -4007,7 +4547,6 @@
     </w:p>
     <w:p>
       <w:r>
-        <w:lastRenderedPageBreak/>
         <w:t>@Autowired</w:t>
       </w:r>
     </w:p>
@@ -4024,6 +4563,7 @@
         <w:t xml:space="preserve"> </w:t>
       </w:r>
       <w:proofErr w:type="spellStart"/>
+      <w:proofErr w:type="gramStart"/>
       <w:r>
         <w:t>amazonKinesis</w:t>
       </w:r>
@@ -4031,11 +4571,17 @@
       <w:r>
         <w:t>;</w:t>
       </w:r>
+      <w:proofErr w:type="gramEnd"/>
     </w:p>
     <w:p/>
     <w:p>
-      <w:r>
-        <w:t>@PostMapping("/streamData")</w:t>
+      <w:proofErr w:type="gramStart"/>
+      <w:r>
+        <w:t>@PostMapping</w:t>
+      </w:r>
+      <w:proofErr w:type="gramEnd"/>
+      <w:r>
+        <w:t>("/streamData")</w:t>
       </w:r>
     </w:p>
     <w:p>
@@ -4051,12 +4597,17 @@
         <w:t xml:space="preserve">&lt;String&gt; </w:t>
       </w:r>
       <w:proofErr w:type="spellStart"/>
+      <w:proofErr w:type="gramStart"/>
       <w:r>
         <w:t>streamData</w:t>
       </w:r>
       <w:proofErr w:type="spellEnd"/>
       <w:r>
-        <w:t>(@RequestBody String data) {</w:t>
+        <w:t>(</w:t>
+      </w:r>
+      <w:proofErr w:type="gramEnd"/>
+      <w:r>
+        <w:t>@RequestBody String data) {</w:t>
       </w:r>
     </w:p>
     <w:p>
@@ -4069,8 +4620,13 @@
       </w:r>
       <w:proofErr w:type="spellEnd"/>
       <w:r>
-        <w:t xml:space="preserve"> = "your-kinesis-stream";</w:t>
-      </w:r>
+        <w:t xml:space="preserve"> = "your-kinesis-stream</w:t>
+      </w:r>
+      <w:proofErr w:type="gramStart"/>
+      <w:r>
+        <w:t>";</w:t>
+      </w:r>
+      <w:proofErr w:type="gramEnd"/>
     </w:p>
     <w:p>
       <w:proofErr w:type="spellStart"/>
@@ -4082,15 +4638,21 @@
         <w:t xml:space="preserve"> request = new </w:t>
       </w:r>
       <w:proofErr w:type="spellStart"/>
+      <w:proofErr w:type="gramStart"/>
       <w:r>
         <w:t>PutRecordRequest</w:t>
       </w:r>
       <w:proofErr w:type="spellEnd"/>
       <w:r>
-        <w:t>()</w:t>
-      </w:r>
-    </w:p>
-    <w:p>
+        <w:t>(</w:t>
+      </w:r>
+      <w:proofErr w:type="gramEnd"/>
+      <w:r>
+        <w:t>)</w:t>
+      </w:r>
+    </w:p>
+    <w:p>
+      <w:proofErr w:type="gramStart"/>
       <w:r>
         <w:t>.</w:t>
       </w:r>
@@ -4099,6 +4661,7 @@
         <w:t>withStreamName</w:t>
       </w:r>
       <w:proofErr w:type="spellEnd"/>
+      <w:proofErr w:type="gramEnd"/>
       <w:r>
         <w:t>(</w:t>
       </w:r>
@@ -4112,6 +4675,7 @@
       </w:r>
     </w:p>
     <w:p>
+      <w:proofErr w:type="gramStart"/>
       <w:r>
         <w:t>.</w:t>
       </w:r>
@@ -4120,6 +4684,7 @@
         <w:t>withPartitionKey</w:t>
       </w:r>
       <w:proofErr w:type="spellEnd"/>
+      <w:proofErr w:type="gramEnd"/>
       <w:r>
         <w:t>("</w:t>
       </w:r>
@@ -4133,6 +4698,7 @@
       </w:r>
     </w:p>
     <w:p>
+      <w:proofErr w:type="gramStart"/>
       <w:r>
         <w:t>.</w:t>
       </w:r>
@@ -4141,6 +4707,7 @@
         <w:t>withData</w:t>
       </w:r>
       <w:proofErr w:type="spellEnd"/>
+      <w:proofErr w:type="gramEnd"/>
       <w:r>
         <w:t>(</w:t>
       </w:r>
@@ -4153,13 +4720,20 @@
         <w:t>(</w:t>
       </w:r>
       <w:proofErr w:type="spellStart"/>
+      <w:proofErr w:type="gramStart"/>
       <w:r>
         <w:t>data.getBytes</w:t>
       </w:r>
       <w:proofErr w:type="spellEnd"/>
-      <w:r>
-        <w:t>()));</w:t>
-      </w:r>
+      <w:proofErr w:type="gramEnd"/>
+      <w:r>
+        <w:t>())</w:t>
+      </w:r>
+      <w:proofErr w:type="gramStart"/>
+      <w:r>
+        <w:t>);</w:t>
+      </w:r>
+      <w:proofErr w:type="gramEnd"/>
     </w:p>
     <w:p>
       <w:proofErr w:type="spellStart"/>
@@ -4168,12 +4742,22 @@
       </w:r>
       <w:proofErr w:type="spellEnd"/>
       <w:r>
-        <w:t>(request);</w:t>
-      </w:r>
-    </w:p>
-    <w:p>
-      <w:r>
-        <w:t xml:space="preserve">return </w:t>
+        <w:t>(request</w:t>
+      </w:r>
+      <w:proofErr w:type="gramStart"/>
+      <w:r>
+        <w:t>);</w:t>
+      </w:r>
+      <w:proofErr w:type="gramEnd"/>
+    </w:p>
+    <w:p>
+      <w:proofErr w:type="gramStart"/>
+      <w:r>
+        <w:t>return</w:t>
+      </w:r>
+      <w:proofErr w:type="gramEnd"/>
+      <w:r>
+        <w:t xml:space="preserve"> </w:t>
       </w:r>
       <w:proofErr w:type="spellStart"/>
       <w:r>
@@ -4181,8 +4765,13 @@
       </w:r>
       <w:proofErr w:type="spellEnd"/>
       <w:r>
-        <w:t>("Data streamed to Kinesis");</w:t>
-      </w:r>
+        <w:t>("Data streamed to Kinesis"</w:t>
+      </w:r>
+      <w:proofErr w:type="gramStart"/>
+      <w:r>
+        <w:t>);</w:t>
+      </w:r>
+      <w:proofErr w:type="gramEnd"/>
     </w:p>
     <w:p>
       <w:r>
@@ -4244,7 +4833,15 @@
         <w:t>API Gateway</w:t>
       </w:r>
       <w:r>
-        <w:t>, you typically:</w:t>
+        <w:t xml:space="preserve">, </w:t>
+      </w:r>
+      <w:proofErr w:type="gramStart"/>
+      <w:r>
+        <w:t>you</w:t>
+      </w:r>
+      <w:proofErr w:type="gramEnd"/>
+      <w:r>
+        <w:t xml:space="preserve"> typically:</w:t>
       </w:r>
     </w:p>
     <w:p>
@@ -4305,6 +4902,7 @@
           <w:b/>
           <w:bCs/>
         </w:rPr>
+        <w:lastRenderedPageBreak/>
         <w:t>🧩</w:t>
       </w:r>
       <w:r>
@@ -4332,219 +4930,281 @@
     </w:p>
     <w:p>
       <w:r>
+        <w:t>@Configuration</w:t>
+      </w:r>
+    </w:p>
+    <w:p>
+      <w:proofErr w:type="gramStart"/>
+      <w:r>
+        <w:t>public</w:t>
+      </w:r>
+      <w:proofErr w:type="gramEnd"/>
+      <w:r>
+        <w:t xml:space="preserve"> class </w:t>
+      </w:r>
+      <w:proofErr w:type="spellStart"/>
+      <w:r>
+        <w:t>AwsConfig</w:t>
+      </w:r>
+      <w:proofErr w:type="spellEnd"/>
+      <w:r>
+        <w:t xml:space="preserve"> {</w:t>
+      </w:r>
+    </w:p>
+    <w:p/>
+    <w:p>
+      <w:proofErr w:type="gramStart"/>
+      <w:r>
+        <w:t>@Bean</w:t>
+      </w:r>
+      <w:proofErr w:type="gramEnd"/>
+    </w:p>
+    <w:p>
+      <w:r>
+        <w:t xml:space="preserve">public </w:t>
+      </w:r>
+      <w:proofErr w:type="spellStart"/>
+      <w:r>
+        <w:t>AmazonSQS</w:t>
+      </w:r>
+      <w:proofErr w:type="spellEnd"/>
+      <w:r>
+        <w:t xml:space="preserve"> </w:t>
+      </w:r>
+      <w:proofErr w:type="spellStart"/>
+      <w:proofErr w:type="gramStart"/>
+      <w:r>
+        <w:t>amazonSQS</w:t>
+      </w:r>
+      <w:proofErr w:type="spellEnd"/>
+      <w:r>
+        <w:t>(</w:t>
+      </w:r>
+      <w:proofErr w:type="gramEnd"/>
+      <w:r>
+        <w:t>) {</w:t>
+      </w:r>
+    </w:p>
+    <w:p>
+      <w:r>
+        <w:t xml:space="preserve">return </w:t>
+      </w:r>
+      <w:proofErr w:type="spellStart"/>
+      <w:r>
+        <w:t>AmazonSQSClientBuilder.standard</w:t>
+      </w:r>
+      <w:proofErr w:type="spellEnd"/>
+      <w:r>
+        <w:t>()</w:t>
+      </w:r>
+    </w:p>
+    <w:p>
+      <w:proofErr w:type="gramStart"/>
+      <w:r>
+        <w:t>.</w:t>
+      </w:r>
+      <w:proofErr w:type="spellStart"/>
+      <w:r>
+        <w:t>withRegion</w:t>
+      </w:r>
+      <w:proofErr w:type="spellEnd"/>
+      <w:proofErr w:type="gramEnd"/>
+      <w:r>
+        <w:t>(Regions.AP_SOUTH_1)</w:t>
+      </w:r>
+    </w:p>
+    <w:p>
+      <w:proofErr w:type="gramStart"/>
+      <w:r>
+        <w:t>.build</w:t>
+      </w:r>
+      <w:proofErr w:type="gramEnd"/>
+      <w:r>
+        <w:t>(</w:t>
+      </w:r>
+      <w:proofErr w:type="gramStart"/>
+      <w:r>
+        <w:t>);</w:t>
+      </w:r>
+      <w:proofErr w:type="gramEnd"/>
+    </w:p>
+    <w:p>
+      <w:r>
+        <w:t>}</w:t>
+      </w:r>
+    </w:p>
+    <w:p/>
+    <w:p>
+      <w:proofErr w:type="gramStart"/>
+      <w:r>
+        <w:t>@Bean</w:t>
+      </w:r>
+      <w:proofErr w:type="gramEnd"/>
+    </w:p>
+    <w:p>
+      <w:r>
+        <w:t xml:space="preserve">public </w:t>
+      </w:r>
+      <w:proofErr w:type="spellStart"/>
+      <w:r>
+        <w:t>AmazonSNS</w:t>
+      </w:r>
+      <w:proofErr w:type="spellEnd"/>
+      <w:r>
+        <w:t xml:space="preserve"> </w:t>
+      </w:r>
+      <w:proofErr w:type="spellStart"/>
+      <w:proofErr w:type="gramStart"/>
+      <w:r>
+        <w:t>amazonSNS</w:t>
+      </w:r>
+      <w:proofErr w:type="spellEnd"/>
+      <w:r>
+        <w:t>(</w:t>
+      </w:r>
+      <w:proofErr w:type="gramEnd"/>
+      <w:r>
+        <w:t>) {</w:t>
+      </w:r>
+    </w:p>
+    <w:p>
+      <w:r>
+        <w:t xml:space="preserve">return </w:t>
+      </w:r>
+      <w:proofErr w:type="spellStart"/>
+      <w:r>
+        <w:t>AmazonSNSClientBuilder.standard</w:t>
+      </w:r>
+      <w:proofErr w:type="spellEnd"/>
+      <w:r>
+        <w:t>()</w:t>
+      </w:r>
+    </w:p>
+    <w:p>
+      <w:proofErr w:type="gramStart"/>
+      <w:r>
+        <w:t>.</w:t>
+      </w:r>
+      <w:proofErr w:type="spellStart"/>
+      <w:r>
+        <w:t>withRegion</w:t>
+      </w:r>
+      <w:proofErr w:type="spellEnd"/>
+      <w:proofErr w:type="gramEnd"/>
+      <w:r>
+        <w:t>(Regions.AP_SOUTH_1)</w:t>
+      </w:r>
+    </w:p>
+    <w:p>
+      <w:proofErr w:type="gramStart"/>
+      <w:r>
+        <w:t>.build</w:t>
+      </w:r>
+      <w:proofErr w:type="gramEnd"/>
+      <w:r>
+        <w:t>(</w:t>
+      </w:r>
+      <w:proofErr w:type="gramStart"/>
+      <w:r>
+        <w:t>);</w:t>
+      </w:r>
+      <w:proofErr w:type="gramEnd"/>
+    </w:p>
+    <w:p>
+      <w:r>
+        <w:t>}</w:t>
+      </w:r>
+    </w:p>
+    <w:p/>
+    <w:p>
+      <w:proofErr w:type="gramStart"/>
+      <w:r>
+        <w:t>@Bean</w:t>
+      </w:r>
+      <w:proofErr w:type="gramEnd"/>
+    </w:p>
+    <w:p>
+      <w:r>
+        <w:t xml:space="preserve">public </w:t>
+      </w:r>
+      <w:proofErr w:type="spellStart"/>
+      <w:r>
+        <w:t>AmazonKinesis</w:t>
+      </w:r>
+      <w:proofErr w:type="spellEnd"/>
+      <w:r>
+        <w:t xml:space="preserve"> </w:t>
+      </w:r>
+      <w:proofErr w:type="spellStart"/>
+      <w:proofErr w:type="gramStart"/>
+      <w:r>
+        <w:t>amazonKinesis</w:t>
+      </w:r>
+      <w:proofErr w:type="spellEnd"/>
+      <w:r>
+        <w:t>(</w:t>
+      </w:r>
+      <w:proofErr w:type="gramEnd"/>
+      <w:r>
+        <w:t>) {</w:t>
+      </w:r>
+    </w:p>
+    <w:p>
+      <w:r>
+        <w:t xml:space="preserve">return </w:t>
+      </w:r>
+      <w:proofErr w:type="spellStart"/>
+      <w:r>
+        <w:t>AmazonKinesisClientBuilder.standard</w:t>
+      </w:r>
+      <w:proofErr w:type="spellEnd"/>
+      <w:r>
+        <w:t>()</w:t>
+      </w:r>
+    </w:p>
+    <w:p>
+      <w:proofErr w:type="gramStart"/>
+      <w:r>
+        <w:t>.</w:t>
+      </w:r>
+      <w:proofErr w:type="spellStart"/>
+      <w:r>
+        <w:t>withRegion</w:t>
+      </w:r>
+      <w:proofErr w:type="spellEnd"/>
+      <w:proofErr w:type="gramEnd"/>
+      <w:r>
+        <w:t>(Regions.AP_SOUTH_1)</w:t>
+      </w:r>
+    </w:p>
+    <w:p>
+      <w:proofErr w:type="gramStart"/>
+      <w:r>
+        <w:t>.build</w:t>
+      </w:r>
+      <w:proofErr w:type="gramEnd"/>
+      <w:r>
+        <w:t>(</w:t>
+      </w:r>
+      <w:proofErr w:type="gramStart"/>
+      <w:r>
+        <w:t>);</w:t>
+      </w:r>
+      <w:proofErr w:type="gramEnd"/>
+    </w:p>
+    <w:p>
+      <w:r>
+        <w:t>}</w:t>
+      </w:r>
+    </w:p>
+    <w:p>
+      <w:r>
+        <w:t>}</w:t>
+      </w:r>
+    </w:p>
+    <w:p>
+      <w:r>
         <w:lastRenderedPageBreak/>
-        <w:t>@Configuration</w:t>
-      </w:r>
-    </w:p>
-    <w:p>
-      <w:r>
-        <w:t xml:space="preserve">public class </w:t>
-      </w:r>
-      <w:proofErr w:type="spellStart"/>
-      <w:r>
-        <w:t>AwsConfig</w:t>
-      </w:r>
-      <w:proofErr w:type="spellEnd"/>
-      <w:r>
-        <w:t xml:space="preserve"> {</w:t>
-      </w:r>
-    </w:p>
-    <w:p/>
-    <w:p>
-      <w:r>
-        <w:t>@Bean</w:t>
-      </w:r>
-    </w:p>
-    <w:p>
-      <w:r>
-        <w:t xml:space="preserve">public </w:t>
-      </w:r>
-      <w:proofErr w:type="spellStart"/>
-      <w:r>
-        <w:t>AmazonSQS</w:t>
-      </w:r>
-      <w:proofErr w:type="spellEnd"/>
-      <w:r>
-        <w:t xml:space="preserve"> </w:t>
-      </w:r>
-      <w:proofErr w:type="spellStart"/>
-      <w:r>
-        <w:t>amazonSQS</w:t>
-      </w:r>
-      <w:proofErr w:type="spellEnd"/>
-      <w:r>
-        <w:t>() {</w:t>
-      </w:r>
-    </w:p>
-    <w:p>
-      <w:r>
-        <w:t xml:space="preserve">return </w:t>
-      </w:r>
-      <w:proofErr w:type="spellStart"/>
-      <w:r>
-        <w:t>AmazonSQSClientBuilder.standard</w:t>
-      </w:r>
-      <w:proofErr w:type="spellEnd"/>
-      <w:r>
-        <w:t>()</w:t>
-      </w:r>
-    </w:p>
-    <w:p>
-      <w:r>
-        <w:t>.</w:t>
-      </w:r>
-      <w:proofErr w:type="spellStart"/>
-      <w:r>
-        <w:t>withRegion</w:t>
-      </w:r>
-      <w:proofErr w:type="spellEnd"/>
-      <w:r>
-        <w:t>(Regions.AP_SOUTH_1)</w:t>
-      </w:r>
-    </w:p>
-    <w:p>
-      <w:r>
-        <w:t>.build();</w:t>
-      </w:r>
-    </w:p>
-    <w:p>
-      <w:r>
-        <w:t>}</w:t>
-      </w:r>
-    </w:p>
-    <w:p/>
-    <w:p>
-      <w:r>
-        <w:t>@Bean</w:t>
-      </w:r>
-    </w:p>
-    <w:p>
-      <w:r>
-        <w:t xml:space="preserve">public </w:t>
-      </w:r>
-      <w:proofErr w:type="spellStart"/>
-      <w:r>
-        <w:t>AmazonSNS</w:t>
-      </w:r>
-      <w:proofErr w:type="spellEnd"/>
-      <w:r>
-        <w:t xml:space="preserve"> </w:t>
-      </w:r>
-      <w:proofErr w:type="spellStart"/>
-      <w:r>
-        <w:t>amazonSNS</w:t>
-      </w:r>
-      <w:proofErr w:type="spellEnd"/>
-      <w:r>
-        <w:t>() {</w:t>
-      </w:r>
-    </w:p>
-    <w:p>
-      <w:r>
-        <w:t xml:space="preserve">return </w:t>
-      </w:r>
-      <w:proofErr w:type="spellStart"/>
-      <w:r>
-        <w:t>AmazonSNSClientBuilder.standard</w:t>
-      </w:r>
-      <w:proofErr w:type="spellEnd"/>
-      <w:r>
-        <w:t>()</w:t>
-      </w:r>
-    </w:p>
-    <w:p>
-      <w:r>
-        <w:t>.</w:t>
-      </w:r>
-      <w:proofErr w:type="spellStart"/>
-      <w:r>
-        <w:t>withRegion</w:t>
-      </w:r>
-      <w:proofErr w:type="spellEnd"/>
-      <w:r>
-        <w:t>(Regions.AP_SOUTH_1)</w:t>
-      </w:r>
-    </w:p>
-    <w:p>
-      <w:r>
-        <w:t>.build();</w:t>
-      </w:r>
-    </w:p>
-    <w:p>
-      <w:r>
-        <w:t>}</w:t>
-      </w:r>
-    </w:p>
-    <w:p/>
-    <w:p>
-      <w:r>
-        <w:t>@Bean</w:t>
-      </w:r>
-    </w:p>
-    <w:p>
-      <w:r>
-        <w:t xml:space="preserve">public </w:t>
-      </w:r>
-      <w:proofErr w:type="spellStart"/>
-      <w:r>
-        <w:t>AmazonKinesis</w:t>
-      </w:r>
-      <w:proofErr w:type="spellEnd"/>
-      <w:r>
-        <w:t xml:space="preserve"> </w:t>
-      </w:r>
-      <w:proofErr w:type="spellStart"/>
-      <w:r>
-        <w:t>amazonKinesis</w:t>
-      </w:r>
-      <w:proofErr w:type="spellEnd"/>
-      <w:r>
-        <w:t>() {</w:t>
-      </w:r>
-    </w:p>
-    <w:p>
-      <w:r>
-        <w:t xml:space="preserve">return </w:t>
-      </w:r>
-      <w:proofErr w:type="spellStart"/>
-      <w:r>
-        <w:t>AmazonKinesisClientBuilder.standard</w:t>
-      </w:r>
-      <w:proofErr w:type="spellEnd"/>
-      <w:r>
-        <w:t>()</w:t>
-      </w:r>
-    </w:p>
-    <w:p>
-      <w:r>
-        <w:t>.</w:t>
-      </w:r>
-      <w:proofErr w:type="spellStart"/>
-      <w:r>
-        <w:t>withRegion</w:t>
-      </w:r>
-      <w:proofErr w:type="spellEnd"/>
-      <w:r>
-        <w:t>(Regions.AP_SOUTH_1)</w:t>
-      </w:r>
-    </w:p>
-    <w:p>
-      <w:r>
-        <w:t>.build();</w:t>
-      </w:r>
-    </w:p>
-    <w:p>
-      <w:r>
-        <w:t>}</w:t>
-      </w:r>
-    </w:p>
-    <w:p>
-      <w:r>
-        <w:t>}</w:t>
-      </w:r>
-    </w:p>
-    <w:p>
-      <w:r>
         <w:t>Show more lines</w:t>
       </w:r>
     </w:p>
@@ -4850,6 +5510,7 @@
     </w:p>
     <w:p>
       <w:r>
+        <w:lastRenderedPageBreak/>
         <w:t>&lt;</w:t>
       </w:r>
       <w:proofErr w:type="spellStart"/>
@@ -4900,56 +5561,298 @@
     </w:p>
     <w:p>
       <w:r>
+        <w:t>&lt;/dependency&gt;</w:t>
+      </w:r>
+    </w:p>
+    <w:p>
+      <w:r>
+        <w:t>``</w:t>
+      </w:r>
+    </w:p>
+    <w:p>
+      <w:pPr>
+        <w:rPr>
+          <w:b/>
+          <w:bCs/>
+        </w:rPr>
+      </w:pPr>
+      <w:r>
+        <w:rPr>
+          <w:rFonts w:ascii="Segoe UI Emoji" w:hAnsi="Segoe UI Emoji" w:cs="Segoe UI Emoji"/>
+          <w:b/>
+          <w:bCs/>
+        </w:rPr>
+        <w:t>✅</w:t>
+      </w:r>
+      <w:r>
+        <w:rPr>
+          <w:b/>
+          <w:bCs/>
+        </w:rPr>
+        <w:t xml:space="preserve"> Step 2: AWS Configuration</w:t>
+      </w:r>
+    </w:p>
+    <w:p>
+      <w:pPr>
+        <w:rPr>
+          <w:b/>
+          <w:bCs/>
+        </w:rPr>
+      </w:pPr>
+      <w:r>
+        <w:rPr>
+          <w:b/>
+          <w:bCs/>
+        </w:rPr>
+        <w:t>Java</w:t>
+      </w:r>
+    </w:p>
+    <w:p>
+      <w:r>
+        <w:t>@Configuration</w:t>
+      </w:r>
+    </w:p>
+    <w:p>
+      <w:proofErr w:type="gramStart"/>
+      <w:r>
+        <w:t>public</w:t>
+      </w:r>
+      <w:proofErr w:type="gramEnd"/>
+      <w:r>
+        <w:t xml:space="preserve"> class </w:t>
+      </w:r>
+      <w:proofErr w:type="spellStart"/>
+      <w:r>
+        <w:t>AwsConfig</w:t>
+      </w:r>
+      <w:proofErr w:type="spellEnd"/>
+      <w:r>
+        <w:t xml:space="preserve"> {</w:t>
+      </w:r>
+    </w:p>
+    <w:p/>
+    <w:p>
+      <w:proofErr w:type="gramStart"/>
+      <w:r>
+        <w:t>@Bean</w:t>
+      </w:r>
+      <w:proofErr w:type="gramEnd"/>
+    </w:p>
+    <w:p>
+      <w:r>
+        <w:t xml:space="preserve">public </w:t>
+      </w:r>
+      <w:proofErr w:type="spellStart"/>
+      <w:r>
+        <w:t>AmazonKinesis</w:t>
+      </w:r>
+      <w:proofErr w:type="spellEnd"/>
+      <w:r>
+        <w:t xml:space="preserve"> </w:t>
+      </w:r>
+      <w:proofErr w:type="spellStart"/>
+      <w:proofErr w:type="gramStart"/>
+      <w:r>
+        <w:t>amazonKinesis</w:t>
+      </w:r>
+      <w:proofErr w:type="spellEnd"/>
+      <w:r>
+        <w:t>(</w:t>
+      </w:r>
+      <w:proofErr w:type="gramEnd"/>
+      <w:r>
+        <w:t>) {</w:t>
+      </w:r>
+    </w:p>
+    <w:p>
+      <w:r>
+        <w:t xml:space="preserve">return </w:t>
+      </w:r>
+      <w:proofErr w:type="spellStart"/>
+      <w:r>
+        <w:t>AmazonKinesisClientBuilder.standard</w:t>
+      </w:r>
+      <w:proofErr w:type="spellEnd"/>
+      <w:r>
+        <w:t>()</w:t>
+      </w:r>
+    </w:p>
+    <w:p>
+      <w:proofErr w:type="gramStart"/>
+      <w:r>
+        <w:t>.</w:t>
+      </w:r>
+      <w:proofErr w:type="spellStart"/>
+      <w:r>
+        <w:t>withRegion</w:t>
+      </w:r>
+      <w:proofErr w:type="spellEnd"/>
+      <w:proofErr w:type="gramEnd"/>
+      <w:r>
+        <w:t>(Regions.AP_SOUTH_1)</w:t>
+      </w:r>
+    </w:p>
+    <w:p>
+      <w:proofErr w:type="gramStart"/>
+      <w:r>
+        <w:t>.build</w:t>
+      </w:r>
+      <w:proofErr w:type="gramEnd"/>
+      <w:r>
+        <w:t>(</w:t>
+      </w:r>
+      <w:proofErr w:type="gramStart"/>
+      <w:r>
+        <w:t>);</w:t>
+      </w:r>
+      <w:proofErr w:type="gramEnd"/>
+    </w:p>
+    <w:p>
+      <w:r>
+        <w:t>}</w:t>
+      </w:r>
+    </w:p>
+    <w:p/>
+    <w:p>
+      <w:proofErr w:type="gramStart"/>
+      <w:r>
+        <w:t>@Bean</w:t>
+      </w:r>
+      <w:proofErr w:type="gramEnd"/>
+    </w:p>
+    <w:p>
+      <w:r>
+        <w:t xml:space="preserve">public </w:t>
+      </w:r>
+      <w:proofErr w:type="spellStart"/>
+      <w:r>
+        <w:t>AmazonSQS</w:t>
+      </w:r>
+      <w:proofErr w:type="spellEnd"/>
+      <w:r>
+        <w:t xml:space="preserve"> </w:t>
+      </w:r>
+      <w:proofErr w:type="spellStart"/>
+      <w:proofErr w:type="gramStart"/>
+      <w:r>
+        <w:t>amazonSQS</w:t>
+      </w:r>
+      <w:proofErr w:type="spellEnd"/>
+      <w:r>
+        <w:t>(</w:t>
+      </w:r>
+      <w:proofErr w:type="gramEnd"/>
+      <w:r>
+        <w:t>) {</w:t>
+      </w:r>
+    </w:p>
+    <w:p>
+      <w:r>
+        <w:t xml:space="preserve">return </w:t>
+      </w:r>
+      <w:proofErr w:type="spellStart"/>
+      <w:r>
+        <w:t>AmazonSQSClientBuilder.standard</w:t>
+      </w:r>
+      <w:proofErr w:type="spellEnd"/>
+      <w:r>
+        <w:t>()</w:t>
+      </w:r>
+    </w:p>
+    <w:p>
+      <w:proofErr w:type="gramStart"/>
+      <w:r>
+        <w:t>.</w:t>
+      </w:r>
+      <w:proofErr w:type="spellStart"/>
+      <w:r>
+        <w:t>withRegion</w:t>
+      </w:r>
+      <w:proofErr w:type="spellEnd"/>
+      <w:proofErr w:type="gramEnd"/>
+      <w:r>
+        <w:t>(Regions.AP_SOUTH_1)</w:t>
+      </w:r>
+    </w:p>
+    <w:p>
+      <w:proofErr w:type="gramStart"/>
+      <w:r>
+        <w:t>.build</w:t>
+      </w:r>
+      <w:proofErr w:type="gramEnd"/>
+      <w:r>
+        <w:t>(</w:t>
+      </w:r>
+      <w:proofErr w:type="gramStart"/>
+      <w:r>
+        <w:t>);</w:t>
+      </w:r>
+      <w:proofErr w:type="gramEnd"/>
+    </w:p>
+    <w:p>
+      <w:r>
+        <w:t>}</w:t>
+      </w:r>
+    </w:p>
+    <w:p>
+      <w:r>
+        <w:t>}</w:t>
+      </w:r>
+    </w:p>
+    <w:p>
+      <w:r>
+        <w:t>Show more lines</w:t>
+      </w:r>
+    </w:p>
+    <w:p>
+      <w:pPr>
+        <w:rPr>
+          <w:b/>
+          <w:bCs/>
+        </w:rPr>
+      </w:pPr>
+      <w:r>
+        <w:rPr>
+          <w:rFonts w:ascii="Segoe UI Emoji" w:hAnsi="Segoe UI Emoji" w:cs="Segoe UI Emoji"/>
+          <w:b/>
+          <w:bCs/>
+        </w:rPr>
+        <w:t>✅</w:t>
+      </w:r>
+      <w:r>
+        <w:rPr>
+          <w:b/>
+          <w:bCs/>
+        </w:rPr>
+        <w:t xml:space="preserve"> Step 3: REST Controller to Stream Data and Queue Events</w:t>
+      </w:r>
+    </w:p>
+    <w:p>
+      <w:pPr>
+        <w:rPr>
+          <w:b/>
+          <w:bCs/>
+        </w:rPr>
+      </w:pPr>
+      <w:r>
+        <w:rPr>
+          <w:b/>
+          <w:bCs/>
+        </w:rPr>
+        <w:t>Java</w:t>
+      </w:r>
+    </w:p>
+    <w:p>
+      <w:proofErr w:type="gramStart"/>
+      <w:r>
         <w:lastRenderedPageBreak/>
-        <w:t>&lt;/dependency&gt;</w:t>
-      </w:r>
-    </w:p>
-    <w:p>
-      <w:r>
-        <w:t>``</w:t>
-      </w:r>
-    </w:p>
-    <w:p>
-      <w:pPr>
-        <w:rPr>
-          <w:b/>
-          <w:bCs/>
-        </w:rPr>
-      </w:pPr>
-      <w:r>
-        <w:rPr>
-          <w:rFonts w:ascii="Segoe UI Emoji" w:hAnsi="Segoe UI Emoji" w:cs="Segoe UI Emoji"/>
-          <w:b/>
-          <w:bCs/>
-        </w:rPr>
-        <w:t>✅</w:t>
-      </w:r>
-      <w:r>
-        <w:rPr>
-          <w:b/>
-          <w:bCs/>
-        </w:rPr>
-        <w:t xml:space="preserve"> Step 2: AWS Configuration</w:t>
-      </w:r>
-    </w:p>
-    <w:p>
-      <w:pPr>
-        <w:rPr>
-          <w:b/>
-          <w:bCs/>
-        </w:rPr>
-      </w:pPr>
-      <w:r>
-        <w:rPr>
-          <w:b/>
-          <w:bCs/>
-        </w:rPr>
-        <w:t>Java</w:t>
-      </w:r>
-    </w:p>
-    <w:p>
-      <w:r>
-        <w:t>@Configuration</w:t>
+        <w:t>@RestController</w:t>
+      </w:r>
+      <w:proofErr w:type="gramEnd"/>
+    </w:p>
+    <w:p>
+      <w:r>
+        <w:t>@RequestMapping("/stream")</w:t>
       </w:r>
     </w:p>
     <w:p>
@@ -4958,7 +5861,7 @@
       </w:r>
       <w:proofErr w:type="spellStart"/>
       <w:r>
-        <w:t>AwsConfig</w:t>
+        <w:t>StreamingController</w:t>
       </w:r>
       <w:proofErr w:type="spellEnd"/>
       <w:r>
@@ -4968,7 +5871,115 @@
     <w:p/>
     <w:p>
       <w:r>
-        <w:t>@Bean</w:t>
+        <w:t>@Autowired</w:t>
+      </w:r>
+    </w:p>
+    <w:p>
+      <w:r>
+        <w:t xml:space="preserve">private </w:t>
+      </w:r>
+      <w:proofErr w:type="spellStart"/>
+      <w:r>
+        <w:t>AmazonKinesis</w:t>
+      </w:r>
+      <w:proofErr w:type="spellEnd"/>
+      <w:r>
+        <w:t xml:space="preserve"> </w:t>
+      </w:r>
+      <w:proofErr w:type="spellStart"/>
+      <w:proofErr w:type="gramStart"/>
+      <w:r>
+        <w:t>amazonKinesis</w:t>
+      </w:r>
+      <w:proofErr w:type="spellEnd"/>
+      <w:r>
+        <w:t>;</w:t>
+      </w:r>
+      <w:proofErr w:type="gramEnd"/>
+    </w:p>
+    <w:p/>
+    <w:p>
+      <w:r>
+        <w:t>@Autowired</w:t>
+      </w:r>
+    </w:p>
+    <w:p>
+      <w:r>
+        <w:t xml:space="preserve">private </w:t>
+      </w:r>
+      <w:proofErr w:type="spellStart"/>
+      <w:r>
+        <w:t>AmazonSQS</w:t>
+      </w:r>
+      <w:proofErr w:type="spellEnd"/>
+      <w:r>
+        <w:t xml:space="preserve"> </w:t>
+      </w:r>
+      <w:proofErr w:type="spellStart"/>
+      <w:proofErr w:type="gramStart"/>
+      <w:r>
+        <w:t>amazonSQS</w:t>
+      </w:r>
+      <w:proofErr w:type="spellEnd"/>
+      <w:r>
+        <w:t>;</w:t>
+      </w:r>
+      <w:proofErr w:type="gramEnd"/>
+    </w:p>
+    <w:p/>
+    <w:p>
+      <w:r>
+        <w:t xml:space="preserve">private final String </w:t>
+      </w:r>
+      <w:proofErr w:type="spellStart"/>
+      <w:r>
+        <w:t>streamName</w:t>
+      </w:r>
+      <w:proofErr w:type="spellEnd"/>
+      <w:r>
+        <w:t xml:space="preserve"> = "your-kinesis-stream</w:t>
+      </w:r>
+      <w:proofErr w:type="gramStart"/>
+      <w:r>
+        <w:t>";</w:t>
+      </w:r>
+      <w:proofErr w:type="gramEnd"/>
+    </w:p>
+    <w:p>
+      <w:r>
+        <w:t xml:space="preserve">private final String </w:t>
+      </w:r>
+      <w:proofErr w:type="spellStart"/>
+      <w:r>
+        <w:t>queueName</w:t>
+      </w:r>
+      <w:proofErr w:type="spellEnd"/>
+      <w:r>
+        <w:t xml:space="preserve"> = "your-</w:t>
+      </w:r>
+      <w:proofErr w:type="spellStart"/>
+      <w:r>
+        <w:t>sqs</w:t>
+      </w:r>
+      <w:proofErr w:type="spellEnd"/>
+      <w:r>
+        <w:t>-queue</w:t>
+      </w:r>
+      <w:proofErr w:type="gramStart"/>
+      <w:r>
+        <w:t>";</w:t>
+      </w:r>
+      <w:proofErr w:type="gramEnd"/>
+    </w:p>
+    <w:p/>
+    <w:p>
+      <w:proofErr w:type="gramStart"/>
+      <w:r>
+        <w:t>@PostMapping</w:t>
+      </w:r>
+      <w:proofErr w:type="gramEnd"/>
+      <w:r>
+        <w:t>("/event")</w:t>
       </w:r>
     </w:p>
     <w:p>
@@ -4977,293 +5988,6 @@
       </w:r>
       <w:proofErr w:type="spellStart"/>
       <w:r>
-        <w:t>AmazonKinesis</w:t>
-      </w:r>
-      <w:proofErr w:type="spellEnd"/>
-      <w:r>
-        <w:t xml:space="preserve"> </w:t>
-      </w:r>
-      <w:proofErr w:type="spellStart"/>
-      <w:r>
-        <w:t>amazonKinesis</w:t>
-      </w:r>
-      <w:proofErr w:type="spellEnd"/>
-      <w:r>
-        <w:t>() {</w:t>
-      </w:r>
-    </w:p>
-    <w:p>
-      <w:r>
-        <w:t xml:space="preserve">return </w:t>
-      </w:r>
-      <w:proofErr w:type="spellStart"/>
-      <w:r>
-        <w:t>AmazonKinesisClientBuilder.standard</w:t>
-      </w:r>
-      <w:proofErr w:type="spellEnd"/>
-      <w:r>
-        <w:t>()</w:t>
-      </w:r>
-    </w:p>
-    <w:p>
-      <w:r>
-        <w:t>.</w:t>
-      </w:r>
-      <w:proofErr w:type="spellStart"/>
-      <w:r>
-        <w:t>withRegion</w:t>
-      </w:r>
-      <w:proofErr w:type="spellEnd"/>
-      <w:r>
-        <w:t>(Regions.AP_SOUTH_1)</w:t>
-      </w:r>
-    </w:p>
-    <w:p>
-      <w:r>
-        <w:t>.build();</w:t>
-      </w:r>
-    </w:p>
-    <w:p>
-      <w:r>
-        <w:t>}</w:t>
-      </w:r>
-    </w:p>
-    <w:p/>
-    <w:p>
-      <w:r>
-        <w:t>@Bean</w:t>
-      </w:r>
-    </w:p>
-    <w:p>
-      <w:r>
-        <w:t xml:space="preserve">public </w:t>
-      </w:r>
-      <w:proofErr w:type="spellStart"/>
-      <w:r>
-        <w:t>AmazonSQS</w:t>
-      </w:r>
-      <w:proofErr w:type="spellEnd"/>
-      <w:r>
-        <w:t xml:space="preserve"> </w:t>
-      </w:r>
-      <w:proofErr w:type="spellStart"/>
-      <w:r>
-        <w:t>amazonSQS</w:t>
-      </w:r>
-      <w:proofErr w:type="spellEnd"/>
-      <w:r>
-        <w:t>() {</w:t>
-      </w:r>
-    </w:p>
-    <w:p>
-      <w:r>
-        <w:t xml:space="preserve">return </w:t>
-      </w:r>
-      <w:proofErr w:type="spellStart"/>
-      <w:r>
-        <w:t>AmazonSQSClientBuilder.standard</w:t>
-      </w:r>
-      <w:proofErr w:type="spellEnd"/>
-      <w:r>
-        <w:t>()</w:t>
-      </w:r>
-    </w:p>
-    <w:p>
-      <w:r>
-        <w:t>.</w:t>
-      </w:r>
-      <w:proofErr w:type="spellStart"/>
-      <w:r>
-        <w:t>withRegion</w:t>
-      </w:r>
-      <w:proofErr w:type="spellEnd"/>
-      <w:r>
-        <w:t>(Regions.AP_SOUTH_1)</w:t>
-      </w:r>
-    </w:p>
-    <w:p>
-      <w:r>
-        <w:t>.build();</w:t>
-      </w:r>
-    </w:p>
-    <w:p>
-      <w:r>
-        <w:t>}</w:t>
-      </w:r>
-    </w:p>
-    <w:p>
-      <w:r>
-        <w:t>}</w:t>
-      </w:r>
-    </w:p>
-    <w:p>
-      <w:r>
-        <w:t>Show more lines</w:t>
-      </w:r>
-    </w:p>
-    <w:p>
-      <w:pPr>
-        <w:rPr>
-          <w:b/>
-          <w:bCs/>
-        </w:rPr>
-      </w:pPr>
-      <w:r>
-        <w:rPr>
-          <w:rFonts w:ascii="Segoe UI Emoji" w:hAnsi="Segoe UI Emoji" w:cs="Segoe UI Emoji"/>
-          <w:b/>
-          <w:bCs/>
-        </w:rPr>
-        <w:t>✅</w:t>
-      </w:r>
-      <w:r>
-        <w:rPr>
-          <w:b/>
-          <w:bCs/>
-        </w:rPr>
-        <w:t xml:space="preserve"> Step 3: REST Controller to Stream Data and Queue Events</w:t>
-      </w:r>
-    </w:p>
-    <w:p>
-      <w:pPr>
-        <w:rPr>
-          <w:b/>
-          <w:bCs/>
-        </w:rPr>
-      </w:pPr>
-      <w:r>
-        <w:rPr>
-          <w:b/>
-          <w:bCs/>
-        </w:rPr>
-        <w:t>Java</w:t>
-      </w:r>
-    </w:p>
-    <w:p>
-      <w:r>
-        <w:t>@RestController</w:t>
-      </w:r>
-    </w:p>
-    <w:p>
-      <w:r>
-        <w:t>@RequestMapping("/stream")</w:t>
-      </w:r>
-    </w:p>
-    <w:p>
-      <w:r>
-        <w:lastRenderedPageBreak/>
-        <w:t xml:space="preserve">public class </w:t>
-      </w:r>
-      <w:proofErr w:type="spellStart"/>
-      <w:r>
-        <w:t>StreamingController</w:t>
-      </w:r>
-      <w:proofErr w:type="spellEnd"/>
-      <w:r>
-        <w:t xml:space="preserve"> {</w:t>
-      </w:r>
-    </w:p>
-    <w:p/>
-    <w:p>
-      <w:r>
-        <w:t>@Autowired</w:t>
-      </w:r>
-    </w:p>
-    <w:p>
-      <w:r>
-        <w:t xml:space="preserve">private </w:t>
-      </w:r>
-      <w:proofErr w:type="spellStart"/>
-      <w:r>
-        <w:t>AmazonKinesis</w:t>
-      </w:r>
-      <w:proofErr w:type="spellEnd"/>
-      <w:r>
-        <w:t xml:space="preserve"> </w:t>
-      </w:r>
-      <w:proofErr w:type="spellStart"/>
-      <w:r>
-        <w:t>amazonKinesis</w:t>
-      </w:r>
-      <w:proofErr w:type="spellEnd"/>
-      <w:r>
-        <w:t>;</w:t>
-      </w:r>
-    </w:p>
-    <w:p/>
-    <w:p>
-      <w:r>
-        <w:t>@Autowired</w:t>
-      </w:r>
-    </w:p>
-    <w:p>
-      <w:r>
-        <w:t xml:space="preserve">private </w:t>
-      </w:r>
-      <w:proofErr w:type="spellStart"/>
-      <w:r>
-        <w:t>AmazonSQS</w:t>
-      </w:r>
-      <w:proofErr w:type="spellEnd"/>
-      <w:r>
-        <w:t xml:space="preserve"> </w:t>
-      </w:r>
-      <w:proofErr w:type="spellStart"/>
-      <w:r>
-        <w:t>amazonSQS</w:t>
-      </w:r>
-      <w:proofErr w:type="spellEnd"/>
-      <w:r>
-        <w:t>;</w:t>
-      </w:r>
-    </w:p>
-    <w:p/>
-    <w:p>
-      <w:r>
-        <w:t xml:space="preserve">private final String </w:t>
-      </w:r>
-      <w:proofErr w:type="spellStart"/>
-      <w:r>
-        <w:t>streamName</w:t>
-      </w:r>
-      <w:proofErr w:type="spellEnd"/>
-      <w:r>
-        <w:t xml:space="preserve"> = "your-kinesis-stream";</w:t>
-      </w:r>
-    </w:p>
-    <w:p>
-      <w:r>
-        <w:t xml:space="preserve">private final String </w:t>
-      </w:r>
-      <w:proofErr w:type="spellStart"/>
-      <w:r>
-        <w:t>queueName</w:t>
-      </w:r>
-      <w:proofErr w:type="spellEnd"/>
-      <w:r>
-        <w:t xml:space="preserve"> = "your-</w:t>
-      </w:r>
-      <w:proofErr w:type="spellStart"/>
-      <w:r>
-        <w:t>sqs</w:t>
-      </w:r>
-      <w:proofErr w:type="spellEnd"/>
-      <w:r>
-        <w:t>-queue";</w:t>
-      </w:r>
-    </w:p>
-    <w:p/>
-    <w:p>
-      <w:r>
-        <w:t>@PostMapping("/event")</w:t>
-      </w:r>
-    </w:p>
-    <w:p>
-      <w:r>
-        <w:t xml:space="preserve">public </w:t>
-      </w:r>
-      <w:proofErr w:type="spellStart"/>
-      <w:r>
         <w:t>ResponseEntity</w:t>
       </w:r>
       <w:proofErr w:type="spellEnd"/>
@@ -5271,12 +5995,17 @@
         <w:t xml:space="preserve">&lt;String&gt; </w:t>
       </w:r>
       <w:proofErr w:type="spellStart"/>
+      <w:proofErr w:type="gramStart"/>
       <w:r>
         <w:t>streamEvent</w:t>
       </w:r>
       <w:proofErr w:type="spellEnd"/>
       <w:r>
-        <w:t xml:space="preserve">(@RequestBody String </w:t>
+        <w:t>(</w:t>
+      </w:r>
+      <w:proofErr w:type="gramEnd"/>
+      <w:r>
+        <w:t xml:space="preserve">@RequestBody String </w:t>
       </w:r>
       <w:proofErr w:type="spellStart"/>
       <w:r>
@@ -5314,15 +6043,21 @@
         <w:t xml:space="preserve"> = new </w:t>
       </w:r>
       <w:proofErr w:type="spellStart"/>
+      <w:proofErr w:type="gramStart"/>
       <w:r>
         <w:t>PutRecordRequest</w:t>
       </w:r>
       <w:proofErr w:type="spellEnd"/>
       <w:r>
-        <w:t>()</w:t>
-      </w:r>
-    </w:p>
-    <w:p>
+        <w:t>(</w:t>
+      </w:r>
+      <w:proofErr w:type="gramEnd"/>
+      <w:r>
+        <w:t>)</w:t>
+      </w:r>
+    </w:p>
+    <w:p>
+      <w:proofErr w:type="gramStart"/>
       <w:r>
         <w:t>.</w:t>
       </w:r>
@@ -5331,6 +6066,7 @@
         <w:t>withStreamName</w:t>
       </w:r>
       <w:proofErr w:type="spellEnd"/>
+      <w:proofErr w:type="gramEnd"/>
       <w:r>
         <w:t>(</w:t>
       </w:r>
@@ -5344,6 +6080,7 @@
       </w:r>
     </w:p>
     <w:p>
+      <w:proofErr w:type="gramStart"/>
       <w:r>
         <w:t>.</w:t>
       </w:r>
@@ -5352,6 +6089,7 @@
         <w:t>withPartitionKey</w:t>
       </w:r>
       <w:proofErr w:type="spellEnd"/>
+      <w:proofErr w:type="gramEnd"/>
       <w:r>
         <w:t>("</w:t>
       </w:r>
@@ -5365,6 +6103,7 @@
       </w:r>
     </w:p>
     <w:p>
+      <w:proofErr w:type="gramStart"/>
       <w:r>
         <w:t>.</w:t>
       </w:r>
@@ -5373,6 +6112,7 @@
         <w:t>withData</w:t>
       </w:r>
       <w:proofErr w:type="spellEnd"/>
+      <w:proofErr w:type="gramEnd"/>
       <w:r>
         <w:t>(</w:t>
       </w:r>
@@ -5390,8 +6130,13 @@
       </w:r>
       <w:proofErr w:type="spellEnd"/>
       <w:r>
-        <w:t>()));</w:t>
-      </w:r>
+        <w:t>())</w:t>
+      </w:r>
+      <w:proofErr w:type="gramStart"/>
+      <w:r>
+        <w:t>);</w:t>
+      </w:r>
+      <w:proofErr w:type="gramEnd"/>
     </w:p>
     <w:p>
       <w:proofErr w:type="spellStart"/>
@@ -5407,9 +6152,11 @@
         <w:t>kinesisRequest</w:t>
       </w:r>
       <w:proofErr w:type="spellEnd"/>
+      <w:proofErr w:type="gramStart"/>
       <w:r>
         <w:t>);</w:t>
       </w:r>
+      <w:proofErr w:type="gramEnd"/>
     </w:p>
     <w:p/>
     <w:p>
@@ -5446,6 +6193,7 @@
         <w:t>queueName</w:t>
       </w:r>
       <w:proofErr w:type="spellEnd"/>
+      <w:proofErr w:type="gramStart"/>
       <w:r>
         <w:t>).</w:t>
       </w:r>
@@ -5454,9 +6202,15 @@
         <w:t>getQueueUrl</w:t>
       </w:r>
       <w:proofErr w:type="spellEnd"/>
-      <w:r>
-        <w:t>();</w:t>
-      </w:r>
+      <w:proofErr w:type="gramEnd"/>
+      <w:r>
+        <w:t>(</w:t>
+      </w:r>
+      <w:proofErr w:type="gramStart"/>
+      <w:r>
+        <w:t>);</w:t>
+      </w:r>
+      <w:proofErr w:type="gramEnd"/>
     </w:p>
     <w:p>
       <w:proofErr w:type="spellStart"/>
@@ -5468,6 +6222,7 @@
         <w:t xml:space="preserve">(new </w:t>
       </w:r>
       <w:proofErr w:type="spellStart"/>
+      <w:proofErr w:type="gramStart"/>
       <w:r>
         <w:t>SendMessageRequest</w:t>
       </w:r>
@@ -5476,6 +6231,7 @@
         <w:t>(</w:t>
       </w:r>
       <w:proofErr w:type="spellStart"/>
+      <w:proofErr w:type="gramEnd"/>
       <w:r>
         <w:t>queueUrl</w:t>
       </w:r>
@@ -5489,12 +6245,18 @@
       </w:r>
       <w:proofErr w:type="spellEnd"/>
       <w:r>
-        <w:t>));</w:t>
-      </w:r>
+        <w:t>)</w:t>
+      </w:r>
+      <w:proofErr w:type="gramStart"/>
+      <w:r>
+        <w:t>);</w:t>
+      </w:r>
+      <w:proofErr w:type="gramEnd"/>
     </w:p>
     <w:p/>
     <w:p>
       <w:r>
+        <w:lastRenderedPageBreak/>
         <w:t xml:space="preserve">return </w:t>
       </w:r>
       <w:proofErr w:type="spellStart"/>
@@ -5503,8 +6265,13 @@
       </w:r>
       <w:proofErr w:type="spellEnd"/>
       <w:r>
-        <w:t>("Event streamed and queued successfully");</w:t>
-      </w:r>
+        <w:t>("Event streamed and queued successfully"</w:t>
+      </w:r>
+      <w:proofErr w:type="gramStart"/>
+      <w:r>
+        <w:t>);</w:t>
+      </w:r>
+      <w:proofErr w:type="gramEnd"/>
     </w:p>
     <w:p>
       <w:r>
@@ -5513,7 +6280,6 @@
     </w:p>
     <w:p>
       <w:r>
-        <w:lastRenderedPageBreak/>
         <w:t>}</w:t>
       </w:r>
     </w:p>
@@ -5683,6 +6449,7 @@
         <w:t xml:space="preserve"> </w:t>
       </w:r>
       <w:proofErr w:type="spellStart"/>
+      <w:proofErr w:type="gramStart"/>
       <w:r>
         <w:t>amazonSNS</w:t>
       </w:r>
@@ -5690,11 +6457,17 @@
       <w:r>
         <w:t>;</w:t>
       </w:r>
+      <w:proofErr w:type="gramEnd"/>
     </w:p>
     <w:p/>
     <w:p>
-      <w:r>
-        <w:t>@PostMapping("/notify")</w:t>
+      <w:proofErr w:type="gramStart"/>
+      <w:r>
+        <w:t>@PostMapping</w:t>
+      </w:r>
+      <w:proofErr w:type="gramEnd"/>
+      <w:r>
+        <w:t>("/notify")</w:t>
       </w:r>
     </w:p>
     <w:p>
@@ -5710,13 +6483,23 @@
         <w:t xml:space="preserve">&lt;String&gt; </w:t>
       </w:r>
       <w:proofErr w:type="spellStart"/>
+      <w:proofErr w:type="gramStart"/>
       <w:r>
         <w:t>sendNotification</w:t>
       </w:r>
       <w:proofErr w:type="spellEnd"/>
       <w:r>
-        <w:t>(@RequestBody String message) {</w:t>
-      </w:r>
+        <w:t>(</w:t>
+      </w:r>
+      <w:proofErr w:type="gramEnd"/>
+      <w:r>
+        <w:t xml:space="preserve">@RequestBody String </w:t>
+      </w:r>
+      <w:proofErr w:type="gramStart"/>
+      <w:r>
+        <w:t>message) {</w:t>
+      </w:r>
+      <w:proofErr w:type="gramEnd"/>
     </w:p>
     <w:p>
       <w:r>
@@ -5728,8 +6511,37 @@
       </w:r>
       <w:proofErr w:type="spellEnd"/>
       <w:r>
-        <w:t xml:space="preserve"> = "arn:aws:sns:ap-south-1:123456789012:your-topic-name";</w:t>
-      </w:r>
+        <w:t xml:space="preserve"> = "</w:t>
+      </w:r>
+      <w:proofErr w:type="gramStart"/>
+      <w:r>
+        <w:t>arn:aws</w:t>
+      </w:r>
+      <w:proofErr w:type="gramEnd"/>
+      <w:r>
+        <w:t>:</w:t>
+      </w:r>
+      <w:proofErr w:type="gramStart"/>
+      <w:r>
+        <w:t>sns:ap</w:t>
+      </w:r>
+      <w:proofErr w:type="gramEnd"/>
+      <w:r>
+        <w:t>-south-</w:t>
+      </w:r>
+      <w:proofErr w:type="gramStart"/>
+      <w:r>
+        <w:t>1:123456789012:your</w:t>
+      </w:r>
+      <w:proofErr w:type="gramEnd"/>
+      <w:r>
+        <w:t>-topic-name</w:t>
+      </w:r>
+      <w:proofErr w:type="gramStart"/>
+      <w:r>
+        <w:t>";</w:t>
+      </w:r>
+      <w:proofErr w:type="gramEnd"/>
     </w:p>
     <w:p>
       <w:proofErr w:type="spellStart"/>
@@ -5749,6 +6561,7 @@
         <w:t xml:space="preserve"> = new </w:t>
       </w:r>
       <w:proofErr w:type="spellStart"/>
+      <w:proofErr w:type="gramStart"/>
       <w:r>
         <w:t>PublishRequest</w:t>
       </w:r>
@@ -5757,17 +6570,24 @@
         <w:t>(</w:t>
       </w:r>
       <w:proofErr w:type="spellStart"/>
+      <w:proofErr w:type="gramEnd"/>
       <w:r>
         <w:t>topicArn</w:t>
       </w:r>
       <w:proofErr w:type="spellEnd"/>
       <w:r>
-        <w:t>, message);</w:t>
-      </w:r>
-    </w:p>
-    <w:p>
-      <w:proofErr w:type="spellStart"/>
-      <w:r>
+        <w:t>, message</w:t>
+      </w:r>
+      <w:proofErr w:type="gramStart"/>
+      <w:r>
+        <w:t>);</w:t>
+      </w:r>
+      <w:proofErr w:type="gramEnd"/>
+    </w:p>
+    <w:p>
+      <w:proofErr w:type="spellStart"/>
+      <w:r>
+        <w:lastRenderedPageBreak/>
         <w:t>amazonSNS.publish</w:t>
       </w:r>
       <w:proofErr w:type="spellEnd"/>
@@ -5779,9 +6599,11 @@
         <w:t>publishRequest</w:t>
       </w:r>
       <w:proofErr w:type="spellEnd"/>
+      <w:proofErr w:type="gramStart"/>
       <w:r>
         <w:t>);</w:t>
       </w:r>
+      <w:proofErr w:type="gramEnd"/>
     </w:p>
     <w:p>
       <w:r>
@@ -5793,12 +6615,16 @@
       </w:r>
       <w:proofErr w:type="spellEnd"/>
       <w:r>
-        <w:t>("Notification sent via SNS");</w:t>
-      </w:r>
-    </w:p>
-    <w:p>
-      <w:r>
-        <w:lastRenderedPageBreak/>
+        <w:t>("Notification sent via SNS"</w:t>
+      </w:r>
+      <w:proofErr w:type="gramStart"/>
+      <w:r>
+        <w:t>);</w:t>
+      </w:r>
+      <w:proofErr w:type="gramEnd"/>
+    </w:p>
+    <w:p>
+      <w:r>
         <w:t>}</w:t>
       </w:r>
     </w:p>
@@ -5909,9 +6735,11 @@
       </w:r>
     </w:p>
     <w:p>
+      <w:proofErr w:type="gramStart"/>
       <w:r>
         <w:t>@Bean</w:t>
       </w:r>
+      <w:proofErr w:type="gramEnd"/>
     </w:p>
     <w:p>
       <w:r>
@@ -5926,6 +6754,7 @@
         <w:t xml:space="preserve"> </w:t>
       </w:r>
       <w:proofErr w:type="spellStart"/>
+      <w:proofErr w:type="gramStart"/>
       <w:r>
         <w:t>filterChain</w:t>
       </w:r>
@@ -5934,6 +6763,7 @@
         <w:t>(</w:t>
       </w:r>
       <w:proofErr w:type="spellStart"/>
+      <w:proofErr w:type="gramEnd"/>
       <w:r>
         <w:t>HttpSecurity</w:t>
       </w:r>
@@ -5948,6 +6778,7 @@
       </w:r>
     </w:p>
     <w:p>
+      <w:proofErr w:type="gramStart"/>
       <w:r>
         <w:t>.</w:t>
       </w:r>
@@ -5956,11 +6787,13 @@
         <w:t>authorizeHttpRequests</w:t>
       </w:r>
       <w:proofErr w:type="spellEnd"/>
+      <w:proofErr w:type="gramEnd"/>
       <w:r>
         <w:t>(auth -&gt; auth</w:t>
       </w:r>
     </w:p>
     <w:p>
+      <w:proofErr w:type="gramStart"/>
       <w:r>
         <w:t>.</w:t>
       </w:r>
@@ -5969,8 +6802,17 @@
         <w:t>anyRequest</w:t>
       </w:r>
       <w:proofErr w:type="spellEnd"/>
-      <w:r>
-        <w:t>().authenticated()</w:t>
+      <w:proofErr w:type="gramEnd"/>
+      <w:r>
+        <w:t>(</w:t>
+      </w:r>
+      <w:proofErr w:type="gramStart"/>
+      <w:r>
+        <w:t>).authenticated</w:t>
+      </w:r>
+      <w:proofErr w:type="gramEnd"/>
+      <w:r>
+        <w:t>()</w:t>
       </w:r>
     </w:p>
     <w:p>
@@ -5979,30 +6821,57 @@
       </w:r>
     </w:p>
     <w:p>
-      <w:r>
-        <w:t>.oauth2ResourceServer(OAuth2ResourceServerConfigurer::</w:t>
-      </w:r>
-      <w:proofErr w:type="spellStart"/>
+      <w:proofErr w:type="gramStart"/>
+      <w:r>
+        <w:t>.oauth</w:t>
+      </w:r>
+      <w:proofErr w:type="gramEnd"/>
+      <w:r>
+        <w:t>2</w:t>
+      </w:r>
+      <w:proofErr w:type="gramStart"/>
+      <w:r>
+        <w:t>ResourceServer(</w:t>
+      </w:r>
+      <w:proofErr w:type="gramEnd"/>
+      <w:r>
+        <w:t>OAuth2</w:t>
+      </w:r>
+      <w:proofErr w:type="gramStart"/>
+      <w:r>
+        <w:t>ResourceServerConfigurer::</w:t>
+      </w:r>
+      <w:proofErr w:type="spellStart"/>
+      <w:proofErr w:type="gramEnd"/>
       <w:r>
         <w:t>jwt</w:t>
       </w:r>
       <w:proofErr w:type="spellEnd"/>
+      <w:proofErr w:type="gramStart"/>
       <w:r>
         <w:t>);</w:t>
       </w:r>
+      <w:proofErr w:type="gramEnd"/>
     </w:p>
     <w:p>
       <w:r>
         <w:t xml:space="preserve">return </w:t>
       </w:r>
       <w:proofErr w:type="spellStart"/>
+      <w:proofErr w:type="gramStart"/>
       <w:r>
         <w:t>http.build</w:t>
       </w:r>
       <w:proofErr w:type="spellEnd"/>
-      <w:r>
-        <w:t>();</w:t>
-      </w:r>
+      <w:proofErr w:type="gramEnd"/>
+      <w:r>
+        <w:t>(</w:t>
+      </w:r>
+      <w:proofErr w:type="gramStart"/>
+      <w:r>
+        <w:t>);</w:t>
+      </w:r>
+      <w:proofErr w:type="gramEnd"/>
     </w:p>
     <w:p>
       <w:r>
@@ -6055,7 +6924,15 @@
     <w:p>
       <w:r>
         <w:lastRenderedPageBreak/>
-        <w:t>"We used AWS services like SQS for decoupling, Lambda for serverless compute, and Auto Scaling Groups for EC2. This ensured horizontal scalability and fault tolerance. Failures were handled using DLQs and retries."</w:t>
+        <w:t xml:space="preserve">"We used AWS services like SQS for decoupling, Lambda for serverless </w:t>
+      </w:r>
+      <w:proofErr w:type="gramStart"/>
+      <w:r>
+        <w:t>compute</w:t>
+      </w:r>
+      <w:proofErr w:type="gramEnd"/>
+      <w:r>
+        <w:t>, and Auto Scaling Groups for EC2. This ensured horizontal scalability and fault tolerance. Failures were handled using DLQs and retries."</w:t>
       </w:r>
     </w:p>
     <w:p>
@@ -6184,6 +7061,7 @@
         <w:t xml:space="preserve"> </w:t>
       </w:r>
       <w:proofErr w:type="spellStart"/>
+      <w:proofErr w:type="gramStart"/>
       <w:r>
         <w:t>cloudWatch</w:t>
       </w:r>
@@ -6191,6 +7069,7 @@
       <w:r>
         <w:t>;</w:t>
       </w:r>
+      <w:proofErr w:type="gramEnd"/>
     </w:p>
     <w:p/>
     <w:p>
@@ -6198,12 +7077,17 @@
         <w:t xml:space="preserve">public void </w:t>
       </w:r>
       <w:proofErr w:type="spellStart"/>
+      <w:proofErr w:type="gramStart"/>
       <w:r>
         <w:t>publishCustomMetric</w:t>
       </w:r>
       <w:proofErr w:type="spellEnd"/>
       <w:r>
-        <w:t>() {</w:t>
+        <w:t>(</w:t>
+      </w:r>
+      <w:proofErr w:type="gramEnd"/>
+      <w:r>
+        <w:t>) {</w:t>
       </w:r>
     </w:p>
     <w:p>
@@ -6216,15 +7100,21 @@
         <w:t xml:space="preserve"> datum = new </w:t>
       </w:r>
       <w:proofErr w:type="spellStart"/>
+      <w:proofErr w:type="gramStart"/>
       <w:r>
         <w:t>MetricDatum</w:t>
       </w:r>
       <w:proofErr w:type="spellEnd"/>
       <w:r>
-        <w:t>()</w:t>
-      </w:r>
-    </w:p>
-    <w:p>
+        <w:t>(</w:t>
+      </w:r>
+      <w:proofErr w:type="gramEnd"/>
+      <w:r>
+        <w:t>)</w:t>
+      </w:r>
+    </w:p>
+    <w:p>
+      <w:proofErr w:type="gramStart"/>
       <w:r>
         <w:t>.</w:t>
       </w:r>
@@ -6233,6 +7123,7 @@
         <w:t>withMetricName</w:t>
       </w:r>
       <w:proofErr w:type="spellEnd"/>
+      <w:proofErr w:type="gramEnd"/>
       <w:r>
         <w:t>("</w:t>
       </w:r>
@@ -6246,6 +7137,7 @@
       </w:r>
     </w:p>
     <w:p>
+      <w:proofErr w:type="gramStart"/>
       <w:r>
         <w:t>.</w:t>
       </w:r>
@@ -6254,6 +7146,7 @@
         <w:t>withUnit</w:t>
       </w:r>
       <w:proofErr w:type="spellEnd"/>
+      <w:proofErr w:type="gramEnd"/>
       <w:r>
         <w:t>(</w:t>
       </w:r>
@@ -6267,6 +7160,7 @@
       </w:r>
     </w:p>
     <w:p>
+      <w:proofErr w:type="gramStart"/>
       <w:r>
         <w:t>.</w:t>
       </w:r>
@@ -6275,9 +7169,15 @@
         <w:t>withValue</w:t>
       </w:r>
       <w:proofErr w:type="spellEnd"/>
-      <w:r>
-        <w:t>(1.0);</w:t>
-      </w:r>
+      <w:proofErr w:type="gramEnd"/>
+      <w:r>
+        <w:t>(1.0</w:t>
+      </w:r>
+      <w:proofErr w:type="gramStart"/>
+      <w:r>
+        <w:t>);</w:t>
+      </w:r>
+      <w:proofErr w:type="gramEnd"/>
     </w:p>
     <w:p/>
     <w:p>
@@ -6290,15 +7190,21 @@
         <w:t xml:space="preserve"> request = new </w:t>
       </w:r>
       <w:proofErr w:type="spellStart"/>
+      <w:proofErr w:type="gramStart"/>
       <w:r>
         <w:t>PutMetricDataRequest</w:t>
       </w:r>
       <w:proofErr w:type="spellEnd"/>
       <w:r>
-        <w:t>()</w:t>
-      </w:r>
-    </w:p>
-    <w:p>
+        <w:t>(</w:t>
+      </w:r>
+      <w:proofErr w:type="gramEnd"/>
+      <w:r>
+        <w:t>)</w:t>
+      </w:r>
+    </w:p>
+    <w:p>
+      <w:proofErr w:type="gramStart"/>
       <w:r>
         <w:t>.</w:t>
       </w:r>
@@ -6307,6 +7213,7 @@
         <w:t>withNamespace</w:t>
       </w:r>
       <w:proofErr w:type="spellEnd"/>
+      <w:proofErr w:type="gramEnd"/>
       <w:r>
         <w:t>("</w:t>
       </w:r>
@@ -6320,6 +7227,7 @@
       </w:r>
     </w:p>
     <w:p>
+      <w:proofErr w:type="gramStart"/>
       <w:r>
         <w:t>.</w:t>
       </w:r>
@@ -6328,9 +7236,15 @@
         <w:t>withMetricData</w:t>
       </w:r>
       <w:proofErr w:type="spellEnd"/>
-      <w:r>
-        <w:t>(datum);</w:t>
-      </w:r>
+      <w:proofErr w:type="gramEnd"/>
+      <w:r>
+        <w:t>(datum</w:t>
+      </w:r>
+      <w:proofErr w:type="gramStart"/>
+      <w:r>
+        <w:t>);</w:t>
+      </w:r>
+      <w:proofErr w:type="gramEnd"/>
     </w:p>
     <w:p/>
     <w:p>
@@ -6341,8 +7255,13 @@
       </w:r>
       <w:proofErr w:type="spellEnd"/>
       <w:r>
-        <w:t>(request);</w:t>
-      </w:r>
+        <w:t>(request</w:t>
+      </w:r>
+      <w:proofErr w:type="gramStart"/>
+      <w:r>
+        <w:t>);</w:t>
+      </w:r>
+      <w:proofErr w:type="gramEnd"/>
     </w:p>
     <w:p>
       <w:r>
@@ -6481,7 +7400,15 @@
         <w:t>Message Broker</w:t>
       </w:r>
       <w:r>
-        <w:t> is middleware that enables communication between different applications or services by exchanging messages asynchronously. It decouples producers and consumers, improving scalability and reliability.</w:t>
+        <w:t xml:space="preserve"> is middleware that enables communication between different applications or services by exchanging messages asynchronously. It </w:t>
+      </w:r>
+      <w:proofErr w:type="gramStart"/>
+      <w:r>
+        <w:t>decouples</w:t>
+      </w:r>
+      <w:proofErr w:type="gramEnd"/>
+      <w:r>
+        <w:t xml:space="preserve"> producers and consumers, improving scalability and reliability.</w:t>
       </w:r>
     </w:p>
     <w:p>
@@ -6762,10 +7689,12 @@
         <w:t xml:space="preserve">import </w:t>
       </w:r>
       <w:proofErr w:type="spellStart"/>
+      <w:proofErr w:type="gramStart"/>
       <w:r>
         <w:t>com.ibm.mq.jms.MQQueueConnectionFactory</w:t>
       </w:r>
       <w:proofErr w:type="spellEnd"/>
+      <w:proofErr w:type="gramEnd"/>
       <w:r>
         <w:t>;</w:t>
       </w:r>
@@ -6775,19 +7704,26 @@
         <w:t xml:space="preserve">import </w:t>
       </w:r>
       <w:proofErr w:type="spellStart"/>
+      <w:proofErr w:type="gramStart"/>
       <w:r>
         <w:t>javax.jms</w:t>
       </w:r>
       <w:proofErr w:type="spellEnd"/>
       <w:r>
-        <w:t>.*;</w:t>
+        <w:t>.*</w:t>
+      </w:r>
+      <w:proofErr w:type="gramEnd"/>
+      <w:r>
+        <w:t>;</w:t>
       </w:r>
     </w:p>
     <w:p/>
     <w:p>
+      <w:proofErr w:type="gramStart"/>
       <w:r>
         <w:t>@RestController</w:t>
       </w:r>
+      <w:proofErr w:type="gramEnd"/>
     </w:p>
     <w:p>
       <w:r>
@@ -6809,8 +7745,13 @@
     </w:p>
     <w:p/>
     <w:p>
-      <w:r>
-        <w:t>@PostMapping("/send")</w:t>
+      <w:proofErr w:type="gramStart"/>
+      <w:r>
+        <w:t>@PostMapping</w:t>
+      </w:r>
+      <w:proofErr w:type="gramEnd"/>
+      <w:r>
+        <w:t>("/send")</w:t>
       </w:r>
     </w:p>
     <w:p>
@@ -6818,12 +7759,17 @@
         <w:t xml:space="preserve">public String </w:t>
       </w:r>
       <w:proofErr w:type="spellStart"/>
+      <w:proofErr w:type="gramStart"/>
       <w:r>
         <w:t>sendMessage</w:t>
       </w:r>
       <w:proofErr w:type="spellEnd"/>
       <w:r>
-        <w:t>(@RequestBody String message) throws Exception {</w:t>
+        <w:t>(</w:t>
+      </w:r>
+      <w:proofErr w:type="gramEnd"/>
+      <w:r>
+        <w:t>@RequestBody String message) throws Exception {</w:t>
       </w:r>
     </w:p>
     <w:p>
@@ -6836,6 +7782,7 @@
         <w:t xml:space="preserve"> factory = new </w:t>
       </w:r>
       <w:proofErr w:type="spellStart"/>
+      <w:proofErr w:type="gramStart"/>
       <w:r>
         <w:t>MQQueueConnectionFactory</w:t>
       </w:r>
@@ -6843,46 +7790,75 @@
       <w:r>
         <w:t>();</w:t>
       </w:r>
-    </w:p>
-    <w:p>
-      <w:proofErr w:type="spellStart"/>
+      <w:proofErr w:type="gramEnd"/>
+    </w:p>
+    <w:p>
+      <w:proofErr w:type="spellStart"/>
+      <w:proofErr w:type="gramStart"/>
       <w:r>
         <w:t>factory.setHostName</w:t>
       </w:r>
       <w:proofErr w:type="spellEnd"/>
-      <w:r>
-        <w:t>("your-host");</w:t>
-      </w:r>
-    </w:p>
-    <w:p>
-      <w:proofErr w:type="spellStart"/>
+      <w:proofErr w:type="gramEnd"/>
+      <w:r>
+        <w:t>("your-host"</w:t>
+      </w:r>
+      <w:proofErr w:type="gramStart"/>
+      <w:r>
+        <w:t>);</w:t>
+      </w:r>
+      <w:proofErr w:type="gramEnd"/>
+    </w:p>
+    <w:p>
+      <w:proofErr w:type="spellStart"/>
+      <w:proofErr w:type="gramStart"/>
       <w:r>
         <w:t>factory.setPort</w:t>
       </w:r>
       <w:proofErr w:type="spellEnd"/>
-      <w:r>
-        <w:t>(1414);</w:t>
-      </w:r>
-    </w:p>
-    <w:p>
-      <w:proofErr w:type="spellStart"/>
+      <w:proofErr w:type="gramEnd"/>
+      <w:r>
+        <w:t>(1414</w:t>
+      </w:r>
+      <w:proofErr w:type="gramStart"/>
+      <w:r>
+        <w:t>);</w:t>
+      </w:r>
+      <w:proofErr w:type="gramEnd"/>
+    </w:p>
+    <w:p>
+      <w:proofErr w:type="spellStart"/>
+      <w:proofErr w:type="gramStart"/>
       <w:r>
         <w:t>factory.setQueueManager</w:t>
       </w:r>
       <w:proofErr w:type="spellEnd"/>
-      <w:r>
-        <w:t>("QM1");</w:t>
-      </w:r>
-    </w:p>
-    <w:p>
-      <w:proofErr w:type="spellStart"/>
+      <w:proofErr w:type="gramEnd"/>
+      <w:r>
+        <w:t>("QM1"</w:t>
+      </w:r>
+      <w:proofErr w:type="gramStart"/>
+      <w:r>
+        <w:t>);</w:t>
+      </w:r>
+      <w:proofErr w:type="gramEnd"/>
+    </w:p>
+    <w:p>
+      <w:proofErr w:type="spellStart"/>
+      <w:proofErr w:type="gramStart"/>
       <w:r>
         <w:t>factory.setChannel</w:t>
       </w:r>
       <w:proofErr w:type="spellEnd"/>
-      <w:r>
-        <w:t>("DEV.APP.SVRCONN");</w:t>
-      </w:r>
+      <w:proofErr w:type="gramEnd"/>
+      <w:r>
+        <w:t>("DEV.APP.SVRCONN"</w:t>
+      </w:r>
+      <w:proofErr w:type="gramStart"/>
+      <w:r>
+        <w:t>);</w:t>
+      </w:r>
+      <w:proofErr w:type="gramEnd"/>
     </w:p>
     <w:p/>
     <w:p>
@@ -6898,13 +7874,20 @@
         <w:t xml:space="preserve"> = </w:t>
       </w:r>
       <w:proofErr w:type="spellStart"/>
+      <w:proofErr w:type="gramStart"/>
       <w:r>
         <w:t>factory.createConnection</w:t>
       </w:r>
       <w:proofErr w:type="spellEnd"/>
-      <w:r>
-        <w:t>("app", "password");</w:t>
-      </w:r>
+      <w:proofErr w:type="gramEnd"/>
+      <w:r>
+        <w:t>("app", "password"</w:t>
+      </w:r>
+      <w:proofErr w:type="gramStart"/>
+      <w:r>
+        <w:t>);</w:t>
+      </w:r>
+      <w:proofErr w:type="gramEnd"/>
     </w:p>
     <w:p>
       <w:r>
@@ -6919,10 +7902,12 @@
         <w:t xml:space="preserve"> = </w:t>
       </w:r>
       <w:proofErr w:type="spellStart"/>
+      <w:proofErr w:type="gramStart"/>
       <w:r>
         <w:t>connection.createSession</w:t>
       </w:r>
       <w:proofErr w:type="spellEnd"/>
+      <w:proofErr w:type="gramEnd"/>
       <w:r>
         <w:t xml:space="preserve">(false, </w:t>
       </w:r>
@@ -6931,9 +7916,11 @@
         <w:t>Session.AUTO_ACKNOWLEDGE</w:t>
       </w:r>
       <w:proofErr w:type="spellEnd"/>
+      <w:proofErr w:type="gramStart"/>
       <w:r>
         <w:t>);</w:t>
       </w:r>
+      <w:proofErr w:type="gramEnd"/>
     </w:p>
     <w:p>
       <w:r>
@@ -6948,13 +7935,20 @@
         <w:t xml:space="preserve"> = </w:t>
       </w:r>
       <w:proofErr w:type="spellStart"/>
+      <w:proofErr w:type="gramStart"/>
       <w:r>
         <w:t>session.createQueue</w:t>
       </w:r>
       <w:proofErr w:type="spellEnd"/>
-      <w:r>
-        <w:t>("QUEUE1");</w:t>
-      </w:r>
+      <w:proofErr w:type="gramEnd"/>
+      <w:r>
+        <w:t>("QUEUE1"</w:t>
+      </w:r>
+      <w:proofErr w:type="gramStart"/>
+      <w:r>
+        <w:t>);</w:t>
+      </w:r>
+      <w:proofErr w:type="gramEnd"/>
     </w:p>
     <w:p>
       <w:proofErr w:type="spellStart"/>
@@ -6967,13 +7961,20 @@
         <w:t xml:space="preserve"> producer = </w:t>
       </w:r>
       <w:proofErr w:type="spellStart"/>
+      <w:proofErr w:type="gramStart"/>
       <w:r>
         <w:t>session.createProducer</w:t>
       </w:r>
       <w:proofErr w:type="spellEnd"/>
-      <w:r>
-        <w:t>(queue);</w:t>
-      </w:r>
+      <w:proofErr w:type="gramEnd"/>
+      <w:r>
+        <w:t>(queue</w:t>
+      </w:r>
+      <w:proofErr w:type="gramStart"/>
+      <w:r>
+        <w:t>);</w:t>
+      </w:r>
+      <w:proofErr w:type="gramEnd"/>
     </w:p>
     <w:p>
       <w:proofErr w:type="spellStart"/>
@@ -6993,31 +7994,47 @@
         <w:t xml:space="preserve"> = </w:t>
       </w:r>
       <w:proofErr w:type="spellStart"/>
+      <w:proofErr w:type="gramStart"/>
       <w:r>
         <w:t>session.createTextMessage</w:t>
       </w:r>
       <w:proofErr w:type="spellEnd"/>
-      <w:r>
-        <w:t>(message);</w:t>
-      </w:r>
+      <w:proofErr w:type="gramEnd"/>
+      <w:r>
+        <w:t>(message</w:t>
+      </w:r>
+      <w:proofErr w:type="gramStart"/>
+      <w:r>
+        <w:t>);</w:t>
+      </w:r>
+      <w:proofErr w:type="gramEnd"/>
     </w:p>
     <w:p/>
     <w:p>
       <w:proofErr w:type="spellStart"/>
+      <w:proofErr w:type="gramStart"/>
       <w:r>
         <w:t>connection.start</w:t>
       </w:r>
       <w:proofErr w:type="spellEnd"/>
-      <w:r>
-        <w:t>();</w:t>
-      </w:r>
-    </w:p>
-    <w:p>
-      <w:proofErr w:type="spellStart"/>
+      <w:proofErr w:type="gramEnd"/>
+      <w:r>
+        <w:t>(</w:t>
+      </w:r>
+      <w:proofErr w:type="gramStart"/>
+      <w:r>
+        <w:t>);</w:t>
+      </w:r>
+      <w:proofErr w:type="gramEnd"/>
+    </w:p>
+    <w:p>
+      <w:proofErr w:type="spellStart"/>
+      <w:proofErr w:type="gramStart"/>
       <w:r>
         <w:t>producer.send</w:t>
       </w:r>
       <w:proofErr w:type="spellEnd"/>
+      <w:proofErr w:type="gramEnd"/>
       <w:r>
         <w:t>(</w:t>
       </w:r>
@@ -7026,25 +8043,39 @@
         <w:t>textMessage</w:t>
       </w:r>
       <w:proofErr w:type="spellEnd"/>
+      <w:proofErr w:type="gramStart"/>
       <w:r>
         <w:t>);</w:t>
       </w:r>
-    </w:p>
-    <w:p>
-      <w:proofErr w:type="spellStart"/>
+      <w:proofErr w:type="gramEnd"/>
+    </w:p>
+    <w:p>
+      <w:proofErr w:type="spellStart"/>
+      <w:proofErr w:type="gramStart"/>
       <w:r>
         <w:t>connection.close</w:t>
       </w:r>
       <w:proofErr w:type="spellEnd"/>
-      <w:r>
-        <w:t>();</w:t>
-      </w:r>
+      <w:proofErr w:type="gramEnd"/>
+      <w:r>
+        <w:t>(</w:t>
+      </w:r>
+      <w:proofErr w:type="gramStart"/>
+      <w:r>
+        <w:t>);</w:t>
+      </w:r>
+      <w:proofErr w:type="gramEnd"/>
     </w:p>
     <w:p/>
     <w:p>
       <w:r>
-        <w:t>return "Message sent to IBM MQ";</w:t>
-      </w:r>
+        <w:t>return "Message sent to IBM MQ</w:t>
+      </w:r>
+      <w:proofErr w:type="gramStart"/>
+      <w:r>
+        <w:t>";</w:t>
+      </w:r>
+      <w:proofErr w:type="gramEnd"/>
     </w:p>
     <w:p>
       <w:r>
@@ -7157,6 +8188,7 @@
       </w:r>
     </w:p>
     <w:p>
+      <w:proofErr w:type="gramStart"/>
       <w:r>
         <w:t>&lt;</w:t>
       </w:r>
@@ -7173,6 +8205,7 @@
         <w:t>org.springframework.kafka</w:t>
       </w:r>
       <w:proofErr w:type="spellEnd"/>
+      <w:proofErr w:type="gramEnd"/>
       <w:r>
         <w:t>&lt;/</w:t>
       </w:r>
@@ -7250,9 +8283,11 @@
       </w:r>
     </w:p>
     <w:p>
+      <w:proofErr w:type="gramStart"/>
       <w:r>
         <w:t>@RestController</w:t>
       </w:r>
+      <w:proofErr w:type="gramEnd"/>
     </w:p>
     <w:p>
       <w:r>
@@ -7292,6 +8327,7 @@
         <w:t xml:space="preserve">&lt;String, String&gt; </w:t>
       </w:r>
       <w:proofErr w:type="spellStart"/>
+      <w:proofErr w:type="gramStart"/>
       <w:r>
         <w:t>kafkaTemplate</w:t>
       </w:r>
@@ -7299,17 +8335,28 @@
       <w:r>
         <w:t>;</w:t>
       </w:r>
+      <w:proofErr w:type="gramEnd"/>
     </w:p>
     <w:p/>
     <w:p>
       <w:r>
-        <w:t>private static final String TOPIC = "my-topic";</w:t>
-      </w:r>
+        <w:t>private static final String TOPIC = "my-topic</w:t>
+      </w:r>
+      <w:proofErr w:type="gramStart"/>
+      <w:r>
+        <w:t>";</w:t>
+      </w:r>
+      <w:proofErr w:type="gramEnd"/>
     </w:p>
     <w:p/>
     <w:p>
-      <w:r>
-        <w:t>@PostMapping("/publish")</w:t>
+      <w:proofErr w:type="gramStart"/>
+      <w:r>
+        <w:t>@PostMapping</w:t>
+      </w:r>
+      <w:proofErr w:type="gramEnd"/>
+      <w:r>
+        <w:t>("/publish")</w:t>
       </w:r>
     </w:p>
     <w:p>
@@ -7317,13 +8364,23 @@
         <w:t xml:space="preserve">public String </w:t>
       </w:r>
       <w:proofErr w:type="spellStart"/>
+      <w:proofErr w:type="gramStart"/>
       <w:r>
         <w:t>publishMessage</w:t>
       </w:r>
       <w:proofErr w:type="spellEnd"/>
       <w:r>
-        <w:t>(@RequestBody String message) {</w:t>
-      </w:r>
+        <w:t>(</w:t>
+      </w:r>
+      <w:proofErr w:type="gramEnd"/>
+      <w:r>
+        <w:t xml:space="preserve">@RequestBody String </w:t>
+      </w:r>
+      <w:proofErr w:type="gramStart"/>
+      <w:r>
+        <w:t>message) {</w:t>
+      </w:r>
+      <w:proofErr w:type="gramEnd"/>
     </w:p>
     <w:p>
       <w:proofErr w:type="spellStart"/>
@@ -7332,13 +8389,23 @@
       </w:r>
       <w:proofErr w:type="spellEnd"/>
       <w:r>
-        <w:t>(TOPIC, message);</w:t>
-      </w:r>
-    </w:p>
-    <w:p>
-      <w:r>
-        <w:t>return "Message published to Kafka topic";</w:t>
-      </w:r>
+        <w:t>(TOPIC, message</w:t>
+      </w:r>
+      <w:proofErr w:type="gramStart"/>
+      <w:r>
+        <w:t>);</w:t>
+      </w:r>
+      <w:proofErr w:type="gramEnd"/>
+    </w:p>
+    <w:p>
+      <w:r>
+        <w:t>return "Message published to Kafka topic</w:t>
+      </w:r>
+      <w:proofErr w:type="gramStart"/>
+      <w:r>
+        <w:t>";</w:t>
+      </w:r>
+      <w:proofErr w:type="gramEnd"/>
     </w:p>
     <w:p>
       <w:r>
@@ -7411,7 +8478,15 @@
     <w:p/>
     <w:p>
       <w:r>
-        <w:t xml:space="preserve">@KafkaListener(topics = "my-topic", </w:t>
+        <w:t>@</w:t>
+      </w:r>
+      <w:proofErr w:type="gramStart"/>
+      <w:r>
+        <w:t>KafkaListener(</w:t>
+      </w:r>
+      <w:proofErr w:type="gramEnd"/>
+      <w:r>
+        <w:t xml:space="preserve">topics = "my-topic", </w:t>
       </w:r>
       <w:proofErr w:type="spellStart"/>
       <w:r>
@@ -7432,8 +8507,21 @@
     </w:p>
     <w:p>
       <w:r>
-        <w:t>public void consume(String message) {</w:t>
-      </w:r>
+        <w:t xml:space="preserve">public void </w:t>
+      </w:r>
+      <w:proofErr w:type="gramStart"/>
+      <w:r>
+        <w:t>consume(</w:t>
+      </w:r>
+      <w:proofErr w:type="gramEnd"/>
+      <w:r>
+        <w:t xml:space="preserve">String </w:t>
+      </w:r>
+      <w:proofErr w:type="gramStart"/>
+      <w:r>
+        <w:t>message) {</w:t>
+      </w:r>
+      <w:proofErr w:type="gramEnd"/>
     </w:p>
     <w:p>
       <w:proofErr w:type="spellStart"/>
@@ -7442,8 +8530,13 @@
       </w:r>
       <w:proofErr w:type="spellEnd"/>
       <w:r>
-        <w:t>("Consumed message: " + message);</w:t>
-      </w:r>
+        <w:t>("Consumed message: " + message</w:t>
+      </w:r>
+      <w:proofErr w:type="gramStart"/>
+      <w:r>
+        <w:t>);</w:t>
+      </w:r>
+      <w:proofErr w:type="gramEnd"/>
     </w:p>
     <w:p>
       <w:r>
@@ -7742,8 +8835,13 @@
             <w:hideMark/>
           </w:tcPr>
           <w:p>
+            <w:proofErr w:type="gramStart"/>
             <w:r>
-              <w:t>Custom (TCP)</w:t>
+              <w:t>Custom</w:t>
+            </w:r>
+            <w:proofErr w:type="gramEnd"/>
+            <w:r>
+              <w:t xml:space="preserve"> (TCP)</w:t>
             </w:r>
           </w:p>
         </w:tc>
@@ -7946,8 +9044,13 @@
       </w:r>
       <w:proofErr w:type="spellEnd"/>
       <w:r>
-        <w:t xml:space="preserve"> --describe in details</w:t>
-      </w:r>
+        <w:t xml:space="preserve"> --describe in </w:t>
+      </w:r>
+      <w:proofErr w:type="gramStart"/>
+      <w:r>
+        <w:t>details</w:t>
+      </w:r>
+      <w:proofErr w:type="gramEnd"/>
     </w:p>
     <w:p>
       <w:pPr>
@@ -8116,7 +9219,15 @@
         <w:t>Pipeline Automation:</w:t>
       </w:r>
       <w:r>
-        <w:t> Automates build and deployment steps for microservices.</w:t>
+        <w:t xml:space="preserve"> Automates build and </w:t>
+      </w:r>
+      <w:proofErr w:type="gramStart"/>
+      <w:r>
+        <w:t>deployment</w:t>
+      </w:r>
+      <w:proofErr w:type="gramEnd"/>
+      <w:r>
+        <w:t xml:space="preserve"> steps for microservices.</w:t>
       </w:r>
     </w:p>
     <w:p>
@@ -8184,7 +9295,15 @@
     </w:p>
     <w:p>
       <w:r>
-        <w:t>"In our project, we used IKP to manage CI/CD pipelines for microservices deployed on Kubernetes. The pipeline was triggered on code commits to GitHub, built Docker images, and deployed them to Kubernetes clusters. IKP provided visibility into deployment status and allowed quick rollbacks in case of failures."</w:t>
+        <w:t xml:space="preserve">"In our project, we used IKP to manage CI/CD pipelines for microservices deployed on Kubernetes. The pipeline was triggered on code </w:t>
+      </w:r>
+      <w:proofErr w:type="gramStart"/>
+      <w:r>
+        <w:t>commits</w:t>
+      </w:r>
+      <w:proofErr w:type="gramEnd"/>
+      <w:r>
+        <w:t xml:space="preserve"> to GitHub, built Docker images, and deployed them to Kubernetes clusters. IKP provided visibility into deployment status and allowed quick rollbacks in case of failures."</w:t>
       </w:r>
     </w:p>
     <w:p>
@@ -8689,7 +9808,15 @@
         <w:t>Observability</w:t>
       </w:r>
       <w:r>
-        <w:t>: Logs and metrics integrated with tools like Splunk or Prometheus.</w:t>
+        <w:t xml:space="preserve">: Logs and metrics </w:t>
+      </w:r>
+      <w:proofErr w:type="gramStart"/>
+      <w:r>
+        <w:t>integrated</w:t>
+      </w:r>
+      <w:proofErr w:type="gramEnd"/>
+      <w:r>
+        <w:t xml:space="preserve"> with tools like Splunk or Prometheus.</w:t>
       </w:r>
     </w:p>
     <w:p>
@@ -9731,8 +10858,13 @@
           <w:numId w:val="33"/>
         </w:numPr>
       </w:pPr>
-      <w:r>
-        <w:t>Informs Docker that the container listens on a specific port.</w:t>
+      <w:proofErr w:type="gramStart"/>
+      <w:r>
+        <w:t>Informs</w:t>
+      </w:r>
+      <w:proofErr w:type="gramEnd"/>
+      <w:r>
+        <w:t xml:space="preserve"> Docker that the container listens on a specific port.</w:t>
       </w:r>
       <w:r>
         <w:br/>
@@ -10149,10 +11281,12 @@
         <w:t xml:space="preserve">docker build -t </w:t>
       </w:r>
       <w:proofErr w:type="spellStart"/>
+      <w:proofErr w:type="gramStart"/>
       <w:r>
         <w:t>myapp:latest</w:t>
       </w:r>
       <w:proofErr w:type="spellEnd"/>
+      <w:proofErr w:type="gramEnd"/>
       <w:r>
         <w:t xml:space="preserve"> .</w:t>
       </w:r>
@@ -10169,13 +11303,23 @@
     </w:p>
     <w:p>
       <w:r>
-        <w:t xml:space="preserve">docker run -p 8080:8080 </w:t>
-      </w:r>
-      <w:proofErr w:type="spellStart"/>
+        <w:t xml:space="preserve">docker </w:t>
+      </w:r>
+      <w:proofErr w:type="gramStart"/>
+      <w:r>
+        <w:t>run -p</w:t>
+      </w:r>
+      <w:proofErr w:type="gramEnd"/>
+      <w:r>
+        <w:t xml:space="preserve"> 8080:8080 </w:t>
+      </w:r>
+      <w:proofErr w:type="spellStart"/>
+      <w:proofErr w:type="gramStart"/>
       <w:r>
         <w:t>myapp:latest</w:t>
       </w:r>
       <w:proofErr w:type="spellEnd"/>
+      <w:proofErr w:type="gramEnd"/>
     </w:p>
     <w:p>
       <w:r>
@@ -10265,7 +11409,15 @@
         <w:t>log management and monitoring platform</w:t>
       </w:r>
       <w:r>
-        <w:t xml:space="preserve"> that collects, indexes, and analyzes machine-generated data from applications, servers, and devices. It is widely used for:</w:t>
+        <w:t xml:space="preserve"> that </w:t>
+      </w:r>
+      <w:proofErr w:type="gramStart"/>
+      <w:r>
+        <w:t>collects,</w:t>
+      </w:r>
+      <w:proofErr w:type="gramEnd"/>
+      <w:r>
+        <w:t xml:space="preserve"> indexes, and analyzes machine-generated data from applications, servers, and devices. It is widely used for:</w:t>
       </w:r>
     </w:p>
     <w:p>
